--- a/Exam-Claude-Webpage.docx
+++ b/Exam-Claude-Webpage.docx
@@ -143,7 +143,7 @@
                 <w:sz w:val="22"/>
                 <w:szCs w:val="22"/>
               </w:rPr>
-              <w:t xml:space="preserve">Божидар</w:t>
+              <w:t xml:space="preserve">Божидар Пачовски</w:t>
             </w:r>
           </w:p>
         </w:tc>
@@ -291,7 +291,7 @@
                 <w:sz w:val="22"/>
                 <w:szCs w:val="22"/>
               </w:rPr>
-              <w:t xml:space="preserve">bozhidar@pulse.bg</w:t>
+              <w:t xml:space="preserve">pachovski@gmail.com</w:t>
             </w:r>
           </w:p>
         </w:tc>
@@ -561,7 +561,7 @@
                 <w:sz w:val="22"/>
                 <w:szCs w:val="22"/>
               </w:rPr>
-              <w:t xml:space="preserve">Фитнес клуб FitZone (кв. Люлин, София) — 7 години работа, нулево онлайн присъствие. Клиентите се намират само по препоръка. Нужна е проста уебстраница с услуги, цени и форма за запис.</w:t>
+              <w:t xml:space="preserve">Фитнес клуб FitZone (кв. Люлин, София) — 7 години работа, нулево онлайн присъствие. Клиентите се намират само по препоръка. Нужна е проста уебстраница с услуги, цени в EUR и форма за запис.</w:t>
             </w:r>
           </w:p>
         </w:tc>
@@ -724,7 +724,7 @@
                 <w:sz w:val="22"/>
                 <w:szCs w:val="22"/>
               </w:rPr>
-              <w:t xml:space="preserve">Работя по проблем в сферата на малкия бизнес / услуги. Проблемът е: Имам малък фитнес клуб в кв. Люлин, София (бул. Царица Йоанна 47), работещ вече 7 години, но без никакво онлайн присъствие — нямам уебсайт, намират ме само хора от квартала по препоръка. Искам потенциалните клиенти да могат да намерят информация за услугите ми (фитнес зала, кардио, групови тренировки, личен треньор), цените (от 10 лв./посещение до 599 лв./год.), работното време и да се запишат за безплатна пробна тренировка. Предложи ми просто решение, обясни на кого помага и дай идеята в 5-6 изречения.</w:t>
+              <w:t xml:space="preserve">Работя по проблем в сферата на малкия бизнес / услуги. Проблемът е: Имам малък фитнес клуб в кв. Люлин, София (бул. Царица Йоанна 47), работещ вече 7 години, но без никакво онлайн присъствие — нямам уебсайт, намират ме само хора от квартала по препоръка. Искам потенциалните клиенти да могат да намерят информация за услугите ми (фитнес зала, кардио, групови тренировки, личен треньор), цените (от 5 EUR/посещение до 306 EUR/год.), работното време и да се запишат за безплатна пробна тренировка. Предложи ми просто решение, обясни на кого помага и дай идеята в 5-6 изречения.</w:t>
             </w:r>
           </w:p>
         </w:tc>
@@ -798,7 +798,7 @@
                 <w:sz w:val="22"/>
                 <w:szCs w:val="22"/>
               </w:rPr>
-              <w:t xml:space="preserve">Предложеното решение е създаването на проста едностранична уебстраница (landing page) за FitZone, която съдържа меню с услуги, ценоразпис, седмична програма на груповите тренировки, форма за запис за безплатна пробна тренировка и информация за локация с работно време. Страницата помага на хора от квартала и около него, които търсят фитнес клуб в Google — те ще могат да намерят клуба, да разберат какво се предлага и на каква цена, и да се запишат за пробна тренировка без да се налага да се обаждат. Страницата е статична (само HTML/CSS/JS), може да се хоства безплатно в GitHub Pages, лесна е за поддържане и може да се надгради с онлайн резервации при нужда. Сигнатурният елемент е диагонална grid-текстура с лайм-зелен акцент (#d4f000), която дава енергичен, спортен характер без да изглежда шаблонно. Решението е приложимо веднага, без техническа поддръжка и без месечен разход.</w:t>
+              <w:t xml:space="preserve">Предложеното решение е създаването на проста едностранична уебстраница (landing page) за FitZone, която съдържа меню с услуги, ценоразпис в EUR, седмична програма на груповите тренировки, форма за запис за безплатна пробна тренировка, интерактивна Google Maps карта и информация за локация с работно време. Страницата помага на хора от квартала и около него, които търсят фитнес клуб в Google — те ще могат да намерят клуба, да разберат какво се предлага и на каква цена в евро, и да се запишат за пробна тренировка без да се налага да се обаждат. Страницата е статична (само HTML/CSS/JS), хоствана безплатно в GitHub Pages, лесна за поддържане и може да се надгради с онлайн резервации при нужда. Редизайнът следва UI/UX Pro Max Skill — Vibrant &amp; Block-based стил с оранжево-зелена цветова схема (#F97316 / #22C55E) на тъмен фон, подходящ за спортни брандове. Решението е приложимо веднага, без техническа поддръжка и без месечен разход.</w:t>
             </w:r>
           </w:p>
         </w:tc>
@@ -1019,7 +1019,7 @@
                 <w:sz w:val="22"/>
                 <w:szCs w:val="22"/>
               </w:rPr>
-              <w:t xml:space="preserve">Едностранична HTML уебстраница за FitZone - фитнес клуб в кв. Люлин. Секции: Hero с ключово послание, Услуги (4 карти), Цени (4 плана вкл. Най-популярен), Групови тренировки (таблица с 6 занятия), Форма за безплатна пробна тренировка, Локация с работно време.</w:t>
+              <w:t xml:space="preserve">Едностранична HTML уебстраница за FitZone - фитнес клуб в кв. Люлин. Секции: Hero, Услуги (4 карти), Цени в EUR (4 плана), Групови тренировки (6 занятия), Форма за запис, Google Maps карта, Локация. Редизайн по UI/UX Pro Max Skill.</w:t>
             </w:r>
           </w:p>
         </w:tc>
@@ -1093,7 +1093,7 @@
                 <w:sz w:val="22"/>
                 <w:szCs w:val="22"/>
               </w:rPr>
-              <w:t xml:space="preserve">Чист HTML5 / CSS3 / минимален JavaScript — без фреймуъркове. Хостван безплатно в GitHub Pages.</w:t>
+              <w:t xml:space="preserve">HTML5 / CSS3 / JavaScript — без фреймуъркове. Хостван безплатно в GitHub Pages. Google Maps Embed API за карта.</w:t>
             </w:r>
           </w:p>
         </w:tc>

--- a/Exam-Claude-Webpage.docx
+++ b/Exam-Claude-Webpage.docx
@@ -1307,7 +1307,7 @@
           <w:sz w:val="22"/>
           <w:szCs w:val="22"/>
         </w:rPr>
-        <w:t xml:space="preserve">до 14 юни 2025 г., 21:59 ч.</w:t>
+        <w:t xml:space="preserve">до 14 юни 2026 г., 21:59 ч.</w:t>
       </w:r>
     </w:p>
     <w:p>
@@ -1330,7 +1330,7 @@
           <w:sz w:val="22"/>
           <w:szCs w:val="22"/>
         </w:rPr>
-        <w:t xml:space="preserve">до 21 юни 2025 г., 21:59 ч.</w:t>
+        <w:t xml:space="preserve">до 21 юни 2026 г., 21:59 ч.</w:t>
       </w:r>
     </w:p>
     <w:p>

--- a/Exam-Claude-Webpage.docx
+++ b/Exam-Claude-Webpage.docx
@@ -4,7 +4,7 @@
   <w:body>
     <w:p>
       <w:pPr>
-        <w:spacing w:after="240" w:before="0"/>
+        <w:spacing w:after="160" w:before="0"/>
         <w:jc w:val="center"/>
       </w:pPr>
       <w:r>
@@ -20,7 +20,7 @@
     </w:p>
     <w:p>
       <w:pPr>
-        <w:spacing w:after="360" w:before="0"/>
+        <w:spacing w:after="80" w:before="0"/>
         <w:jc w:val="center"/>
       </w:pPr>
       <w:r>
@@ -36,18 +36,33 @@
     </w:p>
     <w:p>
       <w:pPr>
-        <w:spacing w:after="160" w:before="60"/>
+        <w:spacing w:after="360" w:before="0"/>
+        <w:jc w:val="center"/>
+      </w:pPr>
+      <w:r>
+        <w:rPr>
+          <w:rFonts w:ascii="Arial" w:cs="Arial" w:eastAsia="Arial" w:hAnsi="Arial"/>
+          <w:color w:val="888888"/>
+          <w:sz w:val="22"/>
+          <w:szCs w:val="22"/>
+        </w:rPr>
+        <w:t xml:space="preserve">Редовен изпит — юни 2026</w:t>
+      </w:r>
+    </w:p>
+    <w:p>
+      <w:pPr>
+        <w:spacing w:after="120" w:before="60"/>
       </w:pPr>
       <w:r>
         <w:rPr>
           <w:rFonts w:ascii="Arial" w:cs="Arial" w:eastAsia="Arial" w:hAnsi="Arial"/>
           <w:i w:val="false"/>
           <w:iCs w:val="false"/>
-          <w:color w:val="000000"/>
-          <w:sz w:val="22"/>
-          <w:szCs w:val="22"/>
-        </w:rPr>
-        <w:t xml:space="preserve">Настоящото задание за изпит има за цел да провери дали можете самостоятелно да използвате Claude за формулиране на реален проблем, генериране на приложимо решение и създаване на проста уебстраница, която представя решението по ясен и убедителен начин.</w:t>
+          <w:color w:val="333333"/>
+          <w:sz w:val="22"/>
+          <w:szCs w:val="22"/>
+        </w:rPr>
+        <w:t xml:space="preserve">Настоящото задание има за цел да провери дали можете самостоятелно да използвате Claude за формулиране на реален проблем, генериране на приложимо решение и създаване на проста уебстраница, която представя решението по ясен и убедителен начин.</w:t>
       </w:r>
     </w:p>
     <w:p>
@@ -79,23 +94,20 @@
           <w:tcPr>
             <w:tcW w:type="dxa" w:w="2268"/>
             <w:tcBorders>
-              <w:top w:val="single" w:color="AAAAAA" w:sz="4"/>
-              <w:left w:val="single" w:color="AAAAAA" w:sz="4"/>
-              <w:bottom w:val="single" w:color="AAAAAA" w:sz="4"/>
-              <w:right w:val="single" w:color="AAAAAA" w:sz="4"/>
-            </w:tcBorders>
-            <w:shd w:fill="F2F2F2" w:val="clear"/>
-            <w:tcMar>
-              <w:top w:type="dxa" w:w="100"/>
-              <w:left w:type="dxa" w:w="160"/>
-              <w:bottom w:type="dxa" w:w="100"/>
-              <w:right w:type="dxa" w:w="160"/>
-            </w:tcMar>
-          </w:tcPr>
-          <w:p>
-            <w:pPr>
-              <w:jc w:val="left"/>
-            </w:pPr>
+              <w:top w:val="single" w:color="CCCCCC" w:sz="4"/>
+              <w:left w:val="single" w:color="CCCCCC" w:sz="4"/>
+              <w:bottom w:val="single" w:color="CCCCCC" w:sz="4"/>
+              <w:right w:val="single" w:color="CCCCCC" w:sz="4"/>
+            </w:tcBorders>
+            <w:shd w:fill="F5F5F5" w:val="clear"/>
+            <w:tcMar>
+              <w:top w:type="dxa" w:w="120"/>
+              <w:left w:type="dxa" w:w="160"/>
+              <w:bottom w:type="dxa" w:w="120"/>
+              <w:right w:type="dxa" w:w="160"/>
+            </w:tcMar>
+          </w:tcPr>
+          <w:p>
             <w:r>
               <w:rPr>
                 <w:rFonts w:ascii="Arial" w:cs="Arial" w:eastAsia="Arial" w:hAnsi="Arial"/>
@@ -103,7 +115,7 @@
                 <w:bCs/>
                 <w:i w:val="false"/>
                 <w:iCs w:val="false"/>
-                <w:color w:val="000000"/>
+                <w:color w:val="333333"/>
                 <w:sz w:val="22"/>
                 <w:szCs w:val="22"/>
               </w:rPr>
@@ -113,25 +125,22 @@
         </w:tc>
         <w:tc>
           <w:tcPr>
-            <w:tcW w:type="dxa" w:w="7088"/>
-            <w:tcBorders>
-              <w:top w:val="single" w:color="AAAAAA" w:sz="4"/>
-              <w:left w:val="single" w:color="AAAAAA" w:sz="4"/>
-              <w:bottom w:val="single" w:color="AAAAAA" w:sz="4"/>
-              <w:right w:val="single" w:color="AAAAAA" w:sz="4"/>
+            <w:tcW w:type="dxa" w:w="7092"/>
+            <w:tcBorders>
+              <w:top w:val="single" w:color="CCCCCC" w:sz="4"/>
+              <w:left w:val="single" w:color="CCCCCC" w:sz="4"/>
+              <w:bottom w:val="single" w:color="CCCCCC" w:sz="4"/>
+              <w:right w:val="single" w:color="CCCCCC" w:sz="4"/>
             </w:tcBorders>
             <w:shd w:fill="FFFFFF" w:val="clear"/>
             <w:tcMar>
-              <w:top w:type="dxa" w:w="100"/>
-              <w:left w:type="dxa" w:w="160"/>
-              <w:bottom w:type="dxa" w:w="100"/>
-              <w:right w:type="dxa" w:w="160"/>
-            </w:tcMar>
-          </w:tcPr>
-          <w:p>
-            <w:pPr>
-              <w:jc w:val="left"/>
-            </w:pPr>
+              <w:top w:type="dxa" w:w="120"/>
+              <w:left w:type="dxa" w:w="160"/>
+              <w:bottom w:type="dxa" w:w="120"/>
+              <w:right w:type="dxa" w:w="160"/>
+            </w:tcMar>
+          </w:tcPr>
+          <w:p>
             <w:r>
               <w:rPr>
                 <w:rFonts w:ascii="Arial" w:cs="Arial" w:eastAsia="Arial" w:hAnsi="Arial"/>
@@ -139,7 +148,7 @@
                 <w:bCs w:val="false"/>
                 <w:i w:val="false"/>
                 <w:iCs w:val="false"/>
-                <w:color w:val="000000"/>
+                <w:color w:val="1C1C1C"/>
                 <w:sz w:val="22"/>
                 <w:szCs w:val="22"/>
               </w:rPr>
@@ -153,23 +162,20 @@
           <w:tcPr>
             <w:tcW w:type="dxa" w:w="2268"/>
             <w:tcBorders>
-              <w:top w:val="single" w:color="AAAAAA" w:sz="4"/>
-              <w:left w:val="single" w:color="AAAAAA" w:sz="4"/>
-              <w:bottom w:val="single" w:color="AAAAAA" w:sz="4"/>
-              <w:right w:val="single" w:color="AAAAAA" w:sz="4"/>
-            </w:tcBorders>
-            <w:shd w:fill="F2F2F2" w:val="clear"/>
-            <w:tcMar>
-              <w:top w:type="dxa" w:w="100"/>
-              <w:left w:type="dxa" w:w="160"/>
-              <w:bottom w:type="dxa" w:w="100"/>
-              <w:right w:type="dxa" w:w="160"/>
-            </w:tcMar>
-          </w:tcPr>
-          <w:p>
-            <w:pPr>
-              <w:jc w:val="left"/>
-            </w:pPr>
+              <w:top w:val="single" w:color="CCCCCC" w:sz="4"/>
+              <w:left w:val="single" w:color="CCCCCC" w:sz="4"/>
+              <w:bottom w:val="single" w:color="CCCCCC" w:sz="4"/>
+              <w:right w:val="single" w:color="CCCCCC" w:sz="4"/>
+            </w:tcBorders>
+            <w:shd w:fill="F5F5F5" w:val="clear"/>
+            <w:tcMar>
+              <w:top w:type="dxa" w:w="120"/>
+              <w:left w:type="dxa" w:w="160"/>
+              <w:bottom w:type="dxa" w:w="120"/>
+              <w:right w:type="dxa" w:w="160"/>
+            </w:tcMar>
+          </w:tcPr>
+          <w:p>
             <w:r>
               <w:rPr>
                 <w:rFonts w:ascii="Arial" w:cs="Arial" w:eastAsia="Arial" w:hAnsi="Arial"/>
@@ -177,7 +183,7 @@
                 <w:bCs/>
                 <w:i w:val="false"/>
                 <w:iCs w:val="false"/>
-                <w:color w:val="000000"/>
+                <w:color w:val="333333"/>
                 <w:sz w:val="22"/>
                 <w:szCs w:val="22"/>
               </w:rPr>
@@ -187,25 +193,22 @@
         </w:tc>
         <w:tc>
           <w:tcPr>
-            <w:tcW w:type="dxa" w:w="7088"/>
-            <w:tcBorders>
-              <w:top w:val="single" w:color="AAAAAA" w:sz="4"/>
-              <w:left w:val="single" w:color="AAAAAA" w:sz="4"/>
-              <w:bottom w:val="single" w:color="AAAAAA" w:sz="4"/>
-              <w:right w:val="single" w:color="AAAAAA" w:sz="4"/>
+            <w:tcW w:type="dxa" w:w="7092"/>
+            <w:tcBorders>
+              <w:top w:val="single" w:color="CCCCCC" w:sz="4"/>
+              <w:left w:val="single" w:color="CCCCCC" w:sz="4"/>
+              <w:bottom w:val="single" w:color="CCCCCC" w:sz="4"/>
+              <w:right w:val="single" w:color="CCCCCC" w:sz="4"/>
             </w:tcBorders>
             <w:shd w:fill="FFFFFF" w:val="clear"/>
             <w:tcMar>
-              <w:top w:type="dxa" w:w="100"/>
-              <w:left w:type="dxa" w:w="160"/>
-              <w:bottom w:type="dxa" w:w="100"/>
-              <w:right w:type="dxa" w:w="160"/>
-            </w:tcMar>
-          </w:tcPr>
-          <w:p>
-            <w:pPr>
-              <w:jc w:val="left"/>
-            </w:pPr>
+              <w:top w:type="dxa" w:w="120"/>
+              <w:left w:type="dxa" w:w="160"/>
+              <w:bottom w:type="dxa" w:w="120"/>
+              <w:right w:type="dxa" w:w="160"/>
+            </w:tcMar>
+          </w:tcPr>
+          <w:p>
             <w:r>
               <w:rPr>
                 <w:rFonts w:ascii="Arial" w:cs="Arial" w:eastAsia="Arial" w:hAnsi="Arial"/>
@@ -213,7 +216,7 @@
                 <w:bCs w:val="false"/>
                 <w:i w:val="false"/>
                 <w:iCs w:val="false"/>
-                <w:color w:val="000000"/>
+                <w:color w:val="1C1C1C"/>
                 <w:sz w:val="22"/>
                 <w:szCs w:val="22"/>
               </w:rPr>
@@ -227,23 +230,20 @@
           <w:tcPr>
             <w:tcW w:type="dxa" w:w="2268"/>
             <w:tcBorders>
-              <w:top w:val="single" w:color="AAAAAA" w:sz="4"/>
-              <w:left w:val="single" w:color="AAAAAA" w:sz="4"/>
-              <w:bottom w:val="single" w:color="AAAAAA" w:sz="4"/>
-              <w:right w:val="single" w:color="AAAAAA" w:sz="4"/>
-            </w:tcBorders>
-            <w:shd w:fill="F2F2F2" w:val="clear"/>
-            <w:tcMar>
-              <w:top w:type="dxa" w:w="100"/>
-              <w:left w:type="dxa" w:w="160"/>
-              <w:bottom w:type="dxa" w:w="100"/>
-              <w:right w:type="dxa" w:w="160"/>
-            </w:tcMar>
-          </w:tcPr>
-          <w:p>
-            <w:pPr>
-              <w:jc w:val="left"/>
-            </w:pPr>
+              <w:top w:val="single" w:color="CCCCCC" w:sz="4"/>
+              <w:left w:val="single" w:color="CCCCCC" w:sz="4"/>
+              <w:bottom w:val="single" w:color="CCCCCC" w:sz="4"/>
+              <w:right w:val="single" w:color="CCCCCC" w:sz="4"/>
+            </w:tcBorders>
+            <w:shd w:fill="F5F5F5" w:val="clear"/>
+            <w:tcMar>
+              <w:top w:type="dxa" w:w="120"/>
+              <w:left w:type="dxa" w:w="160"/>
+              <w:bottom w:type="dxa" w:w="120"/>
+              <w:right w:type="dxa" w:w="160"/>
+            </w:tcMar>
+          </w:tcPr>
+          <w:p>
             <w:r>
               <w:rPr>
                 <w:rFonts w:ascii="Arial" w:cs="Arial" w:eastAsia="Arial" w:hAnsi="Arial"/>
@@ -251,7 +251,7 @@
                 <w:bCs/>
                 <w:i w:val="false"/>
                 <w:iCs w:val="false"/>
-                <w:color w:val="000000"/>
+                <w:color w:val="333333"/>
                 <w:sz w:val="22"/>
                 <w:szCs w:val="22"/>
               </w:rPr>
@@ -261,25 +261,22 @@
         </w:tc>
         <w:tc>
           <w:tcPr>
-            <w:tcW w:type="dxa" w:w="7088"/>
-            <w:tcBorders>
-              <w:top w:val="single" w:color="AAAAAA" w:sz="4"/>
-              <w:left w:val="single" w:color="AAAAAA" w:sz="4"/>
-              <w:bottom w:val="single" w:color="AAAAAA" w:sz="4"/>
-              <w:right w:val="single" w:color="AAAAAA" w:sz="4"/>
+            <w:tcW w:type="dxa" w:w="7092"/>
+            <w:tcBorders>
+              <w:top w:val="single" w:color="CCCCCC" w:sz="4"/>
+              <w:left w:val="single" w:color="CCCCCC" w:sz="4"/>
+              <w:bottom w:val="single" w:color="CCCCCC" w:sz="4"/>
+              <w:right w:val="single" w:color="CCCCCC" w:sz="4"/>
             </w:tcBorders>
             <w:shd w:fill="FFFFFF" w:val="clear"/>
             <w:tcMar>
-              <w:top w:type="dxa" w:w="100"/>
-              <w:left w:type="dxa" w:w="160"/>
-              <w:bottom w:type="dxa" w:w="100"/>
-              <w:right w:type="dxa" w:w="160"/>
-            </w:tcMar>
-          </w:tcPr>
-          <w:p>
-            <w:pPr>
-              <w:jc w:val="left"/>
-            </w:pPr>
+              <w:top w:type="dxa" w:w="120"/>
+              <w:left w:type="dxa" w:w="160"/>
+              <w:bottom w:type="dxa" w:w="120"/>
+              <w:right w:type="dxa" w:w="160"/>
+            </w:tcMar>
+          </w:tcPr>
+          <w:p>
             <w:r>
               <w:rPr>
                 <w:rFonts w:ascii="Arial" w:cs="Arial" w:eastAsia="Arial" w:hAnsi="Arial"/>
@@ -287,7 +284,7 @@
                 <w:bCs w:val="false"/>
                 <w:i w:val="false"/>
                 <w:iCs w:val="false"/>
-                <w:color w:val="000000"/>
+                <w:color w:val="1C1C1C"/>
                 <w:sz w:val="22"/>
                 <w:szCs w:val="22"/>
               </w:rPr>
@@ -332,7 +329,10 @@
     </w:p>
     <w:p>
       <w:pPr>
-        <w:spacing w:after="80" w:before="80"/>
+        <w:pBdr>
+          <w:bottom w:val="single" w:color="EEEEEE" w:sz="4"/>
+        </w:pBdr>
+        <w:spacing w:after="200" w:before="200"/>
       </w:pPr>
       <w:r>
         <w:t xml:space="preserve"/>
@@ -340,66 +340,43 @@
     </w:p>
     <w:p>
       <w:pPr>
-        <w:spacing w:after="120" w:before="360"/>
+        <w:spacing w:after="120" w:before="320"/>
       </w:pPr>
       <w:r>
         <w:rPr>
           <w:rFonts w:ascii="Arial" w:cs="Arial" w:eastAsia="Arial" w:hAnsi="Arial"/>
           <w:b/>
           <w:bCs/>
-          <w:sz w:val="36"/>
-          <w:szCs w:val="36"/>
+          <w:color w:val="1C1C1C"/>
+          <w:sz w:val="28"/>
+          <w:szCs w:val="28"/>
           <w:u w:val="single"/>
         </w:rPr>
-        <w:t xml:space="preserve">1. Избор на тема</w:t>
-      </w:r>
-    </w:p>
-    <w:p>
-      <w:pPr>
-        <w:spacing w:after="160" w:before="60"/>
+        <w:t xml:space="preserve">1. Избор на сфера и формулиране на проблем</w:t>
+      </w:r>
+    </w:p>
+    <w:p>
+      <w:pPr>
+        <w:spacing w:after="120" w:before="60"/>
       </w:pPr>
       <w:r>
         <w:rPr>
           <w:rFonts w:ascii="Arial" w:cs="Arial" w:eastAsia="Arial" w:hAnsi="Arial"/>
           <w:i w:val="false"/>
           <w:iCs w:val="false"/>
-          <w:color w:val="000000"/>
-          <w:sz w:val="22"/>
-          <w:szCs w:val="22"/>
-        </w:rPr>
-        <w:t xml:space="preserve">Изберете реален проблем от вашия живот или работа, за който искате да намерите решение с помощта на AI.</w:t>
-      </w:r>
-    </w:p>
-    <w:p>
-      <w:pPr>
-        <w:spacing w:after="160" w:before="60"/>
-      </w:pPr>
-      <w:r>
-        <w:rPr>
-          <w:rFonts w:ascii="Arial" w:cs="Arial" w:eastAsia="Arial" w:hAnsi="Arial"/>
-          <w:i/>
-          <w:iCs/>
-          <w:color w:val="000000"/>
-          <w:sz w:val="22"/>
-          <w:szCs w:val="22"/>
-        </w:rPr>
-        <w:t xml:space="preserve">Можете да изберете и собствена тема.</w:t>
-      </w:r>
-    </w:p>
-    <w:p>
-      <w:pPr>
-        <w:spacing w:after="160" w:before="60"/>
-      </w:pPr>
-      <w:r>
-        <w:rPr>
-          <w:rFonts w:ascii="Arial" w:cs="Arial" w:eastAsia="Arial" w:hAnsi="Arial"/>
-          <w:i w:val="false"/>
-          <w:iCs w:val="false"/>
-          <w:color w:val="000000"/>
-          <w:sz w:val="22"/>
-          <w:szCs w:val="22"/>
-        </w:rPr>
-        <w:t xml:space="preserve">Попълнете таблицата:</w:t>
+          <w:color w:val="333333"/>
+          <w:sz w:val="22"/>
+          <w:szCs w:val="22"/>
+        </w:rPr>
+        <w:t xml:space="preserve">Изберете реален проблем от бизнес, организация, екип, общност или ваша професионална среда. Проблемът трябва да е конкретен и да може да бъде обяснен в 1-2 изречения.</w:t>
+      </w:r>
+    </w:p>
+    <w:p>
+      <w:pPr>
+        <w:spacing w:after="80" w:before="40"/>
+      </w:pPr>
+      <w:r>
+        <w:t xml:space="preserve"/>
       </w:r>
     </w:p>
     <w:tbl>
@@ -423,23 +400,20 @@
           <w:tcPr>
             <w:tcW w:type="dxa" w:w="2268"/>
             <w:tcBorders>
-              <w:top w:val="single" w:color="AAAAAA" w:sz="4"/>
-              <w:left w:val="single" w:color="AAAAAA" w:sz="4"/>
-              <w:bottom w:val="single" w:color="AAAAAA" w:sz="4"/>
-              <w:right w:val="single" w:color="AAAAAA" w:sz="4"/>
-            </w:tcBorders>
-            <w:shd w:fill="F2F2F2" w:val="clear"/>
-            <w:tcMar>
-              <w:top w:type="dxa" w:w="100"/>
-              <w:left w:type="dxa" w:w="160"/>
-              <w:bottom w:type="dxa" w:w="100"/>
-              <w:right w:type="dxa" w:w="160"/>
-            </w:tcMar>
-          </w:tcPr>
-          <w:p>
-            <w:pPr>
-              <w:jc w:val="left"/>
-            </w:pPr>
+              <w:top w:val="single" w:color="CCCCCC" w:sz="4"/>
+              <w:left w:val="single" w:color="CCCCCC" w:sz="4"/>
+              <w:bottom w:val="single" w:color="CCCCCC" w:sz="4"/>
+              <w:right w:val="single" w:color="CCCCCC" w:sz="4"/>
+            </w:tcBorders>
+            <w:shd w:fill="F5F5F5" w:val="clear"/>
+            <w:tcMar>
+              <w:top w:type="dxa" w:w="120"/>
+              <w:left w:type="dxa" w:w="160"/>
+              <w:bottom w:type="dxa" w:w="120"/>
+              <w:right w:type="dxa" w:w="160"/>
+            </w:tcMar>
+          </w:tcPr>
+          <w:p>
             <w:r>
               <w:rPr>
                 <w:rFonts w:ascii="Arial" w:cs="Arial" w:eastAsia="Arial" w:hAnsi="Arial"/>
@@ -447,7 +421,7 @@
                 <w:bCs/>
                 <w:i w:val="false"/>
                 <w:iCs w:val="false"/>
-                <w:color w:val="000000"/>
+                <w:color w:val="333333"/>
                 <w:sz w:val="22"/>
                 <w:szCs w:val="22"/>
               </w:rPr>
@@ -457,25 +431,22 @@
         </w:tc>
         <w:tc>
           <w:tcPr>
-            <w:tcW w:type="dxa" w:w="7088"/>
-            <w:tcBorders>
-              <w:top w:val="single" w:color="AAAAAA" w:sz="4"/>
-              <w:left w:val="single" w:color="AAAAAA" w:sz="4"/>
-              <w:bottom w:val="single" w:color="AAAAAA" w:sz="4"/>
-              <w:right w:val="single" w:color="AAAAAA" w:sz="4"/>
+            <w:tcW w:type="dxa" w:w="7092"/>
+            <w:tcBorders>
+              <w:top w:val="single" w:color="CCCCCC" w:sz="4"/>
+              <w:left w:val="single" w:color="CCCCCC" w:sz="4"/>
+              <w:bottom w:val="single" w:color="CCCCCC" w:sz="4"/>
+              <w:right w:val="single" w:color="CCCCCC" w:sz="4"/>
             </w:tcBorders>
             <w:shd w:fill="FFFFFF" w:val="clear"/>
             <w:tcMar>
-              <w:top w:type="dxa" w:w="100"/>
-              <w:left w:type="dxa" w:w="160"/>
-              <w:bottom w:type="dxa" w:w="100"/>
-              <w:right w:type="dxa" w:w="160"/>
-            </w:tcMar>
-          </w:tcPr>
-          <w:p>
-            <w:pPr>
-              <w:jc w:val="left"/>
-            </w:pPr>
+              <w:top w:type="dxa" w:w="120"/>
+              <w:left w:type="dxa" w:w="160"/>
+              <w:bottom w:type="dxa" w:w="120"/>
+              <w:right w:type="dxa" w:w="160"/>
+            </w:tcMar>
+          </w:tcPr>
+          <w:p>
             <w:r>
               <w:rPr>
                 <w:rFonts w:ascii="Arial" w:cs="Arial" w:eastAsia="Arial" w:hAnsi="Arial"/>
@@ -483,7 +454,7 @@
                 <w:bCs w:val="false"/>
                 <w:i w:val="false"/>
                 <w:iCs w:val="false"/>
-                <w:color w:val="000000"/>
+                <w:color w:val="1C1C1C"/>
                 <w:sz w:val="22"/>
                 <w:szCs w:val="22"/>
               </w:rPr>
@@ -497,23 +468,20 @@
           <w:tcPr>
             <w:tcW w:type="dxa" w:w="2268"/>
             <w:tcBorders>
-              <w:top w:val="single" w:color="AAAAAA" w:sz="4"/>
-              <w:left w:val="single" w:color="AAAAAA" w:sz="4"/>
-              <w:bottom w:val="single" w:color="AAAAAA" w:sz="4"/>
-              <w:right w:val="single" w:color="AAAAAA" w:sz="4"/>
-            </w:tcBorders>
-            <w:shd w:fill="F2F2F2" w:val="clear"/>
-            <w:tcMar>
-              <w:top w:type="dxa" w:w="100"/>
-              <w:left w:type="dxa" w:w="160"/>
-              <w:bottom w:type="dxa" w:w="100"/>
-              <w:right w:type="dxa" w:w="160"/>
-            </w:tcMar>
-          </w:tcPr>
-          <w:p>
-            <w:pPr>
-              <w:jc w:val="left"/>
-            </w:pPr>
+              <w:top w:val="single" w:color="CCCCCC" w:sz="4"/>
+              <w:left w:val="single" w:color="CCCCCC" w:sz="4"/>
+              <w:bottom w:val="single" w:color="CCCCCC" w:sz="4"/>
+              <w:right w:val="single" w:color="CCCCCC" w:sz="4"/>
+            </w:tcBorders>
+            <w:shd w:fill="F5F5F5" w:val="clear"/>
+            <w:tcMar>
+              <w:top w:type="dxa" w:w="120"/>
+              <w:left w:type="dxa" w:w="160"/>
+              <w:bottom w:type="dxa" w:w="120"/>
+              <w:right w:type="dxa" w:w="160"/>
+            </w:tcMar>
+          </w:tcPr>
+          <w:p>
             <w:r>
               <w:rPr>
                 <w:rFonts w:ascii="Arial" w:cs="Arial" w:eastAsia="Arial" w:hAnsi="Arial"/>
@@ -521,7 +489,7 @@
                 <w:bCs/>
                 <w:i w:val="false"/>
                 <w:iCs w:val="false"/>
-                <w:color w:val="000000"/>
+                <w:color w:val="333333"/>
                 <w:sz w:val="22"/>
                 <w:szCs w:val="22"/>
               </w:rPr>
@@ -531,25 +499,22 @@
         </w:tc>
         <w:tc>
           <w:tcPr>
-            <w:tcW w:type="dxa" w:w="7088"/>
-            <w:tcBorders>
-              <w:top w:val="single" w:color="AAAAAA" w:sz="4"/>
-              <w:left w:val="single" w:color="AAAAAA" w:sz="4"/>
-              <w:bottom w:val="single" w:color="AAAAAA" w:sz="4"/>
-              <w:right w:val="single" w:color="AAAAAA" w:sz="4"/>
+            <w:tcW w:type="dxa" w:w="7092"/>
+            <w:tcBorders>
+              <w:top w:val="single" w:color="CCCCCC" w:sz="4"/>
+              <w:left w:val="single" w:color="CCCCCC" w:sz="4"/>
+              <w:bottom w:val="single" w:color="CCCCCC" w:sz="4"/>
+              <w:right w:val="single" w:color="CCCCCC" w:sz="4"/>
             </w:tcBorders>
             <w:shd w:fill="FFFFFF" w:val="clear"/>
             <w:tcMar>
-              <w:top w:type="dxa" w:w="100"/>
-              <w:left w:type="dxa" w:w="160"/>
-              <w:bottom w:type="dxa" w:w="100"/>
-              <w:right w:type="dxa" w:w="160"/>
-            </w:tcMar>
-          </w:tcPr>
-          <w:p>
-            <w:pPr>
-              <w:jc w:val="left"/>
-            </w:pPr>
+              <w:top w:type="dxa" w:w="120"/>
+              <w:left w:type="dxa" w:w="160"/>
+              <w:bottom w:type="dxa" w:w="120"/>
+              <w:right w:type="dxa" w:w="160"/>
+            </w:tcMar>
+          </w:tcPr>
+          <w:p>
             <w:r>
               <w:rPr>
                 <w:rFonts w:ascii="Arial" w:cs="Arial" w:eastAsia="Arial" w:hAnsi="Arial"/>
@@ -557,11 +522,11 @@
                 <w:bCs w:val="false"/>
                 <w:i w:val="false"/>
                 <w:iCs w:val="false"/>
-                <w:color w:val="000000"/>
-                <w:sz w:val="22"/>
-                <w:szCs w:val="22"/>
-              </w:rPr>
-              <w:t xml:space="preserve">Фитнес клуб FitZone (кв. Люлин, София) — 7 години работа, нулево онлайн присъствие. Клиентите се намират само по препоръка. Нужна е проста уебстраница с услуги, цени в EUR и форма за запис.</w:t>
+                <w:color w:val="1C1C1C"/>
+                <w:sz w:val="22"/>
+                <w:szCs w:val="22"/>
+              </w:rPr>
+              <w:t xml:space="preserve">Фитнес клуб FitZone (кв. Люлин, София) работи 7 години без онлайн присъствие. Клиентите го намират само по препоръка от квартала. Необходима е уебстраница с услуги, цени в EUR, форма за запис и локация.</w:t>
             </w:r>
           </w:p>
         </w:tc>
@@ -569,7 +534,10 @@
     </w:tbl>
     <w:p>
       <w:pPr>
-        <w:spacing w:after="80" w:before="80"/>
+        <w:pBdr>
+          <w:bottom w:val="single" w:color="EEEEEE" w:sz="4"/>
+        </w:pBdr>
+        <w:spacing w:after="200" w:before="200"/>
       </w:pPr>
       <w:r>
         <w:t xml:space="preserve"/>
@@ -577,15 +545,16 @@
     </w:p>
     <w:p>
       <w:pPr>
-        <w:spacing w:after="120" w:before="360"/>
+        <w:spacing w:after="120" w:before="320"/>
       </w:pPr>
       <w:r>
         <w:rPr>
           <w:rFonts w:ascii="Arial" w:cs="Arial" w:eastAsia="Arial" w:hAnsi="Arial"/>
           <w:b/>
           <w:bCs/>
-          <w:sz w:val="36"/>
-          <w:szCs w:val="36"/>
+          <w:color w:val="1C1C1C"/>
+          <w:sz w:val="28"/>
+          <w:szCs w:val="28"/>
           <w:u w:val="single"/>
         </w:rPr>
         <w:t xml:space="preserve">2. Генериране на решение с AI асистент</w:t>
@@ -593,50 +562,42 @@
     </w:p>
     <w:p>
       <w:pPr>
-        <w:spacing w:after="160" w:before="60"/>
+        <w:spacing w:after="120" w:before="60"/>
       </w:pPr>
       <w:r>
         <w:rPr>
           <w:rFonts w:ascii="Arial" w:cs="Arial" w:eastAsia="Arial" w:hAnsi="Arial"/>
           <w:i w:val="false"/>
           <w:iCs w:val="false"/>
-          <w:color w:val="000000"/>
-          <w:sz w:val="22"/>
-          <w:szCs w:val="22"/>
-        </w:rPr>
-        <w:t xml:space="preserve">Опишете проблема на AI асистента и поискайте предложение за просто, приложимо решение. В промпта включете кой има проблема, какво му пречи и какъв тип резултат очаквате.</w:t>
-      </w:r>
-    </w:p>
-    <w:p>
-      <w:pPr>
-        <w:spacing w:after="160" w:before="60"/>
+          <w:color w:val="333333"/>
+          <w:sz w:val="22"/>
+          <w:szCs w:val="22"/>
+        </w:rPr>
+        <w:t xml:space="preserve">Описах проблема на Claude и поисках предложение за просто, приложимо решение. В промпта включих кой има проблема, какво му пречи и какъв тип резултат очаквам.</w:t>
+      </w:r>
+    </w:p>
+    <w:p>
+      <w:pPr>
+        <w:spacing w:after="120" w:before="60"/>
       </w:pPr>
       <w:r>
         <w:rPr>
           <w:rFonts w:ascii="Arial" w:cs="Arial" w:eastAsia="Arial" w:hAnsi="Arial"/>
           <w:i/>
           <w:iCs/>
-          <w:color w:val="000000"/>
-          <w:sz w:val="22"/>
-          <w:szCs w:val="22"/>
-        </w:rPr>
-        <w:t xml:space="preserve">Примерен промпт: „Работя по проблем в сферата на [сфера]. Проблемът е: [описание]. Предложи ми просто решение, обясни на кого помага и дай идеята в 5-6 изречения."</w:t>
-      </w:r>
-    </w:p>
-    <w:p>
-      <w:pPr>
-        <w:spacing w:after="160" w:before="60"/>
-      </w:pPr>
-      <w:r>
-        <w:rPr>
-          <w:rFonts w:ascii="Arial" w:cs="Arial" w:eastAsia="Arial" w:hAnsi="Arial"/>
-          <w:i w:val="false"/>
-          <w:iCs w:val="false"/>
-          <w:color w:val="000000"/>
-          <w:sz w:val="22"/>
-          <w:szCs w:val="22"/>
-        </w:rPr>
-        <w:t xml:space="preserve">Попълнете таблицата (поставете реалния промпт и резултата):</w:t>
+          <w:color w:val="333333"/>
+          <w:sz w:val="22"/>
+          <w:szCs w:val="22"/>
+        </w:rPr>
+        <w:t xml:space="preserve">Използван промпт формат: „Работя по проблем в сферата на [сфера]. Проблемът е: [описание]. Предложи ми просто решение, обясни на кого помага и дай идеята в 5-6 изречения."</w:t>
+      </w:r>
+    </w:p>
+    <w:p>
+      <w:pPr>
+        <w:spacing w:after="80" w:before="40"/>
+      </w:pPr>
+      <w:r>
+        <w:t xml:space="preserve"/>
       </w:r>
     </w:p>
     <w:tbl>
@@ -660,23 +621,20 @@
           <w:tcPr>
             <w:tcW w:type="dxa" w:w="2268"/>
             <w:tcBorders>
-              <w:top w:val="single" w:color="AAAAAA" w:sz="4"/>
-              <w:left w:val="single" w:color="AAAAAA" w:sz="4"/>
-              <w:bottom w:val="single" w:color="AAAAAA" w:sz="4"/>
-              <w:right w:val="single" w:color="AAAAAA" w:sz="4"/>
-            </w:tcBorders>
-            <w:shd w:fill="F2F2F2" w:val="clear"/>
-            <w:tcMar>
-              <w:top w:type="dxa" w:w="100"/>
-              <w:left w:type="dxa" w:w="160"/>
-              <w:bottom w:type="dxa" w:w="100"/>
-              <w:right w:type="dxa" w:w="160"/>
-            </w:tcMar>
-          </w:tcPr>
-          <w:p>
-            <w:pPr>
-              <w:jc w:val="left"/>
-            </w:pPr>
+              <w:top w:val="single" w:color="CCCCCC" w:sz="4"/>
+              <w:left w:val="single" w:color="CCCCCC" w:sz="4"/>
+              <w:bottom w:val="single" w:color="CCCCCC" w:sz="4"/>
+              <w:right w:val="single" w:color="CCCCCC" w:sz="4"/>
+            </w:tcBorders>
+            <w:shd w:fill="F5F5F5" w:val="clear"/>
+            <w:tcMar>
+              <w:top w:type="dxa" w:w="120"/>
+              <w:left w:type="dxa" w:w="160"/>
+              <w:bottom w:type="dxa" w:w="120"/>
+              <w:right w:type="dxa" w:w="160"/>
+            </w:tcMar>
+          </w:tcPr>
+          <w:p>
             <w:r>
               <w:rPr>
                 <w:rFonts w:ascii="Arial" w:cs="Arial" w:eastAsia="Arial" w:hAnsi="Arial"/>
@@ -684,7 +642,7 @@
                 <w:bCs/>
                 <w:i w:val="false"/>
                 <w:iCs w:val="false"/>
-                <w:color w:val="000000"/>
+                <w:color w:val="333333"/>
                 <w:sz w:val="22"/>
                 <w:szCs w:val="22"/>
               </w:rPr>
@@ -694,25 +652,22 @@
         </w:tc>
         <w:tc>
           <w:tcPr>
-            <w:tcW w:type="dxa" w:w="7088"/>
-            <w:tcBorders>
-              <w:top w:val="single" w:color="AAAAAA" w:sz="4"/>
-              <w:left w:val="single" w:color="AAAAAA" w:sz="4"/>
-              <w:bottom w:val="single" w:color="AAAAAA" w:sz="4"/>
-              <w:right w:val="single" w:color="AAAAAA" w:sz="4"/>
+            <w:tcW w:type="dxa" w:w="7092"/>
+            <w:tcBorders>
+              <w:top w:val="single" w:color="CCCCCC" w:sz="4"/>
+              <w:left w:val="single" w:color="CCCCCC" w:sz="4"/>
+              <w:bottom w:val="single" w:color="CCCCCC" w:sz="4"/>
+              <w:right w:val="single" w:color="CCCCCC" w:sz="4"/>
             </w:tcBorders>
             <w:shd w:fill="FFFFFF" w:val="clear"/>
             <w:tcMar>
-              <w:top w:type="dxa" w:w="100"/>
-              <w:left w:type="dxa" w:w="160"/>
-              <w:bottom w:type="dxa" w:w="100"/>
-              <w:right w:type="dxa" w:w="160"/>
-            </w:tcMar>
-          </w:tcPr>
-          <w:p>
-            <w:pPr>
-              <w:jc w:val="left"/>
-            </w:pPr>
+              <w:top w:type="dxa" w:w="120"/>
+              <w:left w:type="dxa" w:w="160"/>
+              <w:bottom w:type="dxa" w:w="120"/>
+              <w:right w:type="dxa" w:w="160"/>
+            </w:tcMar>
+          </w:tcPr>
+          <w:p>
             <w:r>
               <w:rPr>
                 <w:rFonts w:ascii="Arial" w:cs="Arial" w:eastAsia="Arial" w:hAnsi="Arial"/>
@@ -720,11 +675,11 @@
                 <w:bCs w:val="false"/>
                 <w:i w:val="false"/>
                 <w:iCs w:val="false"/>
-                <w:color w:val="000000"/>
-                <w:sz w:val="22"/>
-                <w:szCs w:val="22"/>
-              </w:rPr>
-              <w:t xml:space="preserve">Работя по проблем в сферата на малкия бизнес / услуги. Проблемът е: Имам малък фитнес клуб в кв. Люлин, София (бул. Царица Йоанна 47), работещ вече 7 години, но без никакво онлайн присъствие — нямам уебсайт, намират ме само хора от квартала по препоръка. Искам потенциалните клиенти да могат да намерят информация за услугите ми (фитнес зала, кардио, групови тренировки, личен треньор), цените (от 5 EUR/посещение до 306 EUR/год.), работното време и да се запишат за безплатна пробна тренировка. Предложи ми просто решение, обясни на кого помага и дай идеята в 5-6 изречения.</w:t>
+                <w:color w:val="1C1C1C"/>
+                <w:sz w:val="22"/>
+                <w:szCs w:val="22"/>
+              </w:rPr>
+              <w:t xml:space="preserve">Работя по проблем в сферата на малкия бизнес / фитнес услуги. Проблемът е: Имам малък фитнес клуб FitZone в кв. Люлин, София (бул. Царица Йоанна 47), работещ вече 7 години, без никакво онлайн присъствие — нямам уебсайт, намират ме само хора от квартала по препоръка. Искам потенциалните клиенти да намират информация за услугите ми (фитнес зала, кардио, групови тренировки, личен треньор), цените (от €5/посещение до €306/год.), работното време и да се запишат за безплатна пробна тренировка онлайн. Предложи ми просто решение, обясни на кого помага и дай идеята в 5-6 изречения.</w:t>
             </w:r>
           </w:p>
         </w:tc>
@@ -734,23 +689,20 @@
           <w:tcPr>
             <w:tcW w:type="dxa" w:w="2268"/>
             <w:tcBorders>
-              <w:top w:val="single" w:color="AAAAAA" w:sz="4"/>
-              <w:left w:val="single" w:color="AAAAAA" w:sz="4"/>
-              <w:bottom w:val="single" w:color="AAAAAA" w:sz="4"/>
-              <w:right w:val="single" w:color="AAAAAA" w:sz="4"/>
-            </w:tcBorders>
-            <w:shd w:fill="F2F2F2" w:val="clear"/>
-            <w:tcMar>
-              <w:top w:type="dxa" w:w="100"/>
-              <w:left w:type="dxa" w:w="160"/>
-              <w:bottom w:type="dxa" w:w="100"/>
-              <w:right w:type="dxa" w:w="160"/>
-            </w:tcMar>
-          </w:tcPr>
-          <w:p>
-            <w:pPr>
-              <w:jc w:val="left"/>
-            </w:pPr>
+              <w:top w:val="single" w:color="CCCCCC" w:sz="4"/>
+              <w:left w:val="single" w:color="CCCCCC" w:sz="4"/>
+              <w:bottom w:val="single" w:color="CCCCCC" w:sz="4"/>
+              <w:right w:val="single" w:color="CCCCCC" w:sz="4"/>
+            </w:tcBorders>
+            <w:shd w:fill="F5F5F5" w:val="clear"/>
+            <w:tcMar>
+              <w:top w:type="dxa" w:w="120"/>
+              <w:left w:type="dxa" w:w="160"/>
+              <w:bottom w:type="dxa" w:w="120"/>
+              <w:right w:type="dxa" w:w="160"/>
+            </w:tcMar>
+          </w:tcPr>
+          <w:p>
             <w:r>
               <w:rPr>
                 <w:rFonts w:ascii="Arial" w:cs="Arial" w:eastAsia="Arial" w:hAnsi="Arial"/>
@@ -758,7 +710,7 @@
                 <w:bCs/>
                 <w:i w:val="false"/>
                 <w:iCs w:val="false"/>
-                <w:color w:val="000000"/>
+                <w:color w:val="333333"/>
                 <w:sz w:val="22"/>
                 <w:szCs w:val="22"/>
               </w:rPr>
@@ -768,25 +720,22 @@
         </w:tc>
         <w:tc>
           <w:tcPr>
-            <w:tcW w:type="dxa" w:w="7088"/>
-            <w:tcBorders>
-              <w:top w:val="single" w:color="AAAAAA" w:sz="4"/>
-              <w:left w:val="single" w:color="AAAAAA" w:sz="4"/>
-              <w:bottom w:val="single" w:color="AAAAAA" w:sz="4"/>
-              <w:right w:val="single" w:color="AAAAAA" w:sz="4"/>
+            <w:tcW w:type="dxa" w:w="7092"/>
+            <w:tcBorders>
+              <w:top w:val="single" w:color="CCCCCC" w:sz="4"/>
+              <w:left w:val="single" w:color="CCCCCC" w:sz="4"/>
+              <w:bottom w:val="single" w:color="CCCCCC" w:sz="4"/>
+              <w:right w:val="single" w:color="CCCCCC" w:sz="4"/>
             </w:tcBorders>
             <w:shd w:fill="FFFFFF" w:val="clear"/>
             <w:tcMar>
-              <w:top w:type="dxa" w:w="100"/>
-              <w:left w:type="dxa" w:w="160"/>
-              <w:bottom w:type="dxa" w:w="100"/>
-              <w:right w:type="dxa" w:w="160"/>
-            </w:tcMar>
-          </w:tcPr>
-          <w:p>
-            <w:pPr>
-              <w:jc w:val="left"/>
-            </w:pPr>
+              <w:top w:type="dxa" w:w="120"/>
+              <w:left w:type="dxa" w:w="160"/>
+              <w:bottom w:type="dxa" w:w="120"/>
+              <w:right w:type="dxa" w:w="160"/>
+            </w:tcMar>
+          </w:tcPr>
+          <w:p>
             <w:r>
               <w:rPr>
                 <w:rFonts w:ascii="Arial" w:cs="Arial" w:eastAsia="Arial" w:hAnsi="Arial"/>
@@ -794,11 +743,11 @@
                 <w:bCs w:val="false"/>
                 <w:i w:val="false"/>
                 <w:iCs w:val="false"/>
-                <w:color w:val="000000"/>
-                <w:sz w:val="22"/>
-                <w:szCs w:val="22"/>
-              </w:rPr>
-              <w:t xml:space="preserve">Предложеното решение е създаването на проста едностранична уебстраница (landing page) за FitZone, която съдържа меню с услуги, ценоразпис в EUR, седмична програма на груповите тренировки, форма за запис за безплатна пробна тренировка, интерактивна Google Maps карта и информация за локация с работно време. Страницата помага на хора от квартала и около него, които търсят фитнес клуб в Google — те ще могат да намерят клуба, да разберат какво се предлага и на каква цена в евро, и да се запишат за пробна тренировка без да се налага да се обаждат. Страницата е статична (само HTML/CSS/JS), хоствана безплатно в GitHub Pages, лесна за поддържане и може да се надгради с онлайн резервации при нужда. Редизайнът следва UI/UX Pro Max Skill — Vibrant &amp; Block-based стил с оранжево-зелена цветова схема (#F97316 / #22C55E) на тъмен фон, подходящ за спортни брандове. Решението е приложимо веднага, без техническа поддръжка и без месечен разход.</w:t>
+                <w:color w:val="1C1C1C"/>
+                <w:sz w:val="22"/>
+                <w:szCs w:val="22"/>
+              </w:rPr>
+              <w:t xml:space="preserve">Решението е едностранична уебстраница (landing page) за FitZone с секции: Hero с ключово послание, Услуги (4 карти), Цени в EUR (4 плана), Седмична програма на груповите тренировки, Форма за безплатна пробна тренировка, Google Maps с реалната локация и контакти. Страницата помага на хора от квартала, търсещи фитнес клуб в Google — виждат всичко необходимо и се записват без да се обаждат. Редизайнът следва UI/UX Pro Max Skill (Vibrant &amp; Block-based: оранжево #F97316 + зелено #22C55E на тъмен фон), оптимизирана за мобилни устройства с hamburger меню. Хоствана безплатно в GitHub Pages, без месечен разход.</w:t>
             </w:r>
           </w:p>
         </w:tc>
@@ -808,23 +757,20 @@
           <w:tcPr>
             <w:tcW w:type="dxa" w:w="2268"/>
             <w:tcBorders>
-              <w:top w:val="single" w:color="AAAAAA" w:sz="4"/>
-              <w:left w:val="single" w:color="AAAAAA" w:sz="4"/>
-              <w:bottom w:val="single" w:color="AAAAAA" w:sz="4"/>
-              <w:right w:val="single" w:color="AAAAAA" w:sz="4"/>
-            </w:tcBorders>
-            <w:shd w:fill="F2F2F2" w:val="clear"/>
-            <w:tcMar>
-              <w:top w:type="dxa" w:w="100"/>
-              <w:left w:type="dxa" w:w="160"/>
-              <w:bottom w:type="dxa" w:w="100"/>
-              <w:right w:type="dxa" w:w="160"/>
-            </w:tcMar>
-          </w:tcPr>
-          <w:p>
-            <w:pPr>
-              <w:jc w:val="left"/>
-            </w:pPr>
+              <w:top w:val="single" w:color="CCCCCC" w:sz="4"/>
+              <w:left w:val="single" w:color="CCCCCC" w:sz="4"/>
+              <w:bottom w:val="single" w:color="CCCCCC" w:sz="4"/>
+              <w:right w:val="single" w:color="CCCCCC" w:sz="4"/>
+            </w:tcBorders>
+            <w:shd w:fill="F5F5F5" w:val="clear"/>
+            <w:tcMar>
+              <w:top w:type="dxa" w:w="120"/>
+              <w:left w:type="dxa" w:w="160"/>
+              <w:bottom w:type="dxa" w:w="120"/>
+              <w:right w:type="dxa" w:w="160"/>
+            </w:tcMar>
+          </w:tcPr>
+          <w:p>
             <w:r>
               <w:rPr>
                 <w:rFonts w:ascii="Arial" w:cs="Arial" w:eastAsia="Arial" w:hAnsi="Arial"/>
@@ -832,7 +778,7 @@
                 <w:bCs/>
                 <w:i w:val="false"/>
                 <w:iCs w:val="false"/>
-                <w:color w:val="000000"/>
+                <w:color w:val="333333"/>
                 <w:sz w:val="22"/>
                 <w:szCs w:val="22"/>
               </w:rPr>
@@ -842,25 +788,22 @@
         </w:tc>
         <w:tc>
           <w:tcPr>
-            <w:tcW w:type="dxa" w:w="7088"/>
-            <w:tcBorders>
-              <w:top w:val="single" w:color="AAAAAA" w:sz="4"/>
-              <w:left w:val="single" w:color="AAAAAA" w:sz="4"/>
-              <w:bottom w:val="single" w:color="AAAAAA" w:sz="4"/>
-              <w:right w:val="single" w:color="AAAAAA" w:sz="4"/>
+            <w:tcW w:type="dxa" w:w="7092"/>
+            <w:tcBorders>
+              <w:top w:val="single" w:color="CCCCCC" w:sz="4"/>
+              <w:left w:val="single" w:color="CCCCCC" w:sz="4"/>
+              <w:bottom w:val="single" w:color="CCCCCC" w:sz="4"/>
+              <w:right w:val="single" w:color="CCCCCC" w:sz="4"/>
             </w:tcBorders>
             <w:shd w:fill="FFFFFF" w:val="clear"/>
             <w:tcMar>
-              <w:top w:type="dxa" w:w="100"/>
-              <w:left w:type="dxa" w:w="160"/>
-              <w:bottom w:type="dxa" w:w="100"/>
-              <w:right w:type="dxa" w:w="160"/>
-            </w:tcMar>
-          </w:tcPr>
-          <w:p>
-            <w:pPr>
-              <w:jc w:val="left"/>
-            </w:pPr>
+              <w:top w:type="dxa" w:w="120"/>
+              <w:left w:type="dxa" w:w="160"/>
+              <w:bottom w:type="dxa" w:w="120"/>
+              <w:right w:type="dxa" w:w="160"/>
+            </w:tcMar>
+          </w:tcPr>
+          <w:p>
             <w:r>
               <w:rPr>
                 <w:rFonts w:ascii="Arial" w:cs="Arial" w:eastAsia="Arial" w:hAnsi="Arial"/>
@@ -868,7 +811,7 @@
                 <w:bCs w:val="false"/>
                 <w:i w:val="false"/>
                 <w:iCs w:val="false"/>
-                <w:color w:val="000000"/>
+                <w:color w:val="1C1C1C"/>
                 <w:sz w:val="22"/>
                 <w:szCs w:val="22"/>
               </w:rPr>
@@ -880,7 +823,10 @@
     </w:tbl>
     <w:p>
       <w:pPr>
-        <w:spacing w:after="80" w:before="80"/>
+        <w:pBdr>
+          <w:bottom w:val="single" w:color="EEEEEE" w:sz="4"/>
+        </w:pBdr>
+        <w:spacing w:after="200" w:before="200"/>
       </w:pPr>
       <w:r>
         <w:t xml:space="preserve"/>
@@ -888,15 +834,16 @@
     </w:p>
     <w:p>
       <w:pPr>
-        <w:spacing w:after="120" w:before="360"/>
+        <w:spacing w:after="120" w:before="320"/>
       </w:pPr>
       <w:r>
         <w:rPr>
           <w:rFonts w:ascii="Arial" w:cs="Arial" w:eastAsia="Arial" w:hAnsi="Arial"/>
           <w:b/>
           <w:bCs/>
-          <w:sz w:val="36"/>
-          <w:szCs w:val="36"/>
+          <w:color w:val="1C1C1C"/>
+          <w:sz w:val="28"/>
+          <w:szCs w:val="28"/>
           <w:u w:val="single"/>
         </w:rPr>
         <w:t xml:space="preserve">3. Създаване на уебстраница с AI</w:t>
@@ -904,34 +851,218 @@
     </w:p>
     <w:p>
       <w:pPr>
-        <w:spacing w:after="160" w:before="60"/>
+        <w:spacing w:after="120" w:before="60"/>
       </w:pPr>
       <w:r>
         <w:rPr>
           <w:rFonts w:ascii="Arial" w:cs="Arial" w:eastAsia="Arial" w:hAnsi="Arial"/>
           <w:i w:val="false"/>
           <w:iCs w:val="false"/>
-          <w:color w:val="000000"/>
-          <w:sz w:val="22"/>
-          <w:szCs w:val="22"/>
-        </w:rPr>
-        <w:t xml:space="preserve">Използвайте Claude, за да генерирате проста HTML уебстраница, която представя решението. Страницата трябва да съдържа: заглавие, описание на проблема и решението, и поне един призив за действие (бутон, форма или линк).</w:t>
-      </w:r>
-    </w:p>
-    <w:p>
-      <w:pPr>
-        <w:spacing w:after="160" w:before="60"/>
+          <w:color w:val="333333"/>
+          <w:sz w:val="22"/>
+          <w:szCs w:val="22"/>
+        </w:rPr>
+        <w:t xml:space="preserve">Използвах Claude за генериране на HTML страница, представяща решението. Страницата е разбираема за потенциален потребител дори без технически познания.</w:t>
+      </w:r>
+    </w:p>
+    <w:p>
+      <w:pPr>
+        <w:spacing w:after="40" w:before="40"/>
+      </w:pPr>
+      <w:r>
+        <w:t xml:space="preserve"/>
+      </w:r>
+    </w:p>
+    <w:p>
+      <w:pPr>
+        <w:spacing w:after="120" w:before="60"/>
       </w:pPr>
       <w:r>
         <w:rPr>
           <w:rFonts w:ascii="Arial" w:cs="Arial" w:eastAsia="Arial" w:hAnsi="Arial"/>
           <w:i w:val="false"/>
           <w:iCs w:val="false"/>
-          <w:color w:val="000000"/>
-          <w:sz w:val="22"/>
-          <w:szCs w:val="22"/>
-        </w:rPr>
-        <w:t xml:space="preserve">Публикувайте страницата (GitHub Pages, Netlify и т.н.) и поставете линка по-долу:</w:t>
+          <w:color w:val="1C1C1C"/>
+          <w:sz w:val="22"/>
+          <w:szCs w:val="22"/>
+        </w:rPr>
+        <w:t xml:space="preserve">Изпълнени минимални изисквания:</w:t>
+      </w:r>
+    </w:p>
+    <w:p>
+      <w:pPr>
+        <w:spacing w:after="40" w:before="40"/>
+        <w:ind w:left="360"/>
+      </w:pPr>
+      <w:r>
+        <w:rPr>
+          <w:rFonts w:ascii="Arial" w:cs="Arial" w:eastAsia="Arial" w:hAnsi="Arial"/>
+          <w:color w:val="F97316"/>
+          <w:sz w:val="22"/>
+          <w:szCs w:val="22"/>
+        </w:rPr>
+        <w:t xml:space="preserve">• </w:t>
+      </w:r>
+      <w:r>
+        <w:rPr>
+          <w:rFonts w:ascii="Arial" w:cs="Arial" w:eastAsia="Arial" w:hAnsi="Arial"/>
+          <w:color w:val="333333"/>
+          <w:sz w:val="22"/>
+          <w:szCs w:val="22"/>
+        </w:rPr>
+        <w:t xml:space="preserve">Заглавие с кратко и ясно послание ("Тренирай без компромис")</w:t>
+      </w:r>
+    </w:p>
+    <w:p>
+      <w:pPr>
+        <w:spacing w:after="40" w:before="40"/>
+        <w:ind w:left="360"/>
+      </w:pPr>
+      <w:r>
+        <w:rPr>
+          <w:rFonts w:ascii="Arial" w:cs="Arial" w:eastAsia="Arial" w:hAnsi="Arial"/>
+          <w:color w:val="F97316"/>
+          <w:sz w:val="22"/>
+          <w:szCs w:val="22"/>
+        </w:rPr>
+        <w:t xml:space="preserve">• </w:t>
+      </w:r>
+      <w:r>
+        <w:rPr>
+          <w:rFonts w:ascii="Arial" w:cs="Arial" w:eastAsia="Arial" w:hAnsi="Arial"/>
+          <w:color w:val="333333"/>
+          <w:sz w:val="22"/>
+          <w:szCs w:val="22"/>
+        </w:rPr>
+        <w:t xml:space="preserve">Кратко обяснение на проблема и решението</w:t>
+      </w:r>
+    </w:p>
+    <w:p>
+      <w:pPr>
+        <w:spacing w:after="40" w:before="40"/>
+        <w:ind w:left="360"/>
+      </w:pPr>
+      <w:r>
+        <w:rPr>
+          <w:rFonts w:ascii="Arial" w:cs="Arial" w:eastAsia="Arial" w:hAnsi="Arial"/>
+          <w:color w:val="F97316"/>
+          <w:sz w:val="22"/>
+          <w:szCs w:val="22"/>
+        </w:rPr>
+        <w:t xml:space="preserve">• </w:t>
+      </w:r>
+      <w:r>
+        <w:rPr>
+          <w:rFonts w:ascii="Arial" w:cs="Arial" w:eastAsia="Arial" w:hAnsi="Arial"/>
+          <w:color w:val="333333"/>
+          <w:sz w:val="22"/>
+          <w:szCs w:val="22"/>
+        </w:rPr>
+        <w:t xml:space="preserve">4 ключови услуги и 4 ценови плана в EUR</w:t>
+      </w:r>
+    </w:p>
+    <w:p>
+      <w:pPr>
+        <w:spacing w:after="40" w:before="40"/>
+        <w:ind w:left="360"/>
+      </w:pPr>
+      <w:r>
+        <w:rPr>
+          <w:rFonts w:ascii="Arial" w:cs="Arial" w:eastAsia="Arial" w:hAnsi="Arial"/>
+          <w:color w:val="F97316"/>
+          <w:sz w:val="22"/>
+          <w:szCs w:val="22"/>
+        </w:rPr>
+        <w:t xml:space="preserve">• </w:t>
+      </w:r>
+      <w:r>
+        <w:rPr>
+          <w:rFonts w:ascii="Arial" w:cs="Arial" w:eastAsia="Arial" w:hAnsi="Arial"/>
+          <w:color w:val="333333"/>
+          <w:sz w:val="22"/>
+          <w:szCs w:val="22"/>
+        </w:rPr>
+        <w:t xml:space="preserve">Форма за запис — призив за действие</w:t>
+      </w:r>
+    </w:p>
+    <w:p>
+      <w:pPr>
+        <w:spacing w:after="40" w:before="40"/>
+        <w:ind w:left="360"/>
+      </w:pPr>
+      <w:r>
+        <w:rPr>
+          <w:rFonts w:ascii="Arial" w:cs="Arial" w:eastAsia="Arial" w:hAnsi="Arial"/>
+          <w:color w:val="F97316"/>
+          <w:sz w:val="22"/>
+          <w:szCs w:val="22"/>
+        </w:rPr>
+        <w:t xml:space="preserve">• </w:t>
+      </w:r>
+      <w:r>
+        <w:rPr>
+          <w:rFonts w:ascii="Arial" w:cs="Arial" w:eastAsia="Arial" w:hAnsi="Arial"/>
+          <w:color w:val="333333"/>
+          <w:sz w:val="22"/>
+          <w:szCs w:val="22"/>
+        </w:rPr>
+        <w:t xml:space="preserve">Четим дизайн: Vibrant &amp; Block-based, тъмен фон, оранжев акцент</w:t>
+      </w:r>
+    </w:p>
+    <w:p>
+      <w:pPr>
+        <w:spacing w:after="40" w:before="40"/>
+        <w:ind w:left="360"/>
+      </w:pPr>
+      <w:r>
+        <w:rPr>
+          <w:rFonts w:ascii="Arial" w:cs="Arial" w:eastAsia="Arial" w:hAnsi="Arial"/>
+          <w:color w:val="F97316"/>
+          <w:sz w:val="22"/>
+          <w:szCs w:val="22"/>
+        </w:rPr>
+        <w:t xml:space="preserve">• </w:t>
+      </w:r>
+      <w:r>
+        <w:rPr>
+          <w:rFonts w:ascii="Arial" w:cs="Arial" w:eastAsia="Arial" w:hAnsi="Arial"/>
+          <w:color w:val="333333"/>
+          <w:sz w:val="22"/>
+          <w:szCs w:val="22"/>
+        </w:rPr>
+        <w:t xml:space="preserve">Мобилна оптимизация с hamburger меню</w:t>
+      </w:r>
+    </w:p>
+    <w:p>
+      <w:pPr>
+        <w:spacing w:after="40" w:before="40"/>
+        <w:ind w:left="360"/>
+      </w:pPr>
+      <w:r>
+        <w:rPr>
+          <w:rFonts w:ascii="Arial" w:cs="Arial" w:eastAsia="Arial" w:hAnsi="Arial"/>
+          <w:color w:val="F97316"/>
+          <w:sz w:val="22"/>
+          <w:szCs w:val="22"/>
+        </w:rPr>
+        <w:t xml:space="preserve">• </w:t>
+      </w:r>
+      <w:r>
+        <w:rPr>
+          <w:rFonts w:ascii="Arial" w:cs="Arial" w:eastAsia="Arial" w:hAnsi="Arial"/>
+          <w:color w:val="333333"/>
+          <w:sz w:val="22"/>
+          <w:szCs w:val="22"/>
+        </w:rPr>
+        <w:t xml:space="preserve">Google Maps embed с реалната локация</w:t>
+      </w:r>
+    </w:p>
+    <w:p>
+      <w:pPr>
+        <w:spacing w:after="80" w:before="80"/>
+      </w:pPr>
+      <w:r>
+        <w:t xml:space="preserve"/>
       </w:r>
     </w:p>
     <w:tbl>
@@ -955,23 +1086,20 @@
           <w:tcPr>
             <w:tcW w:type="dxa" w:w="2268"/>
             <w:tcBorders>
-              <w:top w:val="single" w:color="AAAAAA" w:sz="4"/>
-              <w:left w:val="single" w:color="AAAAAA" w:sz="4"/>
-              <w:bottom w:val="single" w:color="AAAAAA" w:sz="4"/>
-              <w:right w:val="single" w:color="AAAAAA" w:sz="4"/>
-            </w:tcBorders>
-            <w:shd w:fill="F2F2F2" w:val="clear"/>
-            <w:tcMar>
-              <w:top w:type="dxa" w:w="100"/>
-              <w:left w:type="dxa" w:w="160"/>
-              <w:bottom w:type="dxa" w:w="100"/>
-              <w:right w:type="dxa" w:w="160"/>
-            </w:tcMar>
-          </w:tcPr>
-          <w:p>
-            <w:pPr>
-              <w:jc w:val="left"/>
-            </w:pPr>
+              <w:top w:val="single" w:color="CCCCCC" w:sz="4"/>
+              <w:left w:val="single" w:color="CCCCCC" w:sz="4"/>
+              <w:bottom w:val="single" w:color="CCCCCC" w:sz="4"/>
+              <w:right w:val="single" w:color="CCCCCC" w:sz="4"/>
+            </w:tcBorders>
+            <w:shd w:fill="F5F5F5" w:val="clear"/>
+            <w:tcMar>
+              <w:top w:type="dxa" w:w="120"/>
+              <w:left w:type="dxa" w:w="160"/>
+              <w:bottom w:type="dxa" w:w="120"/>
+              <w:right w:type="dxa" w:w="160"/>
+            </w:tcMar>
+          </w:tcPr>
+          <w:p>
             <w:r>
               <w:rPr>
                 <w:rFonts w:ascii="Arial" w:cs="Arial" w:eastAsia="Arial" w:hAnsi="Arial"/>
@@ -979,35 +1107,32 @@
                 <w:bCs/>
                 <w:i w:val="false"/>
                 <w:iCs w:val="false"/>
-                <w:color w:val="000000"/>
-                <w:sz w:val="22"/>
-                <w:szCs w:val="22"/>
-              </w:rPr>
-              <w:t xml:space="preserve">Описание</w:t>
-            </w:r>
-          </w:p>
-        </w:tc>
-        <w:tc>
-          <w:tcPr>
-            <w:tcW w:type="dxa" w:w="7088"/>
-            <w:tcBorders>
-              <w:top w:val="single" w:color="AAAAAA" w:sz="4"/>
-              <w:left w:val="single" w:color="AAAAAA" w:sz="4"/>
-              <w:bottom w:val="single" w:color="AAAAAA" w:sz="4"/>
-              <w:right w:val="single" w:color="AAAAAA" w:sz="4"/>
+                <w:color w:val="333333"/>
+                <w:sz w:val="22"/>
+                <w:szCs w:val="22"/>
+              </w:rPr>
+              <w:t xml:space="preserve">Промпт за HTML</w:t>
+            </w:r>
+          </w:p>
+        </w:tc>
+        <w:tc>
+          <w:tcPr>
+            <w:tcW w:type="dxa" w:w="7092"/>
+            <w:tcBorders>
+              <w:top w:val="single" w:color="CCCCCC" w:sz="4"/>
+              <w:left w:val="single" w:color="CCCCCC" w:sz="4"/>
+              <w:bottom w:val="single" w:color="CCCCCC" w:sz="4"/>
+              <w:right w:val="single" w:color="CCCCCC" w:sz="4"/>
             </w:tcBorders>
             <w:shd w:fill="FFFFFF" w:val="clear"/>
             <w:tcMar>
-              <w:top w:type="dxa" w:w="100"/>
-              <w:left w:type="dxa" w:w="160"/>
-              <w:bottom w:type="dxa" w:w="100"/>
-              <w:right w:type="dxa" w:w="160"/>
-            </w:tcMar>
-          </w:tcPr>
-          <w:p>
-            <w:pPr>
-              <w:jc w:val="left"/>
-            </w:pPr>
+              <w:top w:type="dxa" w:w="120"/>
+              <w:left w:type="dxa" w:w="160"/>
+              <w:bottom w:type="dxa" w:w="120"/>
+              <w:right w:type="dxa" w:w="160"/>
+            </w:tcMar>
+          </w:tcPr>
+          <w:p>
             <w:r>
               <w:rPr>
                 <w:rFonts w:ascii="Arial" w:cs="Arial" w:eastAsia="Arial" w:hAnsi="Arial"/>
@@ -1015,11 +1140,11 @@
                 <w:bCs w:val="false"/>
                 <w:i w:val="false"/>
                 <w:iCs w:val="false"/>
-                <w:color w:val="000000"/>
-                <w:sz w:val="22"/>
-                <w:szCs w:val="22"/>
-              </w:rPr>
-              <w:t xml:space="preserve">Едностранична HTML уебстраница за FitZone - фитнес клуб в кв. Люлин. Секции: Hero, Услуги (4 карти), Цени в EUR (4 плана), Групови тренировки (6 занятия), Форма за запис, Google Maps карта, Локация. Редизайн по UI/UX Pro Max Skill.</w:t>
+                <w:color w:val="1C1C1C"/>
+                <w:sz w:val="22"/>
+                <w:szCs w:val="22"/>
+              </w:rPr>
+              <w:t xml:space="preserve">Направи ми красива, responsive едностранична HTML страница за фитнес клуб FitZone. Стил: Vibrant &amp; Block-based, тъмен фон #0F172A, оранжев акцент #F97316, зелен CTA #22C55E. Секции: Hero с H1 "Тренирай без компромис" + статистики, Услуги (4 карти), Цени в EUR (4 абонаментни плана), Групови тренировки (6 занятия), Форма за пробна тренировка, Google Maps embed, Footer. Мобилна оптимизация с hamburger меню. Шрифт: Barlow Condensed + Barlow от Google Fonts.</w:t>
             </w:r>
           </w:p>
         </w:tc>
@@ -1029,23 +1154,20 @@
           <w:tcPr>
             <w:tcW w:type="dxa" w:w="2268"/>
             <w:tcBorders>
-              <w:top w:val="single" w:color="AAAAAA" w:sz="4"/>
-              <w:left w:val="single" w:color="AAAAAA" w:sz="4"/>
-              <w:bottom w:val="single" w:color="AAAAAA" w:sz="4"/>
-              <w:right w:val="single" w:color="AAAAAA" w:sz="4"/>
-            </w:tcBorders>
-            <w:shd w:fill="F2F2F2" w:val="clear"/>
-            <w:tcMar>
-              <w:top w:type="dxa" w:w="100"/>
-              <w:left w:type="dxa" w:w="160"/>
-              <w:bottom w:type="dxa" w:w="100"/>
-              <w:right w:type="dxa" w:w="160"/>
-            </w:tcMar>
-          </w:tcPr>
-          <w:p>
-            <w:pPr>
-              <w:jc w:val="left"/>
-            </w:pPr>
+              <w:top w:val="single" w:color="CCCCCC" w:sz="4"/>
+              <w:left w:val="single" w:color="CCCCCC" w:sz="4"/>
+              <w:bottom w:val="single" w:color="CCCCCC" w:sz="4"/>
+              <w:right w:val="single" w:color="CCCCCC" w:sz="4"/>
+            </w:tcBorders>
+            <w:shd w:fill="F5F5F5" w:val="clear"/>
+            <w:tcMar>
+              <w:top w:type="dxa" w:w="120"/>
+              <w:left w:type="dxa" w:w="160"/>
+              <w:bottom w:type="dxa" w:w="120"/>
+              <w:right w:type="dxa" w:w="160"/>
+            </w:tcMar>
+          </w:tcPr>
+          <w:p>
             <w:r>
               <w:rPr>
                 <w:rFonts w:ascii="Arial" w:cs="Arial" w:eastAsia="Arial" w:hAnsi="Arial"/>
@@ -1053,35 +1175,32 @@
                 <w:bCs/>
                 <w:i w:val="false"/>
                 <w:iCs w:val="false"/>
-                <w:color w:val="000000"/>
-                <w:sz w:val="22"/>
-                <w:szCs w:val="22"/>
-              </w:rPr>
-              <w:t xml:space="preserve">Технология</w:t>
-            </w:r>
-          </w:p>
-        </w:tc>
-        <w:tc>
-          <w:tcPr>
-            <w:tcW w:type="dxa" w:w="7088"/>
-            <w:tcBorders>
-              <w:top w:val="single" w:color="AAAAAA" w:sz="4"/>
-              <w:left w:val="single" w:color="AAAAAA" w:sz="4"/>
-              <w:bottom w:val="single" w:color="AAAAAA" w:sz="4"/>
-              <w:right w:val="single" w:color="AAAAAA" w:sz="4"/>
+                <w:color w:val="333333"/>
+                <w:sz w:val="22"/>
+                <w:szCs w:val="22"/>
+              </w:rPr>
+              <w:t xml:space="preserve">Линк към страница</w:t>
+            </w:r>
+          </w:p>
+        </w:tc>
+        <w:tc>
+          <w:tcPr>
+            <w:tcW w:type="dxa" w:w="7092"/>
+            <w:tcBorders>
+              <w:top w:val="single" w:color="CCCCCC" w:sz="4"/>
+              <w:left w:val="single" w:color="CCCCCC" w:sz="4"/>
+              <w:bottom w:val="single" w:color="CCCCCC" w:sz="4"/>
+              <w:right w:val="single" w:color="CCCCCC" w:sz="4"/>
             </w:tcBorders>
             <w:shd w:fill="FFFFFF" w:val="clear"/>
             <w:tcMar>
-              <w:top w:type="dxa" w:w="100"/>
-              <w:left w:type="dxa" w:w="160"/>
-              <w:bottom w:type="dxa" w:w="100"/>
-              <w:right w:type="dxa" w:w="160"/>
-            </w:tcMar>
-          </w:tcPr>
-          <w:p>
-            <w:pPr>
-              <w:jc w:val="left"/>
-            </w:pPr>
+              <w:top w:type="dxa" w:w="120"/>
+              <w:left w:type="dxa" w:w="160"/>
+              <w:bottom w:type="dxa" w:w="120"/>
+              <w:right w:type="dxa" w:w="160"/>
+            </w:tcMar>
+          </w:tcPr>
+          <w:p>
             <w:r>
               <w:rPr>
                 <w:rFonts w:ascii="Arial" w:cs="Arial" w:eastAsia="Arial" w:hAnsi="Arial"/>
@@ -1089,11 +1208,104 @@
                 <w:bCs w:val="false"/>
                 <w:i w:val="false"/>
                 <w:iCs w:val="false"/>
-                <w:color w:val="000000"/>
-                <w:sz w:val="22"/>
-                <w:szCs w:val="22"/>
-              </w:rPr>
-              <w:t xml:space="preserve">HTML5 / CSS3 / JavaScript — без фреймуъркове. Хостван безплатно в GitHub Pages. Google Maps Embed API за карта.</w:t>
+                <w:color w:val="1C1C1C"/>
+                <w:sz w:val="22"/>
+                <w:szCs w:val="22"/>
+              </w:rPr>
+              <w:t xml:space="preserve">https://badmind.github.io/workshop_claude_agents_coursework/</w:t>
+            </w:r>
+          </w:p>
+        </w:tc>
+      </w:tr>
+    </w:tbl>
+    <w:p>
+      <w:pPr>
+        <w:spacing w:after="80" w:before="40"/>
+      </w:pPr>
+      <w:r>
+        <w:t xml:space="preserve"/>
+      </w:r>
+    </w:p>
+    <w:tbl>
+      <w:tblPr>
+        <w:tblW w:type="dxa" w:w="9360"/>
+        <w:tblBorders>
+          <w:top w:val="single" w:color="auto" w:sz="4"/>
+          <w:left w:val="single" w:color="auto" w:sz="4"/>
+          <w:bottom w:val="single" w:color="auto" w:sz="4"/>
+          <w:right w:val="single" w:color="auto" w:sz="4"/>
+          <w:insideH w:val="single" w:color="auto" w:sz="4"/>
+          <w:insideV w:val="single" w:color="auto" w:sz="4"/>
+        </w:tblBorders>
+      </w:tblPr>
+      <w:tblGrid>
+        <w:gridCol w:w="2268"/>
+        <w:gridCol w:w="7092"/>
+      </w:tblGrid>
+      <w:tr>
+        <w:tc>
+          <w:tcPr>
+            <w:tcW w:type="dxa" w:w="2268"/>
+            <w:tcBorders>
+              <w:top w:val="single" w:color="CCCCCC" w:sz="4"/>
+              <w:left w:val="single" w:color="CCCCCC" w:sz="4"/>
+              <w:bottom w:val="single" w:color="CCCCCC" w:sz="4"/>
+              <w:right w:val="single" w:color="CCCCCC" w:sz="4"/>
+            </w:tcBorders>
+            <w:shd w:fill="F5F5F5" w:val="clear"/>
+            <w:tcMar>
+              <w:top w:type="dxa" w:w="120"/>
+              <w:left w:type="dxa" w:w="160"/>
+              <w:bottom w:type="dxa" w:w="120"/>
+              <w:right w:type="dxa" w:w="160"/>
+            </w:tcMar>
+          </w:tcPr>
+          <w:p>
+            <w:r>
+              <w:rPr>
+                <w:rFonts w:ascii="Arial" w:cs="Arial" w:eastAsia="Arial" w:hAnsi="Arial"/>
+                <w:b/>
+                <w:bCs/>
+                <w:i w:val="false"/>
+                <w:iCs w:val="false"/>
+                <w:color w:val="333333"/>
+                <w:sz w:val="22"/>
+                <w:szCs w:val="22"/>
+              </w:rPr>
+              <w:t xml:space="preserve">Технология</w:t>
+            </w:r>
+          </w:p>
+        </w:tc>
+        <w:tc>
+          <w:tcPr>
+            <w:tcW w:type="dxa" w:w="7092"/>
+            <w:tcBorders>
+              <w:top w:val="single" w:color="CCCCCC" w:sz="4"/>
+              <w:left w:val="single" w:color="CCCCCC" w:sz="4"/>
+              <w:bottom w:val="single" w:color="CCCCCC" w:sz="4"/>
+              <w:right w:val="single" w:color="CCCCCC" w:sz="4"/>
+            </w:tcBorders>
+            <w:shd w:fill="FFFFFF" w:val="clear"/>
+            <w:tcMar>
+              <w:top w:type="dxa" w:w="120"/>
+              <w:left w:type="dxa" w:w="160"/>
+              <w:bottom w:type="dxa" w:w="120"/>
+              <w:right w:type="dxa" w:w="160"/>
+            </w:tcMar>
+          </w:tcPr>
+          <w:p>
+            <w:r>
+              <w:rPr>
+                <w:rFonts w:ascii="Arial" w:cs="Arial" w:eastAsia="Arial" w:hAnsi="Arial"/>
+                <w:b w:val="false"/>
+                <w:bCs w:val="false"/>
+                <w:i w:val="false"/>
+                <w:iCs w:val="false"/>
+                <w:color w:val="1C1C1C"/>
+                <w:sz w:val="22"/>
+                <w:szCs w:val="22"/>
+              </w:rPr>
+              <w:t xml:space="preserve">HTML5 / CSS3 / JavaScript — без фреймуъркове</w:t>
             </w:r>
           </w:p>
         </w:tc>
@@ -1103,23 +1315,20 @@
           <w:tcPr>
             <w:tcW w:type="dxa" w:w="2268"/>
             <w:tcBorders>
-              <w:top w:val="single" w:color="AAAAAA" w:sz="4"/>
-              <w:left w:val="single" w:color="AAAAAA" w:sz="4"/>
-              <w:bottom w:val="single" w:color="AAAAAA" w:sz="4"/>
-              <w:right w:val="single" w:color="AAAAAA" w:sz="4"/>
-            </w:tcBorders>
-            <w:shd w:fill="F2F2F2" w:val="clear"/>
-            <w:tcMar>
-              <w:top w:type="dxa" w:w="100"/>
-              <w:left w:type="dxa" w:w="160"/>
-              <w:bottom w:type="dxa" w:w="100"/>
-              <w:right w:type="dxa" w:w="160"/>
-            </w:tcMar>
-          </w:tcPr>
-          <w:p>
-            <w:pPr>
-              <w:jc w:val="left"/>
-            </w:pPr>
+              <w:top w:val="single" w:color="CCCCCC" w:sz="4"/>
+              <w:left w:val="single" w:color="CCCCCC" w:sz="4"/>
+              <w:bottom w:val="single" w:color="CCCCCC" w:sz="4"/>
+              <w:right w:val="single" w:color="CCCCCC" w:sz="4"/>
+            </w:tcBorders>
+            <w:shd w:fill="F5F5F5" w:val="clear"/>
+            <w:tcMar>
+              <w:top w:type="dxa" w:w="120"/>
+              <w:left w:type="dxa" w:w="160"/>
+              <w:bottom w:type="dxa" w:w="120"/>
+              <w:right w:type="dxa" w:w="160"/>
+            </w:tcMar>
+          </w:tcPr>
+          <w:p>
             <w:r>
               <w:rPr>
                 <w:rFonts w:ascii="Arial" w:cs="Arial" w:eastAsia="Arial" w:hAnsi="Arial"/>
@@ -1127,35 +1336,32 @@
                 <w:bCs/>
                 <w:i w:val="false"/>
                 <w:iCs w:val="false"/>
-                <w:color w:val="000000"/>
-                <w:sz w:val="22"/>
-                <w:szCs w:val="22"/>
-              </w:rPr>
-              <w:t xml:space="preserve">Линк към страницата</w:t>
-            </w:r>
-          </w:p>
-        </w:tc>
-        <w:tc>
-          <w:tcPr>
-            <w:tcW w:type="dxa" w:w="7088"/>
-            <w:tcBorders>
-              <w:top w:val="single" w:color="AAAAAA" w:sz="4"/>
-              <w:left w:val="single" w:color="AAAAAA" w:sz="4"/>
-              <w:bottom w:val="single" w:color="AAAAAA" w:sz="4"/>
-              <w:right w:val="single" w:color="AAAAAA" w:sz="4"/>
+                <w:color w:val="333333"/>
+                <w:sz w:val="22"/>
+                <w:szCs w:val="22"/>
+              </w:rPr>
+              <w:t xml:space="preserve">Хостинг</w:t>
+            </w:r>
+          </w:p>
+        </w:tc>
+        <w:tc>
+          <w:tcPr>
+            <w:tcW w:type="dxa" w:w="7092"/>
+            <w:tcBorders>
+              <w:top w:val="single" w:color="CCCCCC" w:sz="4"/>
+              <w:left w:val="single" w:color="CCCCCC" w:sz="4"/>
+              <w:bottom w:val="single" w:color="CCCCCC" w:sz="4"/>
+              <w:right w:val="single" w:color="CCCCCC" w:sz="4"/>
             </w:tcBorders>
             <w:shd w:fill="FFFFFF" w:val="clear"/>
             <w:tcMar>
-              <w:top w:type="dxa" w:w="100"/>
-              <w:left w:type="dxa" w:w="160"/>
-              <w:bottom w:type="dxa" w:w="100"/>
-              <w:right w:type="dxa" w:w="160"/>
-            </w:tcMar>
-          </w:tcPr>
-          <w:p>
-            <w:pPr>
-              <w:jc w:val="left"/>
-            </w:pPr>
+              <w:top w:type="dxa" w:w="120"/>
+              <w:left w:type="dxa" w:w="160"/>
+              <w:bottom w:type="dxa" w:w="120"/>
+              <w:right w:type="dxa" w:w="160"/>
+            </w:tcMar>
+          </w:tcPr>
+          <w:p>
             <w:r>
               <w:rPr>
                 <w:rFonts w:ascii="Arial" w:cs="Arial" w:eastAsia="Arial" w:hAnsi="Arial"/>
@@ -1163,11 +1369,11 @@
                 <w:bCs w:val="false"/>
                 <w:i w:val="false"/>
                 <w:iCs w:val="false"/>
-                <w:color w:val="000000"/>
-                <w:sz w:val="22"/>
-                <w:szCs w:val="22"/>
-              </w:rPr>
-              <w:t xml:space="preserve">https://badmind.github.io/workshop_claude_agents_coursework/</w:t>
+                <w:color w:val="1C1C1C"/>
+                <w:sz w:val="22"/>
+                <w:szCs w:val="22"/>
+              </w:rPr>
+              <w:t xml:space="preserve">GitHub Pages (безплатно)</w:t>
             </w:r>
           </w:p>
         </w:tc>
@@ -1177,23 +1383,20 @@
           <w:tcPr>
             <w:tcW w:type="dxa" w:w="2268"/>
             <w:tcBorders>
-              <w:top w:val="single" w:color="AAAAAA" w:sz="4"/>
-              <w:left w:val="single" w:color="AAAAAA" w:sz="4"/>
-              <w:bottom w:val="single" w:color="AAAAAA" w:sz="4"/>
-              <w:right w:val="single" w:color="AAAAAA" w:sz="4"/>
-            </w:tcBorders>
-            <w:shd w:fill="F2F2F2" w:val="clear"/>
-            <w:tcMar>
-              <w:top w:type="dxa" w:w="100"/>
-              <w:left w:type="dxa" w:w="160"/>
-              <w:bottom w:type="dxa" w:w="100"/>
-              <w:right w:type="dxa" w:w="160"/>
-            </w:tcMar>
-          </w:tcPr>
-          <w:p>
-            <w:pPr>
-              <w:jc w:val="left"/>
-            </w:pPr>
+              <w:top w:val="single" w:color="CCCCCC" w:sz="4"/>
+              <w:left w:val="single" w:color="CCCCCC" w:sz="4"/>
+              <w:bottom w:val="single" w:color="CCCCCC" w:sz="4"/>
+              <w:right w:val="single" w:color="CCCCCC" w:sz="4"/>
+            </w:tcBorders>
+            <w:shd w:fill="F5F5F5" w:val="clear"/>
+            <w:tcMar>
+              <w:top w:type="dxa" w:w="120"/>
+              <w:left w:type="dxa" w:w="160"/>
+              <w:bottom w:type="dxa" w:w="120"/>
+              <w:right w:type="dxa" w:w="160"/>
+            </w:tcMar>
+          </w:tcPr>
+          <w:p>
             <w:r>
               <w:rPr>
                 <w:rFonts w:ascii="Arial" w:cs="Arial" w:eastAsia="Arial" w:hAnsi="Arial"/>
@@ -1201,35 +1404,32 @@
                 <w:bCs/>
                 <w:i w:val="false"/>
                 <w:iCs w:val="false"/>
-                <w:color w:val="000000"/>
-                <w:sz w:val="22"/>
-                <w:szCs w:val="22"/>
-              </w:rPr>
-              <w:t xml:space="preserve">Линк към GitHub</w:t>
-            </w:r>
-          </w:p>
-        </w:tc>
-        <w:tc>
-          <w:tcPr>
-            <w:tcW w:type="dxa" w:w="7088"/>
-            <w:tcBorders>
-              <w:top w:val="single" w:color="AAAAAA" w:sz="4"/>
-              <w:left w:val="single" w:color="AAAAAA" w:sz="4"/>
-              <w:bottom w:val="single" w:color="AAAAAA" w:sz="4"/>
-              <w:right w:val="single" w:color="AAAAAA" w:sz="4"/>
+                <w:color w:val="333333"/>
+                <w:sz w:val="22"/>
+                <w:szCs w:val="22"/>
+              </w:rPr>
+              <w:t xml:space="preserve">Дизайн система</w:t>
+            </w:r>
+          </w:p>
+        </w:tc>
+        <w:tc>
+          <w:tcPr>
+            <w:tcW w:type="dxa" w:w="7092"/>
+            <w:tcBorders>
+              <w:top w:val="single" w:color="CCCCCC" w:sz="4"/>
+              <w:left w:val="single" w:color="CCCCCC" w:sz="4"/>
+              <w:bottom w:val="single" w:color="CCCCCC" w:sz="4"/>
+              <w:right w:val="single" w:color="CCCCCC" w:sz="4"/>
             </w:tcBorders>
             <w:shd w:fill="FFFFFF" w:val="clear"/>
             <w:tcMar>
-              <w:top w:type="dxa" w:w="100"/>
-              <w:left w:type="dxa" w:w="160"/>
-              <w:bottom w:type="dxa" w:w="100"/>
-              <w:right w:type="dxa" w:w="160"/>
-            </w:tcMar>
-          </w:tcPr>
-          <w:p>
-            <w:pPr>
-              <w:jc w:val="left"/>
-            </w:pPr>
+              <w:top w:type="dxa" w:w="120"/>
+              <w:left w:type="dxa" w:w="160"/>
+              <w:bottom w:type="dxa" w:w="120"/>
+              <w:right w:type="dxa" w:w="160"/>
+            </w:tcMar>
+          </w:tcPr>
+          <w:p>
             <w:r>
               <w:rPr>
                 <w:rFonts w:ascii="Arial" w:cs="Arial" w:eastAsia="Arial" w:hAnsi="Arial"/>
@@ -1237,7 +1437,75 @@
                 <w:bCs w:val="false"/>
                 <w:i w:val="false"/>
                 <w:iCs w:val="false"/>
-                <w:color w:val="000000"/>
+                <w:color w:val="1C1C1C"/>
+                <w:sz w:val="22"/>
+                <w:szCs w:val="22"/>
+              </w:rPr>
+              <w:t xml:space="preserve">UI/UX Pro Max Skill — Vibrant &amp; Block-based</w:t>
+            </w:r>
+          </w:p>
+        </w:tc>
+      </w:tr>
+      <w:tr>
+        <w:tc>
+          <w:tcPr>
+            <w:tcW w:type="dxa" w:w="2268"/>
+            <w:tcBorders>
+              <w:top w:val="single" w:color="CCCCCC" w:sz="4"/>
+              <w:left w:val="single" w:color="CCCCCC" w:sz="4"/>
+              <w:bottom w:val="single" w:color="CCCCCC" w:sz="4"/>
+              <w:right w:val="single" w:color="CCCCCC" w:sz="4"/>
+            </w:tcBorders>
+            <w:shd w:fill="F5F5F5" w:val="clear"/>
+            <w:tcMar>
+              <w:top w:type="dxa" w:w="120"/>
+              <w:left w:type="dxa" w:w="160"/>
+              <w:bottom w:type="dxa" w:w="120"/>
+              <w:right w:type="dxa" w:w="160"/>
+            </w:tcMar>
+          </w:tcPr>
+          <w:p>
+            <w:r>
+              <w:rPr>
+                <w:rFonts w:ascii="Arial" w:cs="Arial" w:eastAsia="Arial" w:hAnsi="Arial"/>
+                <w:b/>
+                <w:bCs/>
+                <w:i w:val="false"/>
+                <w:iCs w:val="false"/>
+                <w:color w:val="333333"/>
+                <w:sz w:val="22"/>
+                <w:szCs w:val="22"/>
+              </w:rPr>
+              <w:t xml:space="preserve">GitHub репо</w:t>
+            </w:r>
+          </w:p>
+        </w:tc>
+        <w:tc>
+          <w:tcPr>
+            <w:tcW w:type="dxa" w:w="7092"/>
+            <w:tcBorders>
+              <w:top w:val="single" w:color="CCCCCC" w:sz="4"/>
+              <w:left w:val="single" w:color="CCCCCC" w:sz="4"/>
+              <w:bottom w:val="single" w:color="CCCCCC" w:sz="4"/>
+              <w:right w:val="single" w:color="CCCCCC" w:sz="4"/>
+            </w:tcBorders>
+            <w:shd w:fill="FFFFFF" w:val="clear"/>
+            <w:tcMar>
+              <w:top w:type="dxa" w:w="120"/>
+              <w:left w:type="dxa" w:w="160"/>
+              <w:bottom w:type="dxa" w:w="120"/>
+              <w:right w:type="dxa" w:w="160"/>
+            </w:tcMar>
+          </w:tcPr>
+          <w:p>
+            <w:r>
+              <w:rPr>
+                <w:rFonts w:ascii="Arial" w:cs="Arial" w:eastAsia="Arial" w:hAnsi="Arial"/>
+                <w:b w:val="false"/>
+                <w:bCs w:val="false"/>
+                <w:i w:val="false"/>
+                <w:iCs w:val="false"/>
+                <w:color w:val="1C1C1C"/>
                 <w:sz w:val="22"/>
                 <w:szCs w:val="22"/>
               </w:rPr>
@@ -1249,7 +1517,10 @@
     </w:tbl>
     <w:p>
       <w:pPr>
-        <w:spacing w:after="80" w:before="80"/>
+        <w:pBdr>
+          <w:bottom w:val="single" w:color="EEEEEE" w:sz="4"/>
+        </w:pBdr>
+        <w:spacing w:after="200" w:before="200"/>
       </w:pPr>
       <w:r>
         <w:t xml:space="preserve"/>
@@ -1257,39 +1528,220 @@
     </w:p>
     <w:p>
       <w:pPr>
-        <w:spacing w:after="120" w:before="360"/>
+        <w:spacing w:after="120" w:before="320"/>
       </w:pPr>
       <w:r>
         <w:rPr>
           <w:rFonts w:ascii="Arial" w:cs="Arial" w:eastAsia="Arial" w:hAnsi="Arial"/>
           <w:b/>
           <w:bCs/>
-          <w:sz w:val="36"/>
-          <w:szCs w:val="36"/>
+          <w:color w:val="1C1C1C"/>
+          <w:sz w:val="28"/>
+          <w:szCs w:val="28"/>
           <w:u w:val="single"/>
         </w:rPr>
+        <w:t xml:space="preserve">4. Критерии за оценяване</w:t>
+      </w:r>
+    </w:p>
+    <w:p>
+      <w:pPr>
+        <w:spacing w:after="40" w:before="40"/>
+        <w:ind w:left="360"/>
+      </w:pPr>
+      <w:r>
+        <w:rPr>
+          <w:rFonts w:ascii="Arial" w:cs="Arial" w:eastAsia="Arial" w:hAnsi="Arial"/>
+          <w:color w:val="F97316"/>
+          <w:sz w:val="22"/>
+          <w:szCs w:val="22"/>
+        </w:rPr>
+        <w:t xml:space="preserve">• </w:t>
+      </w:r>
+      <w:r>
+        <w:rPr>
+          <w:rFonts w:ascii="Arial" w:cs="Arial" w:eastAsia="Arial" w:hAnsi="Arial"/>
+          <w:color w:val="333333"/>
+          <w:sz w:val="22"/>
+          <w:szCs w:val="22"/>
+        </w:rPr>
+        <w:t xml:space="preserve">Ясно формулиран реален проблем и целева аудитория</w:t>
+      </w:r>
+    </w:p>
+    <w:p>
+      <w:pPr>
+        <w:spacing w:after="40" w:before="40"/>
+        <w:ind w:left="360"/>
+      </w:pPr>
+      <w:r>
+        <w:rPr>
+          <w:rFonts w:ascii="Arial" w:cs="Arial" w:eastAsia="Arial" w:hAnsi="Arial"/>
+          <w:color w:val="F97316"/>
+          <w:sz w:val="22"/>
+          <w:szCs w:val="22"/>
+        </w:rPr>
+        <w:t xml:space="preserve">• </w:t>
+      </w:r>
+      <w:r>
+        <w:rPr>
+          <w:rFonts w:ascii="Arial" w:cs="Arial" w:eastAsia="Arial" w:hAnsi="Arial"/>
+          <w:color w:val="333333"/>
+          <w:sz w:val="22"/>
+          <w:szCs w:val="22"/>
+        </w:rPr>
+        <w:t xml:space="preserve">Адекватно и приложимо решение, генерирано и доразвито с AI</w:t>
+      </w:r>
+    </w:p>
+    <w:p>
+      <w:pPr>
+        <w:spacing w:after="40" w:before="40"/>
+        <w:ind w:left="360"/>
+      </w:pPr>
+      <w:r>
+        <w:rPr>
+          <w:rFonts w:ascii="Arial" w:cs="Arial" w:eastAsia="Arial" w:hAnsi="Arial"/>
+          <w:color w:val="F97316"/>
+          <w:sz w:val="22"/>
+          <w:szCs w:val="22"/>
+        </w:rPr>
+        <w:t xml:space="preserve">• </w:t>
+      </w:r>
+      <w:r>
+        <w:rPr>
+          <w:rFonts w:ascii="Arial" w:cs="Arial" w:eastAsia="Arial" w:hAnsi="Arial"/>
+          <w:color w:val="333333"/>
+          <w:sz w:val="22"/>
+          <w:szCs w:val="22"/>
+        </w:rPr>
+        <w:t xml:space="preserve">Качество на промптовете и видим процес на итерация</w:t>
+      </w:r>
+    </w:p>
+    <w:p>
+      <w:pPr>
+        <w:spacing w:after="40" w:before="40"/>
+        <w:ind w:left="360"/>
+      </w:pPr>
+      <w:r>
+        <w:rPr>
+          <w:rFonts w:ascii="Arial" w:cs="Arial" w:eastAsia="Arial" w:hAnsi="Arial"/>
+          <w:color w:val="F97316"/>
+          <w:sz w:val="22"/>
+          <w:szCs w:val="22"/>
+        </w:rPr>
+        <w:t xml:space="preserve">• </w:t>
+      </w:r>
+      <w:r>
+        <w:rPr>
+          <w:rFonts w:ascii="Arial" w:cs="Arial" w:eastAsia="Arial" w:hAnsi="Arial"/>
+          <w:color w:val="333333"/>
+          <w:sz w:val="22"/>
+          <w:szCs w:val="22"/>
+        </w:rPr>
+        <w:t xml:space="preserve">Завършена HTML страница с нужните секции</w:t>
+      </w:r>
+    </w:p>
+    <w:p>
+      <w:pPr>
+        <w:spacing w:after="40" w:before="40"/>
+        <w:ind w:left="360"/>
+      </w:pPr>
+      <w:r>
+        <w:rPr>
+          <w:rFonts w:ascii="Arial" w:cs="Arial" w:eastAsia="Arial" w:hAnsi="Arial"/>
+          <w:color w:val="F97316"/>
+          <w:sz w:val="22"/>
+          <w:szCs w:val="22"/>
+        </w:rPr>
+        <w:t xml:space="preserve">• </w:t>
+      </w:r>
+      <w:r>
+        <w:rPr>
+          <w:rFonts w:ascii="Arial" w:cs="Arial" w:eastAsia="Arial" w:hAnsi="Arial"/>
+          <w:color w:val="333333"/>
+          <w:sz w:val="22"/>
+          <w:szCs w:val="22"/>
+        </w:rPr>
+        <w:t xml:space="preserve">Яснота, подреденост и споделен достъп до финалния резултат</w:t>
+      </w:r>
+    </w:p>
+    <w:p>
+      <w:pPr>
+        <w:spacing w:after="80" w:before="80"/>
+      </w:pPr>
+      <w:r>
+        <w:t xml:space="preserve"/>
+      </w:r>
+    </w:p>
+    <w:p>
+      <w:pPr>
+        <w:spacing w:after="120" w:before="60"/>
+      </w:pPr>
+      <w:r>
+        <w:rPr>
+          <w:rFonts w:ascii="Arial" w:cs="Arial" w:eastAsia="Arial" w:hAnsi="Arial"/>
+          <w:i/>
+          <w:iCs/>
+          <w:color w:val="333333"/>
+          <w:sz w:val="22"/>
+          <w:szCs w:val="22"/>
+        </w:rPr>
+        <w:t xml:space="preserve">Няма изискване страницата да бъде сложна или технически перфектна. Важни са ясната идея, правилното използване на AI асистента и завършеното представяне на решението.</w:t>
+      </w:r>
+    </w:p>
+    <w:p>
+      <w:pPr>
+        <w:pBdr>
+          <w:bottom w:val="single" w:color="EEEEEE" w:sz="4"/>
+        </w:pBdr>
+        <w:spacing w:after="200" w:before="200"/>
+      </w:pPr>
+      <w:r>
+        <w:t xml:space="preserve"/>
+      </w:r>
+    </w:p>
+    <w:p>
+      <w:pPr>
+        <w:spacing w:after="120" w:before="320"/>
+      </w:pPr>
+      <w:r>
+        <w:rPr>
+          <w:rFonts w:ascii="Arial" w:cs="Arial" w:eastAsia="Arial" w:hAnsi="Arial"/>
+          <w:b/>
+          <w:bCs/>
+          <w:color w:val="1C1C1C"/>
+          <w:sz w:val="28"/>
+          <w:szCs w:val="28"/>
+          <w:u w:val="single"/>
+        </w:rPr>
         <w:t xml:space="preserve">Предаване</w:t>
       </w:r>
     </w:p>
     <w:p>
       <w:pPr>
-        <w:spacing w:after="160" w:before="60"/>
+        <w:spacing w:after="120" w:before="60"/>
       </w:pPr>
       <w:r>
         <w:rPr>
           <w:rFonts w:ascii="Arial" w:cs="Arial" w:eastAsia="Arial" w:hAnsi="Arial"/>
           <w:i w:val="false"/>
           <w:iCs w:val="false"/>
-          <w:color w:val="000000"/>
-          <w:sz w:val="22"/>
-          <w:szCs w:val="22"/>
-        </w:rPr>
-        <w:t xml:space="preserve">Проектът се качва като PDF или DOCX в Drive и се споделя линк в сайта, секция „Редовен / Поправителен изпит".</w:t>
-      </w:r>
-    </w:p>
-    <w:p>
-      <w:pPr>
-        <w:spacing w:after="60" w:before="120"/>
+          <w:color w:val="333333"/>
+          <w:sz w:val="22"/>
+          <w:szCs w:val="22"/>
+        </w:rPr>
+        <w:t xml:space="preserve">Проектът се качва като PDF или DOCX в Google Drive и се споделя линк в сайта, секция Редовен / Поправителен изпит.</w:t>
+      </w:r>
+    </w:p>
+    <w:p>
+      <w:pPr>
+        <w:spacing w:after="40" w:before="60"/>
+      </w:pPr>
+      <w:r>
+        <w:t xml:space="preserve"/>
+      </w:r>
+    </w:p>
+    <w:p>
+      <w:pPr>
+        <w:spacing w:after="40" w:before="60"/>
       </w:pPr>
       <w:r>
         <w:rPr>
@@ -1312,7 +1764,7 @@
     </w:p>
     <w:p>
       <w:pPr>
-        <w:spacing w:after="60" w:before="60"/>
+        <w:spacing w:after="80" w:before="40"/>
       </w:pPr>
       <w:r>
         <w:rPr>
@@ -1335,10 +1787,25 @@
     </w:p>
     <w:p>
       <w:pPr>
-        <w:spacing w:after="80" w:before="80"/>
+        <w:spacing w:after="80" w:before="160"/>
       </w:pPr>
       <w:r>
         <w:t xml:space="preserve"/>
+      </w:r>
+    </w:p>
+    <w:p>
+      <w:pPr>
+        <w:spacing w:after="0" w:before="80"/>
+        <w:jc w:val="center"/>
+      </w:pPr>
+      <w:r>
+        <w:rPr>
+          <w:rFonts w:ascii="Arial" w:cs="Arial" w:eastAsia="Arial" w:hAnsi="Arial"/>
+          <w:color w:val="AAAAAA"/>
+          <w:sz w:val="18"/>
+          <w:szCs w:val="18"/>
+        </w:rPr>
+        <w:t xml:space="preserve">© SoftUni – https://softuni.bg</w:t>
       </w:r>
     </w:p>
     <w:sectPr>

--- a/Exam-Claude-Webpage.docx
+++ b/Exam-Claude-Webpage.docx
@@ -4,16 +4,16 @@
   <w:body>
     <w:p>
       <w:pPr>
-        <w:spacing w:after="160" w:before="0"/>
+        <w:spacing w:after="120" w:before="0"/>
         <w:jc w:val="center"/>
       </w:pPr>
       <w:r>
         <w:rPr>
-          <w:rFonts w:ascii="Arial" w:cs="Arial" w:eastAsia="Arial" w:hAnsi="Arial"/>
+          <w:rFonts w:ascii="Calibri" w:cs="Calibri" w:eastAsia="Calibri" w:hAnsi="Calibri"/>
           <w:b/>
           <w:bCs/>
-          <w:sz w:val="32"/>
-          <w:szCs w:val="32"/>
+          <w:sz w:val="30"/>
+          <w:szCs w:val="30"/>
         </w:rPr>
         <w:t xml:space="preserve">Практическа изпитна задача по</w:t>
       </w:r>
@@ -25,26 +25,26 @@
       </w:pPr>
       <w:r>
         <w:rPr>
-          <w:rFonts w:ascii="Arial" w:cs="Arial" w:eastAsia="Arial" w:hAnsi="Arial"/>
+          <w:rFonts w:ascii="Calibri" w:cs="Calibri" w:eastAsia="Calibri" w:hAnsi="Calibri"/>
           <w:b/>
           <w:bCs/>
-          <w:sz w:val="36"/>
-          <w:szCs w:val="36"/>
+          <w:sz w:val="34"/>
+          <w:szCs w:val="34"/>
         </w:rPr>
         <w:t xml:space="preserve">"Workshop: Claude Agents for Efficient Work"</w:t>
       </w:r>
     </w:p>
     <w:p>
       <w:pPr>
-        <w:spacing w:after="360" w:before="0"/>
+        <w:spacing w:after="320" w:before="0"/>
         <w:jc w:val="center"/>
       </w:pPr>
       <w:r>
         <w:rPr>
-          <w:rFonts w:ascii="Arial" w:cs="Arial" w:eastAsia="Arial" w:hAnsi="Arial"/>
+          <w:rFonts w:ascii="Calibri" w:cs="Calibri" w:eastAsia="Calibri" w:hAnsi="Calibri"/>
           <w:color w:val="888888"/>
-          <w:sz w:val="22"/>
-          <w:szCs w:val="22"/>
+          <w:sz w:val="20"/>
+          <w:szCs w:val="20"/>
         </w:rPr>
         <w:t xml:space="preserve">Редовен изпит — юни 2026</w:t>
       </w:r>
@@ -55,14 +55,11 @@
       </w:pPr>
       <w:r>
         <w:rPr>
-          <w:rFonts w:ascii="Arial" w:cs="Arial" w:eastAsia="Arial" w:hAnsi="Arial"/>
-          <w:i w:val="false"/>
-          <w:iCs w:val="false"/>
-          <w:color w:val="333333"/>
-          <w:sz w:val="22"/>
-          <w:szCs w:val="22"/>
-        </w:rPr>
-        <w:t xml:space="preserve">Настоящото задание има за цел да провери дали можете самостоятелно да използвате Claude за формулиране на реален проблем, генериране на приложимо решение и създаване на проста уебстраница, която представя решението по ясен и убедителен начин.</w:t>
+          <w:rFonts w:ascii="Calibri" w:cs="Calibri" w:eastAsia="Calibri" w:hAnsi="Calibri"/>
+          <w:sz w:val="22"/>
+          <w:szCs w:val="22"/>
+        </w:rPr>
+        <w:t xml:space="preserve">Настоящото задание за изпит има за цел да провери дали можете самостоятелно да използвате Claude за формулиране на реален проблем, генериране на приложимо решение и създаване на проста уебстраница, която представя решението по ясен и убедителен начин.</w:t>
       </w:r>
     </w:p>
     <w:p>
@@ -70,6 +67,11 @@
         <w:spacing w:after="80" w:before="80"/>
       </w:pPr>
       <w:r>
+        <w:rPr>
+          <w:rFonts w:ascii="Calibri" w:cs="Calibri" w:eastAsia="Calibri" w:hAnsi="Calibri"/>
+          <w:sz w:val="22"/>
+          <w:szCs w:val="22"/>
+        </w:rPr>
         <w:t xml:space="preserve"/>
       </w:r>
     </w:p>
@@ -86,36 +88,36 @@
         </w:tblBorders>
       </w:tblPr>
       <w:tblGrid>
-        <w:gridCol w:w="2268"/>
-        <w:gridCol w:w="7092"/>
+        <w:gridCol w:w="2500"/>
+        <w:gridCol w:w="6860"/>
       </w:tblGrid>
       <w:tr>
         <w:tc>
           <w:tcPr>
-            <w:tcW w:type="dxa" w:w="2268"/>
-            <w:tcBorders>
-              <w:top w:val="single" w:color="CCCCCC" w:sz="4"/>
-              <w:left w:val="single" w:color="CCCCCC" w:sz="4"/>
-              <w:bottom w:val="single" w:color="CCCCCC" w:sz="4"/>
-              <w:right w:val="single" w:color="CCCCCC" w:sz="4"/>
-            </w:tcBorders>
-            <w:shd w:fill="F5F5F5" w:val="clear"/>
-            <w:tcMar>
-              <w:top w:type="dxa" w:w="120"/>
-              <w:left w:type="dxa" w:w="160"/>
-              <w:bottom w:type="dxa" w:w="120"/>
-              <w:right w:type="dxa" w:w="160"/>
-            </w:tcMar>
-          </w:tcPr>
-          <w:p>
-            <w:r>
-              <w:rPr>
-                <w:rFonts w:ascii="Arial" w:cs="Arial" w:eastAsia="Arial" w:hAnsi="Arial"/>
+            <w:tcW w:type="dxa" w:w="2500"/>
+            <w:tcBorders>
+              <w:top w:val="single" w:color="CCCCCC" w:sz="4"/>
+              <w:left w:val="single" w:color="CCCCCC" w:sz="4"/>
+              <w:bottom w:val="single" w:color="CCCCCC" w:sz="4"/>
+              <w:right w:val="single" w:color="CCCCCC" w:sz="4"/>
+            </w:tcBorders>
+            <w:shd w:fill="F2F2F2" w:val="clear"/>
+            <w:tcMar>
+              <w:top w:type="dxa" w:w="100"/>
+              <w:left w:type="dxa" w:w="160"/>
+              <w:bottom w:type="dxa" w:w="100"/>
+              <w:right w:type="dxa" w:w="160"/>
+            </w:tcMar>
+          </w:tcPr>
+          <w:p>
+            <w:pPr>
+              <w:spacing w:after="120" w:before="60"/>
+            </w:pPr>
+            <w:r>
+              <w:rPr>
+                <w:rFonts w:ascii="Calibri" w:cs="Calibri" w:eastAsia="Calibri" w:hAnsi="Calibri"/>
                 <w:b/>
                 <w:bCs/>
-                <w:i w:val="false"/>
-                <w:iCs w:val="false"/>
-                <w:color w:val="333333"/>
                 <w:sz w:val="22"/>
                 <w:szCs w:val="22"/>
               </w:rPr>
@@ -125,7 +127,7 @@
         </w:tc>
         <w:tc>
           <w:tcPr>
-            <w:tcW w:type="dxa" w:w="7092"/>
+            <w:tcW w:type="dxa" w:w="6860"/>
             <w:tcBorders>
               <w:top w:val="single" w:color="CCCCCC" w:sz="4"/>
               <w:left w:val="single" w:color="CCCCCC" w:sz="4"/>
@@ -134,21 +136,19 @@
             </w:tcBorders>
             <w:shd w:fill="FFFFFF" w:val="clear"/>
             <w:tcMar>
-              <w:top w:type="dxa" w:w="120"/>
-              <w:left w:type="dxa" w:w="160"/>
-              <w:bottom w:type="dxa" w:w="120"/>
-              <w:right w:type="dxa" w:w="160"/>
-            </w:tcMar>
-          </w:tcPr>
-          <w:p>
-            <w:r>
-              <w:rPr>
-                <w:rFonts w:ascii="Arial" w:cs="Arial" w:eastAsia="Arial" w:hAnsi="Arial"/>
-                <w:b w:val="false"/>
-                <w:bCs w:val="false"/>
-                <w:i w:val="false"/>
-                <w:iCs w:val="false"/>
-                <w:color w:val="1C1C1C"/>
+              <w:top w:type="dxa" w:w="100"/>
+              <w:left w:type="dxa" w:w="160"/>
+              <w:bottom w:type="dxa" w:w="100"/>
+              <w:right w:type="dxa" w:w="160"/>
+            </w:tcMar>
+          </w:tcPr>
+          <w:p>
+            <w:pPr>
+              <w:spacing w:after="120" w:before="60"/>
+            </w:pPr>
+            <w:r>
+              <w:rPr>
+                <w:rFonts w:ascii="Calibri" w:cs="Calibri" w:eastAsia="Calibri" w:hAnsi="Calibri"/>
                 <w:sz w:val="22"/>
                 <w:szCs w:val="22"/>
               </w:rPr>
@@ -160,30 +160,30 @@
       <w:tr>
         <w:tc>
           <w:tcPr>
-            <w:tcW w:type="dxa" w:w="2268"/>
-            <w:tcBorders>
-              <w:top w:val="single" w:color="CCCCCC" w:sz="4"/>
-              <w:left w:val="single" w:color="CCCCCC" w:sz="4"/>
-              <w:bottom w:val="single" w:color="CCCCCC" w:sz="4"/>
-              <w:right w:val="single" w:color="CCCCCC" w:sz="4"/>
-            </w:tcBorders>
-            <w:shd w:fill="F5F5F5" w:val="clear"/>
-            <w:tcMar>
-              <w:top w:type="dxa" w:w="120"/>
-              <w:left w:type="dxa" w:w="160"/>
-              <w:bottom w:type="dxa" w:w="120"/>
-              <w:right w:type="dxa" w:w="160"/>
-            </w:tcMar>
-          </w:tcPr>
-          <w:p>
-            <w:r>
-              <w:rPr>
-                <w:rFonts w:ascii="Arial" w:cs="Arial" w:eastAsia="Arial" w:hAnsi="Arial"/>
+            <w:tcW w:type="dxa" w:w="2500"/>
+            <w:tcBorders>
+              <w:top w:val="single" w:color="CCCCCC" w:sz="4"/>
+              <w:left w:val="single" w:color="CCCCCC" w:sz="4"/>
+              <w:bottom w:val="single" w:color="CCCCCC" w:sz="4"/>
+              <w:right w:val="single" w:color="CCCCCC" w:sz="4"/>
+            </w:tcBorders>
+            <w:shd w:fill="F2F2F2" w:val="clear"/>
+            <w:tcMar>
+              <w:top w:type="dxa" w:w="100"/>
+              <w:left w:type="dxa" w:w="160"/>
+              <w:bottom w:type="dxa" w:w="100"/>
+              <w:right w:type="dxa" w:w="160"/>
+            </w:tcMar>
+          </w:tcPr>
+          <w:p>
+            <w:pPr>
+              <w:spacing w:after="120" w:before="60"/>
+            </w:pPr>
+            <w:r>
+              <w:rPr>
+                <w:rFonts w:ascii="Calibri" w:cs="Calibri" w:eastAsia="Calibri" w:hAnsi="Calibri"/>
                 <w:b/>
                 <w:bCs/>
-                <w:i w:val="false"/>
-                <w:iCs w:val="false"/>
-                <w:color w:val="333333"/>
                 <w:sz w:val="22"/>
                 <w:szCs w:val="22"/>
               </w:rPr>
@@ -193,7 +193,7 @@
         </w:tc>
         <w:tc>
           <w:tcPr>
-            <w:tcW w:type="dxa" w:w="7092"/>
+            <w:tcW w:type="dxa" w:w="6860"/>
             <w:tcBorders>
               <w:top w:val="single" w:color="CCCCCC" w:sz="4"/>
               <w:left w:val="single" w:color="CCCCCC" w:sz="4"/>
@@ -202,21 +202,19 @@
             </w:tcBorders>
             <w:shd w:fill="FFFFFF" w:val="clear"/>
             <w:tcMar>
-              <w:top w:type="dxa" w:w="120"/>
-              <w:left w:type="dxa" w:w="160"/>
-              <w:bottom w:type="dxa" w:w="120"/>
-              <w:right w:type="dxa" w:w="160"/>
-            </w:tcMar>
-          </w:tcPr>
-          <w:p>
-            <w:r>
-              <w:rPr>
-                <w:rFonts w:ascii="Arial" w:cs="Arial" w:eastAsia="Arial" w:hAnsi="Arial"/>
-                <w:b w:val="false"/>
-                <w:bCs w:val="false"/>
-                <w:i w:val="false"/>
-                <w:iCs w:val="false"/>
-                <w:color w:val="1C1C1C"/>
+              <w:top w:type="dxa" w:w="100"/>
+              <w:left w:type="dxa" w:w="160"/>
+              <w:bottom w:type="dxa" w:w="100"/>
+              <w:right w:type="dxa" w:w="160"/>
+            </w:tcMar>
+          </w:tcPr>
+          <w:p>
+            <w:pPr>
+              <w:spacing w:after="120" w:before="60"/>
+            </w:pPr>
+            <w:r>
+              <w:rPr>
+                <w:rFonts w:ascii="Calibri" w:cs="Calibri" w:eastAsia="Calibri" w:hAnsi="Calibri"/>
                 <w:sz w:val="22"/>
                 <w:szCs w:val="22"/>
               </w:rPr>
@@ -228,30 +226,30 @@
       <w:tr>
         <w:tc>
           <w:tcPr>
-            <w:tcW w:type="dxa" w:w="2268"/>
-            <w:tcBorders>
-              <w:top w:val="single" w:color="CCCCCC" w:sz="4"/>
-              <w:left w:val="single" w:color="CCCCCC" w:sz="4"/>
-              <w:bottom w:val="single" w:color="CCCCCC" w:sz="4"/>
-              <w:right w:val="single" w:color="CCCCCC" w:sz="4"/>
-            </w:tcBorders>
-            <w:shd w:fill="F5F5F5" w:val="clear"/>
-            <w:tcMar>
-              <w:top w:type="dxa" w:w="120"/>
-              <w:left w:type="dxa" w:w="160"/>
-              <w:bottom w:type="dxa" w:w="120"/>
-              <w:right w:type="dxa" w:w="160"/>
-            </w:tcMar>
-          </w:tcPr>
-          <w:p>
-            <w:r>
-              <w:rPr>
-                <w:rFonts w:ascii="Arial" w:cs="Arial" w:eastAsia="Arial" w:hAnsi="Arial"/>
+            <w:tcW w:type="dxa" w:w="2500"/>
+            <w:tcBorders>
+              <w:top w:val="single" w:color="CCCCCC" w:sz="4"/>
+              <w:left w:val="single" w:color="CCCCCC" w:sz="4"/>
+              <w:bottom w:val="single" w:color="CCCCCC" w:sz="4"/>
+              <w:right w:val="single" w:color="CCCCCC" w:sz="4"/>
+            </w:tcBorders>
+            <w:shd w:fill="F2F2F2" w:val="clear"/>
+            <w:tcMar>
+              <w:top w:type="dxa" w:w="100"/>
+              <w:left w:type="dxa" w:w="160"/>
+              <w:bottom w:type="dxa" w:w="100"/>
+              <w:right w:type="dxa" w:w="160"/>
+            </w:tcMar>
+          </w:tcPr>
+          <w:p>
+            <w:pPr>
+              <w:spacing w:after="120" w:before="60"/>
+            </w:pPr>
+            <w:r>
+              <w:rPr>
+                <w:rFonts w:ascii="Calibri" w:cs="Calibri" w:eastAsia="Calibri" w:hAnsi="Calibri"/>
                 <w:b/>
                 <w:bCs/>
-                <w:i w:val="false"/>
-                <w:iCs w:val="false"/>
-                <w:color w:val="333333"/>
                 <w:sz w:val="22"/>
                 <w:szCs w:val="22"/>
               </w:rPr>
@@ -261,7 +259,7 @@
         </w:tc>
         <w:tc>
           <w:tcPr>
-            <w:tcW w:type="dxa" w:w="7092"/>
+            <w:tcW w:type="dxa" w:w="6860"/>
             <w:tcBorders>
               <w:top w:val="single" w:color="CCCCCC" w:sz="4"/>
               <w:left w:val="single" w:color="CCCCCC" w:sz="4"/>
@@ -270,21 +268,19 @@
             </w:tcBorders>
             <w:shd w:fill="FFFFFF" w:val="clear"/>
             <w:tcMar>
-              <w:top w:type="dxa" w:w="120"/>
-              <w:left w:type="dxa" w:w="160"/>
-              <w:bottom w:type="dxa" w:w="120"/>
-              <w:right w:type="dxa" w:w="160"/>
-            </w:tcMar>
-          </w:tcPr>
-          <w:p>
-            <w:r>
-              <w:rPr>
-                <w:rFonts w:ascii="Arial" w:cs="Arial" w:eastAsia="Arial" w:hAnsi="Arial"/>
-                <w:b w:val="false"/>
-                <w:bCs w:val="false"/>
-                <w:i w:val="false"/>
-                <w:iCs w:val="false"/>
-                <w:color w:val="1C1C1C"/>
+              <w:top w:type="dxa" w:w="100"/>
+              <w:left w:type="dxa" w:w="160"/>
+              <w:bottom w:type="dxa" w:w="100"/>
+              <w:right w:type="dxa" w:w="160"/>
+            </w:tcMar>
+          </w:tcPr>
+          <w:p>
+            <w:pPr>
+              <w:spacing w:after="120" w:before="60"/>
+            </w:pPr>
+            <w:r>
+              <w:rPr>
+                <w:rFonts w:ascii="Calibri" w:cs="Calibri" w:eastAsia="Calibri" w:hAnsi="Calibri"/>
                 <w:sz w:val="22"/>
                 <w:szCs w:val="22"/>
               </w:rPr>
@@ -299,16 +295,21 @@
         <w:spacing w:after="80" w:before="80"/>
       </w:pPr>
       <w:r>
+        <w:rPr>
+          <w:rFonts w:ascii="Calibri" w:cs="Calibri" w:eastAsia="Calibri" w:hAnsi="Calibri"/>
+          <w:sz w:val="22"/>
+          <w:szCs w:val="22"/>
+        </w:rPr>
         <w:t xml:space="preserve"/>
       </w:r>
     </w:p>
     <w:p>
       <w:pPr>
-        <w:spacing w:after="120" w:before="120"/>
-      </w:pPr>
-      <w:r>
-        <w:rPr>
-          <w:rFonts w:ascii="Arial" w:cs="Arial" w:eastAsia="Arial" w:hAnsi="Arial"/>
+        <w:spacing w:after="160" w:before="160"/>
+      </w:pPr>
+      <w:r>
+        <w:rPr>
+          <w:rFonts w:ascii="Calibri" w:cs="Calibri" w:eastAsia="Calibri" w:hAnsi="Calibri"/>
           <w:b/>
           <w:bCs/>
           <w:color w:val="CC0000"/>
@@ -319,40 +320,44 @@
       </w:r>
       <w:r>
         <w:rPr>
-          <w:rFonts w:ascii="Arial" w:cs="Arial" w:eastAsia="Arial" w:hAnsi="Arial"/>
-          <w:color w:val="CC0000"/>
-          <w:sz w:val="22"/>
-          <w:szCs w:val="22"/>
-        </w:rPr>
-        <w:t xml:space="preserve">Уверете се, че линковете към вашите резултати са със споделен достъп, позволяващ на проверяващите да ги отворят. Ако линкът не е достъпен, задачата няма да може да бъде оценена коректно.</w:t>
-      </w:r>
-    </w:p>
-    <w:p>
-      <w:pPr>
-        <w:pBdr>
-          <w:bottom w:val="single" w:color="EEEEEE" w:sz="4"/>
-        </w:pBdr>
-        <w:spacing w:after="200" w:before="200"/>
-      </w:pPr>
-      <w:r>
-        <w:t xml:space="preserve"/>
-      </w:r>
-    </w:p>
-    <w:p>
-      <w:pPr>
-        <w:spacing w:after="120" w:before="320"/>
-      </w:pPr>
-      <w:r>
-        <w:rPr>
-          <w:rFonts w:ascii="Arial" w:cs="Arial" w:eastAsia="Arial" w:hAnsi="Arial"/>
+          <w:rFonts w:ascii="Calibri" w:cs="Calibri" w:eastAsia="Calibri" w:hAnsi="Calibri"/>
           <w:b/>
           <w:bCs/>
-          <w:color w:val="1C1C1C"/>
+          <w:color w:val="CC0000"/>
+          <w:sz w:val="22"/>
+          <w:szCs w:val="22"/>
+        </w:rPr>
+        <w:t xml:space="preserve">Уверете се, че линковете към вашите резултати са със споделен достъп, позволяващ на проверяващите да ги отворят. Ако линкът не е достъпен, задачата няма да може да бъде оценена коректно.</w:t>
+      </w:r>
+    </w:p>
+    <w:p>
+      <w:pPr>
+        <w:spacing w:after="80" w:before="80"/>
+      </w:pPr>
+      <w:r>
+        <w:rPr>
+          <w:rFonts w:ascii="Calibri" w:cs="Calibri" w:eastAsia="Calibri" w:hAnsi="Calibri"/>
+          <w:sz w:val="22"/>
+          <w:szCs w:val="22"/>
+        </w:rPr>
+        <w:t xml:space="preserve"/>
+      </w:r>
+    </w:p>
+    <w:p>
+      <w:pPr>
+        <w:pStyle w:val="Heading2"/>
+        <w:spacing w:after="160" w:before="360"/>
+      </w:pPr>
+      <w:r>
+        <w:rPr>
+          <w:rFonts w:ascii="Calibri" w:cs="Calibri" w:eastAsia="Calibri" w:hAnsi="Calibri"/>
+          <w:b/>
+          <w:bCs/>
+          <w:color w:val="1F4E79"/>
           <w:sz w:val="28"/>
           <w:szCs w:val="28"/>
-          <w:u w:val="single"/>
-        </w:rPr>
-        <w:t xml:space="preserve">1. Избор на сфера и формулиране на проблем</w:t>
+        </w:rPr>
+        <w:t xml:space="preserve">Избор на сфера и формулиране на проблем</w:t>
       </w:r>
     </w:p>
     <w:p>
@@ -361,10 +366,7 @@
       </w:pPr>
       <w:r>
         <w:rPr>
-          <w:rFonts w:ascii="Arial" w:cs="Arial" w:eastAsia="Arial" w:hAnsi="Arial"/>
-          <w:i w:val="false"/>
-          <w:iCs w:val="false"/>
-          <w:color w:val="333333"/>
+          <w:rFonts w:ascii="Calibri" w:cs="Calibri" w:eastAsia="Calibri" w:hAnsi="Calibri"/>
           <w:sz w:val="22"/>
           <w:szCs w:val="22"/>
         </w:rPr>
@@ -373,9 +375,40 @@
     </w:p>
     <w:p>
       <w:pPr>
-        <w:spacing w:after="80" w:before="40"/>
-      </w:pPr>
-      <w:r>
+        <w:spacing w:after="120" w:before="60"/>
+      </w:pPr>
+      <w:r>
+        <w:rPr>
+          <w:rFonts w:ascii="Calibri" w:cs="Calibri" w:eastAsia="Calibri" w:hAnsi="Calibri"/>
+          <w:sz w:val="22"/>
+          <w:szCs w:val="22"/>
+        </w:rPr>
+        <w:t xml:space="preserve">Можете да използвате една от примерните теми: местен бизнес без онлайн присъствие, организиране на събитие, онбординг на нов служител, често задавани въпроси от клиенти, промотиране на нов продукт или услуга, здравословен навик в екипа, местна общност/квартал. Можете да изберете и собствена тема.</w:t>
+      </w:r>
+    </w:p>
+    <w:p>
+      <w:pPr>
+        <w:spacing w:after="120" w:before="60"/>
+      </w:pPr>
+      <w:r>
+        <w:rPr>
+          <w:rFonts w:ascii="Calibri" w:cs="Calibri" w:eastAsia="Calibri" w:hAnsi="Calibri"/>
+          <w:sz w:val="22"/>
+          <w:szCs w:val="22"/>
+        </w:rPr>
+        <w:t xml:space="preserve">Попълнете таблицата:</w:t>
+      </w:r>
+    </w:p>
+    <w:p>
+      <w:pPr>
+        <w:spacing w:after="80" w:before="80"/>
+      </w:pPr>
+      <w:r>
+        <w:rPr>
+          <w:rFonts w:ascii="Calibri" w:cs="Calibri" w:eastAsia="Calibri" w:hAnsi="Calibri"/>
+          <w:sz w:val="22"/>
+          <w:szCs w:val="22"/>
+        </w:rPr>
         <w:t xml:space="preserve"/>
       </w:r>
     </w:p>
@@ -392,36 +425,36 @@
         </w:tblBorders>
       </w:tblPr>
       <w:tblGrid>
-        <w:gridCol w:w="2268"/>
-        <w:gridCol w:w="7092"/>
+        <w:gridCol w:w="2500"/>
+        <w:gridCol w:w="6860"/>
       </w:tblGrid>
       <w:tr>
         <w:tc>
           <w:tcPr>
-            <w:tcW w:type="dxa" w:w="2268"/>
-            <w:tcBorders>
-              <w:top w:val="single" w:color="CCCCCC" w:sz="4"/>
-              <w:left w:val="single" w:color="CCCCCC" w:sz="4"/>
-              <w:bottom w:val="single" w:color="CCCCCC" w:sz="4"/>
-              <w:right w:val="single" w:color="CCCCCC" w:sz="4"/>
-            </w:tcBorders>
-            <w:shd w:fill="F5F5F5" w:val="clear"/>
-            <w:tcMar>
-              <w:top w:type="dxa" w:w="120"/>
-              <w:left w:type="dxa" w:w="160"/>
-              <w:bottom w:type="dxa" w:w="120"/>
-              <w:right w:type="dxa" w:w="160"/>
-            </w:tcMar>
-          </w:tcPr>
-          <w:p>
-            <w:r>
-              <w:rPr>
-                <w:rFonts w:ascii="Arial" w:cs="Arial" w:eastAsia="Arial" w:hAnsi="Arial"/>
+            <w:tcW w:type="dxa" w:w="2500"/>
+            <w:tcBorders>
+              <w:top w:val="single" w:color="CCCCCC" w:sz="4"/>
+              <w:left w:val="single" w:color="CCCCCC" w:sz="4"/>
+              <w:bottom w:val="single" w:color="CCCCCC" w:sz="4"/>
+              <w:right w:val="single" w:color="CCCCCC" w:sz="4"/>
+            </w:tcBorders>
+            <w:shd w:fill="F2F2F2" w:val="clear"/>
+            <w:tcMar>
+              <w:top w:type="dxa" w:w="100"/>
+              <w:left w:type="dxa" w:w="160"/>
+              <w:bottom w:type="dxa" w:w="100"/>
+              <w:right w:type="dxa" w:w="160"/>
+            </w:tcMar>
+          </w:tcPr>
+          <w:p>
+            <w:pPr>
+              <w:spacing w:after="120" w:before="60"/>
+            </w:pPr>
+            <w:r>
+              <w:rPr>
+                <w:rFonts w:ascii="Calibri" w:cs="Calibri" w:eastAsia="Calibri" w:hAnsi="Calibri"/>
                 <w:b/>
                 <w:bCs/>
-                <w:i w:val="false"/>
-                <w:iCs w:val="false"/>
-                <w:color w:val="333333"/>
                 <w:sz w:val="22"/>
                 <w:szCs w:val="22"/>
               </w:rPr>
@@ -431,7 +464,7 @@
         </w:tc>
         <w:tc>
           <w:tcPr>
-            <w:tcW w:type="dxa" w:w="7092"/>
+            <w:tcW w:type="dxa" w:w="6860"/>
             <w:tcBorders>
               <w:top w:val="single" w:color="CCCCCC" w:sz="4"/>
               <w:left w:val="single" w:color="CCCCCC" w:sz="4"/>
@@ -440,21 +473,19 @@
             </w:tcBorders>
             <w:shd w:fill="FFFFFF" w:val="clear"/>
             <w:tcMar>
-              <w:top w:type="dxa" w:w="120"/>
-              <w:left w:type="dxa" w:w="160"/>
-              <w:bottom w:type="dxa" w:w="120"/>
-              <w:right w:type="dxa" w:w="160"/>
-            </w:tcMar>
-          </w:tcPr>
-          <w:p>
-            <w:r>
-              <w:rPr>
-                <w:rFonts w:ascii="Arial" w:cs="Arial" w:eastAsia="Arial" w:hAnsi="Arial"/>
-                <w:b w:val="false"/>
-                <w:bCs w:val="false"/>
-                <w:i w:val="false"/>
-                <w:iCs w:val="false"/>
-                <w:color w:val="1C1C1C"/>
+              <w:top w:type="dxa" w:w="100"/>
+              <w:left w:type="dxa" w:w="160"/>
+              <w:bottom w:type="dxa" w:w="100"/>
+              <w:right w:type="dxa" w:w="160"/>
+            </w:tcMar>
+          </w:tcPr>
+          <w:p>
+            <w:pPr>
+              <w:spacing w:after="120" w:before="60"/>
+            </w:pPr>
+            <w:r>
+              <w:rPr>
+                <w:rFonts w:ascii="Calibri" w:cs="Calibri" w:eastAsia="Calibri" w:hAnsi="Calibri"/>
                 <w:sz w:val="22"/>
                 <w:szCs w:val="22"/>
               </w:rPr>
@@ -466,30 +497,30 @@
       <w:tr>
         <w:tc>
           <w:tcPr>
-            <w:tcW w:type="dxa" w:w="2268"/>
-            <w:tcBorders>
-              <w:top w:val="single" w:color="CCCCCC" w:sz="4"/>
-              <w:left w:val="single" w:color="CCCCCC" w:sz="4"/>
-              <w:bottom w:val="single" w:color="CCCCCC" w:sz="4"/>
-              <w:right w:val="single" w:color="CCCCCC" w:sz="4"/>
-            </w:tcBorders>
-            <w:shd w:fill="F5F5F5" w:val="clear"/>
-            <w:tcMar>
-              <w:top w:type="dxa" w:w="120"/>
-              <w:left w:type="dxa" w:w="160"/>
-              <w:bottom w:type="dxa" w:w="120"/>
-              <w:right w:type="dxa" w:w="160"/>
-            </w:tcMar>
-          </w:tcPr>
-          <w:p>
-            <w:r>
-              <w:rPr>
-                <w:rFonts w:ascii="Arial" w:cs="Arial" w:eastAsia="Arial" w:hAnsi="Arial"/>
+            <w:tcW w:type="dxa" w:w="2500"/>
+            <w:tcBorders>
+              <w:top w:val="single" w:color="CCCCCC" w:sz="4"/>
+              <w:left w:val="single" w:color="CCCCCC" w:sz="4"/>
+              <w:bottom w:val="single" w:color="CCCCCC" w:sz="4"/>
+              <w:right w:val="single" w:color="CCCCCC" w:sz="4"/>
+            </w:tcBorders>
+            <w:shd w:fill="F2F2F2" w:val="clear"/>
+            <w:tcMar>
+              <w:top w:type="dxa" w:w="100"/>
+              <w:left w:type="dxa" w:w="160"/>
+              <w:bottom w:type="dxa" w:w="100"/>
+              <w:right w:type="dxa" w:w="160"/>
+            </w:tcMar>
+          </w:tcPr>
+          <w:p>
+            <w:pPr>
+              <w:spacing w:after="120" w:before="60"/>
+            </w:pPr>
+            <w:r>
+              <w:rPr>
+                <w:rFonts w:ascii="Calibri" w:cs="Calibri" w:eastAsia="Calibri" w:hAnsi="Calibri"/>
                 <w:b/>
                 <w:bCs/>
-                <w:i w:val="false"/>
-                <w:iCs w:val="false"/>
-                <w:color w:val="333333"/>
                 <w:sz w:val="22"/>
                 <w:szCs w:val="22"/>
               </w:rPr>
@@ -499,7 +530,7 @@
         </w:tc>
         <w:tc>
           <w:tcPr>
-            <w:tcW w:type="dxa" w:w="7092"/>
+            <w:tcW w:type="dxa" w:w="6860"/>
             <w:tcBorders>
               <w:top w:val="single" w:color="CCCCCC" w:sz="4"/>
               <w:left w:val="single" w:color="CCCCCC" w:sz="4"/>
@@ -508,25 +539,23 @@
             </w:tcBorders>
             <w:shd w:fill="FFFFFF" w:val="clear"/>
             <w:tcMar>
-              <w:top w:type="dxa" w:w="120"/>
-              <w:left w:type="dxa" w:w="160"/>
-              <w:bottom w:type="dxa" w:w="120"/>
-              <w:right w:type="dxa" w:w="160"/>
-            </w:tcMar>
-          </w:tcPr>
-          <w:p>
-            <w:r>
-              <w:rPr>
-                <w:rFonts w:ascii="Arial" w:cs="Arial" w:eastAsia="Arial" w:hAnsi="Arial"/>
-                <w:b w:val="false"/>
-                <w:bCs w:val="false"/>
-                <w:i w:val="false"/>
-                <w:iCs w:val="false"/>
-                <w:color w:val="1C1C1C"/>
-                <w:sz w:val="22"/>
-                <w:szCs w:val="22"/>
-              </w:rPr>
-              <w:t xml:space="preserve">Фитнес клуб FitZone (кв. Люлин, София) работи 7 години без онлайн присъствие. Клиентите го намират само по препоръка от квартала. Необходима е уебстраница с услуги, цени в EUR, форма за запис и локация.</w:t>
+              <w:top w:type="dxa" w:w="100"/>
+              <w:left w:type="dxa" w:w="160"/>
+              <w:bottom w:type="dxa" w:w="100"/>
+              <w:right w:type="dxa" w:w="160"/>
+            </w:tcMar>
+          </w:tcPr>
+          <w:p>
+            <w:pPr>
+              <w:spacing w:after="120" w:before="60"/>
+            </w:pPr>
+            <w:r>
+              <w:rPr>
+                <w:rFonts w:ascii="Calibri" w:cs="Calibri" w:eastAsia="Calibri" w:hAnsi="Calibri"/>
+                <w:sz w:val="22"/>
+                <w:szCs w:val="22"/>
+              </w:rPr>
+              <w:t xml:space="preserve">Фитнес клуб FitZone (кв. Люлин, София) работи 7 години без никакво онлайн присъствие. Клиентите го намират само по препоръка от квартала. Необходима е уебстраница с услуги, цени в EUR, форма за запис и Google Maps локация.</w:t>
             </w:r>
           </w:p>
         </w:tc>
@@ -534,30 +563,19 @@
     </w:tbl>
     <w:p>
       <w:pPr>
-        <w:pBdr>
-          <w:bottom w:val="single" w:color="EEEEEE" w:sz="4"/>
-        </w:pBdr>
-        <w:spacing w:after="200" w:before="200"/>
-      </w:pPr>
-      <w:r>
-        <w:t xml:space="preserve"/>
-      </w:r>
-    </w:p>
-    <w:p>
-      <w:pPr>
-        <w:spacing w:after="120" w:before="320"/>
-      </w:pPr>
-      <w:r>
-        <w:rPr>
-          <w:rFonts w:ascii="Arial" w:cs="Arial" w:eastAsia="Arial" w:hAnsi="Arial"/>
+        <w:pStyle w:val="Heading2"/>
+        <w:spacing w:after="160" w:before="360"/>
+      </w:pPr>
+      <w:r>
+        <w:rPr>
+          <w:rFonts w:ascii="Calibri" w:cs="Calibri" w:eastAsia="Calibri" w:hAnsi="Calibri"/>
           <w:b/>
           <w:bCs/>
-          <w:color w:val="1C1C1C"/>
+          <w:color w:val="1F4E79"/>
           <w:sz w:val="28"/>
           <w:szCs w:val="28"/>
-          <w:u w:val="single"/>
-        </w:rPr>
-        <w:t xml:space="preserve">2. Генериране на решение с AI асистент</w:t>
+        </w:rPr>
+        <w:t xml:space="preserve">Генериране на решение с AI асистент</w:t>
       </w:r>
     </w:p>
     <w:p>
@@ -566,14 +584,11 @@
       </w:pPr>
       <w:r>
         <w:rPr>
-          <w:rFonts w:ascii="Arial" w:cs="Arial" w:eastAsia="Arial" w:hAnsi="Arial"/>
-          <w:i w:val="false"/>
-          <w:iCs w:val="false"/>
-          <w:color w:val="333333"/>
-          <w:sz w:val="22"/>
-          <w:szCs w:val="22"/>
-        </w:rPr>
-        <w:t xml:space="preserve">Описах проблема на Claude и поисках предложение за просто, приложимо решение. В промпта включих кой има проблема, какво му пречи и какъв тип резултат очаквам.</w:t>
+          <w:rFonts w:ascii="Calibri" w:cs="Calibri" w:eastAsia="Calibri" w:hAnsi="Calibri"/>
+          <w:sz w:val="22"/>
+          <w:szCs w:val="22"/>
+        </w:rPr>
+        <w:t xml:space="preserve">Опишете проблема на AI асистента и поискайте предложение за просто, приложимо решение. В промпта включете кой има проблема, какво му пречи и какъв тип резултат очаквате.</w:t>
       </w:r>
     </w:p>
     <w:p>
@@ -582,21 +597,39 @@
       </w:pPr>
       <w:r>
         <w:rPr>
-          <w:rFonts w:ascii="Arial" w:cs="Arial" w:eastAsia="Arial" w:hAnsi="Arial"/>
+          <w:rFonts w:ascii="Calibri" w:cs="Calibri" w:eastAsia="Calibri" w:hAnsi="Calibri"/>
           <w:i/>
           <w:iCs/>
-          <w:color w:val="333333"/>
-          <w:sz w:val="22"/>
-          <w:szCs w:val="22"/>
-        </w:rPr>
-        <w:t xml:space="preserve">Използван промпт формат: „Работя по проблем в сферата на [сфера]. Проблемът е: [описание]. Предложи ми просто решение, обясни на кого помага и дай идеята в 5-6 изречения."</w:t>
-      </w:r>
-    </w:p>
-    <w:p>
-      <w:pPr>
-        <w:spacing w:after="80" w:before="40"/>
-      </w:pPr>
-      <w:r>
+          <w:color w:val="555555"/>
+          <w:sz w:val="22"/>
+          <w:szCs w:val="22"/>
+        </w:rPr>
+        <w:t xml:space="preserve">Примерен промпт: „Работя по проблем в сферата на [сфера]. Проблемът е: [описание]. Предложи ми просто решение, обясни на кого помага и дай идеята в 5-6 изречения."</w:t>
+      </w:r>
+    </w:p>
+    <w:p>
+      <w:pPr>
+        <w:spacing w:after="120" w:before="60"/>
+      </w:pPr>
+      <w:r>
+        <w:rPr>
+          <w:rFonts w:ascii="Calibri" w:cs="Calibri" w:eastAsia="Calibri" w:hAnsi="Calibri"/>
+          <w:sz w:val="22"/>
+          <w:szCs w:val="22"/>
+        </w:rPr>
+        <w:t xml:space="preserve">Попълнете таблицата (поставете реалния промпт и резултата):</w:t>
+      </w:r>
+    </w:p>
+    <w:p>
+      <w:pPr>
+        <w:spacing w:after="80" w:before="80"/>
+      </w:pPr>
+      <w:r>
+        <w:rPr>
+          <w:rFonts w:ascii="Calibri" w:cs="Calibri" w:eastAsia="Calibri" w:hAnsi="Calibri"/>
+          <w:sz w:val="22"/>
+          <w:szCs w:val="22"/>
+        </w:rPr>
         <w:t xml:space="preserve"/>
       </w:r>
     </w:p>
@@ -613,36 +646,36 @@
         </w:tblBorders>
       </w:tblPr>
       <w:tblGrid>
-        <w:gridCol w:w="2268"/>
-        <w:gridCol w:w="7092"/>
+        <w:gridCol w:w="2500"/>
+        <w:gridCol w:w="6860"/>
       </w:tblGrid>
       <w:tr>
         <w:tc>
           <w:tcPr>
-            <w:tcW w:type="dxa" w:w="2268"/>
-            <w:tcBorders>
-              <w:top w:val="single" w:color="CCCCCC" w:sz="4"/>
-              <w:left w:val="single" w:color="CCCCCC" w:sz="4"/>
-              <w:bottom w:val="single" w:color="CCCCCC" w:sz="4"/>
-              <w:right w:val="single" w:color="CCCCCC" w:sz="4"/>
-            </w:tcBorders>
-            <w:shd w:fill="F5F5F5" w:val="clear"/>
-            <w:tcMar>
-              <w:top w:type="dxa" w:w="120"/>
-              <w:left w:type="dxa" w:w="160"/>
-              <w:bottom w:type="dxa" w:w="120"/>
-              <w:right w:type="dxa" w:w="160"/>
-            </w:tcMar>
-          </w:tcPr>
-          <w:p>
-            <w:r>
-              <w:rPr>
-                <w:rFonts w:ascii="Arial" w:cs="Arial" w:eastAsia="Arial" w:hAnsi="Arial"/>
+            <w:tcW w:type="dxa" w:w="2500"/>
+            <w:tcBorders>
+              <w:top w:val="single" w:color="CCCCCC" w:sz="4"/>
+              <w:left w:val="single" w:color="CCCCCC" w:sz="4"/>
+              <w:bottom w:val="single" w:color="CCCCCC" w:sz="4"/>
+              <w:right w:val="single" w:color="CCCCCC" w:sz="4"/>
+            </w:tcBorders>
+            <w:shd w:fill="F2F2F2" w:val="clear"/>
+            <w:tcMar>
+              <w:top w:type="dxa" w:w="100"/>
+              <w:left w:type="dxa" w:w="160"/>
+              <w:bottom w:type="dxa" w:w="100"/>
+              <w:right w:type="dxa" w:w="160"/>
+            </w:tcMar>
+          </w:tcPr>
+          <w:p>
+            <w:pPr>
+              <w:spacing w:after="120" w:before="60"/>
+            </w:pPr>
+            <w:r>
+              <w:rPr>
+                <w:rFonts w:ascii="Calibri" w:cs="Calibri" w:eastAsia="Calibri" w:hAnsi="Calibri"/>
                 <w:b/>
                 <w:bCs/>
-                <w:i w:val="false"/>
-                <w:iCs w:val="false"/>
-                <w:color w:val="333333"/>
                 <w:sz w:val="22"/>
                 <w:szCs w:val="22"/>
               </w:rPr>
@@ -652,7 +685,7 @@
         </w:tc>
         <w:tc>
           <w:tcPr>
-            <w:tcW w:type="dxa" w:w="7092"/>
+            <w:tcW w:type="dxa" w:w="6860"/>
             <w:tcBorders>
               <w:top w:val="single" w:color="CCCCCC" w:sz="4"/>
               <w:left w:val="single" w:color="CCCCCC" w:sz="4"/>
@@ -661,25 +694,23 @@
             </w:tcBorders>
             <w:shd w:fill="FFFFFF" w:val="clear"/>
             <w:tcMar>
-              <w:top w:type="dxa" w:w="120"/>
-              <w:left w:type="dxa" w:w="160"/>
-              <w:bottom w:type="dxa" w:w="120"/>
-              <w:right w:type="dxa" w:w="160"/>
-            </w:tcMar>
-          </w:tcPr>
-          <w:p>
-            <w:r>
-              <w:rPr>
-                <w:rFonts w:ascii="Arial" w:cs="Arial" w:eastAsia="Arial" w:hAnsi="Arial"/>
-                <w:b w:val="false"/>
-                <w:bCs w:val="false"/>
-                <w:i w:val="false"/>
-                <w:iCs w:val="false"/>
-                <w:color w:val="1C1C1C"/>
-                <w:sz w:val="22"/>
-                <w:szCs w:val="22"/>
-              </w:rPr>
-              <w:t xml:space="preserve">Работя по проблем в сферата на малкия бизнес / фитнес услуги. Проблемът е: Имам малък фитнес клуб FitZone в кв. Люлин, София (бул. Царица Йоанна 47), работещ вече 7 години, без никакво онлайн присъствие — нямам уебсайт, намират ме само хора от квартала по препоръка. Искам потенциалните клиенти да намират информация за услугите ми (фитнес зала, кардио, групови тренировки, личен треньор), цените (от €5/посещение до €306/год.), работното време и да се запишат за безплатна пробна тренировка онлайн. Предложи ми просто решение, обясни на кого помага и дай идеята в 5-6 изречения.</w:t>
+              <w:top w:type="dxa" w:w="100"/>
+              <w:left w:type="dxa" w:w="160"/>
+              <w:bottom w:type="dxa" w:w="100"/>
+              <w:right w:type="dxa" w:w="160"/>
+            </w:tcMar>
+          </w:tcPr>
+          <w:p>
+            <w:pPr>
+              <w:spacing w:after="120" w:before="60"/>
+            </w:pPr>
+            <w:r>
+              <w:rPr>
+                <w:rFonts w:ascii="Calibri" w:cs="Calibri" w:eastAsia="Calibri" w:hAnsi="Calibri"/>
+                <w:sz w:val="22"/>
+                <w:szCs w:val="22"/>
+              </w:rPr>
+              <w:t xml:space="preserve">Работя по проблем в сферата на малкия бизнес и фитнес услуги. Проблемът е: имам малък фитнес клуб FitZone в кв. Люлин, София (бул. Царица Йоанна 47), работещ вече 7 години, без никакво онлайн присъствие — нямам уебсайт и клиентите ме намират само по препоръка. Искам потенциалните клиенти да намират информация за услугите (фитнес зала, кардио, групови тренировки, личен треньор), цените в EUR и да се записват за безплатна пробна тренировка онлайн. Предложи ми просто решение, обясни на кого помага и дай идеята в 5-6 изречения.</w:t>
             </w:r>
           </w:p>
         </w:tc>
@@ -687,30 +718,30 @@
       <w:tr>
         <w:tc>
           <w:tcPr>
-            <w:tcW w:type="dxa" w:w="2268"/>
-            <w:tcBorders>
-              <w:top w:val="single" w:color="CCCCCC" w:sz="4"/>
-              <w:left w:val="single" w:color="CCCCCC" w:sz="4"/>
-              <w:bottom w:val="single" w:color="CCCCCC" w:sz="4"/>
-              <w:right w:val="single" w:color="CCCCCC" w:sz="4"/>
-            </w:tcBorders>
-            <w:shd w:fill="F5F5F5" w:val="clear"/>
-            <w:tcMar>
-              <w:top w:type="dxa" w:w="120"/>
-              <w:left w:type="dxa" w:w="160"/>
-              <w:bottom w:type="dxa" w:w="120"/>
-              <w:right w:type="dxa" w:w="160"/>
-            </w:tcMar>
-          </w:tcPr>
-          <w:p>
-            <w:r>
-              <w:rPr>
-                <w:rFonts w:ascii="Arial" w:cs="Arial" w:eastAsia="Arial" w:hAnsi="Arial"/>
+            <w:tcW w:type="dxa" w:w="2500"/>
+            <w:tcBorders>
+              <w:top w:val="single" w:color="CCCCCC" w:sz="4"/>
+              <w:left w:val="single" w:color="CCCCCC" w:sz="4"/>
+              <w:bottom w:val="single" w:color="CCCCCC" w:sz="4"/>
+              <w:right w:val="single" w:color="CCCCCC" w:sz="4"/>
+            </w:tcBorders>
+            <w:shd w:fill="F2F2F2" w:val="clear"/>
+            <w:tcMar>
+              <w:top w:type="dxa" w:w="100"/>
+              <w:left w:type="dxa" w:w="160"/>
+              <w:bottom w:type="dxa" w:w="100"/>
+              <w:right w:type="dxa" w:w="160"/>
+            </w:tcMar>
+          </w:tcPr>
+          <w:p>
+            <w:pPr>
+              <w:spacing w:after="120" w:before="60"/>
+            </w:pPr>
+            <w:r>
+              <w:rPr>
+                <w:rFonts w:ascii="Calibri" w:cs="Calibri" w:eastAsia="Calibri" w:hAnsi="Calibri"/>
                 <w:b/>
                 <w:bCs/>
-                <w:i w:val="false"/>
-                <w:iCs w:val="false"/>
-                <w:color w:val="333333"/>
                 <w:sz w:val="22"/>
                 <w:szCs w:val="22"/>
               </w:rPr>
@@ -720,7 +751,7 @@
         </w:tc>
         <w:tc>
           <w:tcPr>
-            <w:tcW w:type="dxa" w:w="7092"/>
+            <w:tcW w:type="dxa" w:w="6860"/>
             <w:tcBorders>
               <w:top w:val="single" w:color="CCCCCC" w:sz="4"/>
               <w:left w:val="single" w:color="CCCCCC" w:sz="4"/>
@@ -729,25 +760,23 @@
             </w:tcBorders>
             <w:shd w:fill="FFFFFF" w:val="clear"/>
             <w:tcMar>
-              <w:top w:type="dxa" w:w="120"/>
-              <w:left w:type="dxa" w:w="160"/>
-              <w:bottom w:type="dxa" w:w="120"/>
-              <w:right w:type="dxa" w:w="160"/>
-            </w:tcMar>
-          </w:tcPr>
-          <w:p>
-            <w:r>
-              <w:rPr>
-                <w:rFonts w:ascii="Arial" w:cs="Arial" w:eastAsia="Arial" w:hAnsi="Arial"/>
-                <w:b w:val="false"/>
-                <w:bCs w:val="false"/>
-                <w:i w:val="false"/>
-                <w:iCs w:val="false"/>
-                <w:color w:val="1C1C1C"/>
-                <w:sz w:val="22"/>
-                <w:szCs w:val="22"/>
-              </w:rPr>
-              <w:t xml:space="preserve">Решението е едностранична уебстраница (landing page) за FitZone с секции: Hero с ключово послание, Услуги (4 карти), Цени в EUR (4 плана), Седмична програма на груповите тренировки, Форма за безплатна пробна тренировка, Google Maps с реалната локация и контакти. Страницата помага на хора от квартала, търсещи фитнес клуб в Google — виждат всичко необходимо и се записват без да се обаждат. Редизайнът следва UI/UX Pro Max Skill (Vibrant &amp; Block-based: оранжево #F97316 + зелено #22C55E на тъмен фон), оптимизирана за мобилни устройства с hamburger меню. Хоствана безплатно в GitHub Pages, без месечен разход.</w:t>
+              <w:top w:type="dxa" w:w="100"/>
+              <w:left w:type="dxa" w:w="160"/>
+              <w:bottom w:type="dxa" w:w="100"/>
+              <w:right w:type="dxa" w:w="160"/>
+            </w:tcMar>
+          </w:tcPr>
+          <w:p>
+            <w:pPr>
+              <w:spacing w:after="120" w:before="60"/>
+            </w:pPr>
+            <w:r>
+              <w:rPr>
+                <w:rFonts w:ascii="Calibri" w:cs="Calibri" w:eastAsia="Calibri" w:hAnsi="Calibri"/>
+                <w:sz w:val="22"/>
+                <w:szCs w:val="22"/>
+              </w:rPr>
+              <w:t xml:space="preserve">Решението е едностранична уебстраница (landing page) за FitZone с ясна структура: Hero секция с ключово послание, блок с 4 услуги, ценоразпис в EUR (4 плана), седмична програма на груповите тренировки, форма за безплатна пробна тренировка и Google Maps с реалната локация. Страницата помага на хора от квартала, търсещи фитнес клуб в Google — виждат всичко необходимо и се записват без обаждане. Дизайнът следва UI/UX Pro Max Skill (Vibrant &amp; Block-based: #F97316 / #22C55E) с пълна мобилна оптимизация и hamburger меню. Хоствана безплатно в GitHub Pages — без месечен разход.</w:t>
             </w:r>
           </w:p>
         </w:tc>
@@ -755,30 +784,30 @@
       <w:tr>
         <w:tc>
           <w:tcPr>
-            <w:tcW w:type="dxa" w:w="2268"/>
-            <w:tcBorders>
-              <w:top w:val="single" w:color="CCCCCC" w:sz="4"/>
-              <w:left w:val="single" w:color="CCCCCC" w:sz="4"/>
-              <w:bottom w:val="single" w:color="CCCCCC" w:sz="4"/>
-              <w:right w:val="single" w:color="CCCCCC" w:sz="4"/>
-            </w:tcBorders>
-            <w:shd w:fill="F5F5F5" w:val="clear"/>
-            <w:tcMar>
-              <w:top w:type="dxa" w:w="120"/>
-              <w:left w:type="dxa" w:w="160"/>
-              <w:bottom w:type="dxa" w:w="120"/>
-              <w:right w:type="dxa" w:w="160"/>
-            </w:tcMar>
-          </w:tcPr>
-          <w:p>
-            <w:r>
-              <w:rPr>
-                <w:rFonts w:ascii="Arial" w:cs="Arial" w:eastAsia="Arial" w:hAnsi="Arial"/>
+            <w:tcW w:type="dxa" w:w="2500"/>
+            <w:tcBorders>
+              <w:top w:val="single" w:color="CCCCCC" w:sz="4"/>
+              <w:left w:val="single" w:color="CCCCCC" w:sz="4"/>
+              <w:bottom w:val="single" w:color="CCCCCC" w:sz="4"/>
+              <w:right w:val="single" w:color="CCCCCC" w:sz="4"/>
+            </w:tcBorders>
+            <w:shd w:fill="F2F2F2" w:val="clear"/>
+            <w:tcMar>
+              <w:top w:type="dxa" w:w="100"/>
+              <w:left w:type="dxa" w:w="160"/>
+              <w:bottom w:type="dxa" w:w="100"/>
+              <w:right w:type="dxa" w:w="160"/>
+            </w:tcMar>
+          </w:tcPr>
+          <w:p>
+            <w:pPr>
+              <w:spacing w:after="120" w:before="60"/>
+            </w:pPr>
+            <w:r>
+              <w:rPr>
+                <w:rFonts w:ascii="Calibri" w:cs="Calibri" w:eastAsia="Calibri" w:hAnsi="Calibri"/>
                 <w:b/>
                 <w:bCs/>
-                <w:i w:val="false"/>
-                <w:iCs w:val="false"/>
-                <w:color w:val="333333"/>
                 <w:sz w:val="22"/>
                 <w:szCs w:val="22"/>
               </w:rPr>
@@ -788,7 +817,7 @@
         </w:tc>
         <w:tc>
           <w:tcPr>
-            <w:tcW w:type="dxa" w:w="7092"/>
+            <w:tcW w:type="dxa" w:w="6860"/>
             <w:tcBorders>
               <w:top w:val="single" w:color="CCCCCC" w:sz="4"/>
               <w:left w:val="single" w:color="CCCCCC" w:sz="4"/>
@@ -797,21 +826,19 @@
             </w:tcBorders>
             <w:shd w:fill="FFFFFF" w:val="clear"/>
             <w:tcMar>
-              <w:top w:type="dxa" w:w="120"/>
-              <w:left w:type="dxa" w:w="160"/>
-              <w:bottom w:type="dxa" w:w="120"/>
-              <w:right w:type="dxa" w:w="160"/>
-            </w:tcMar>
-          </w:tcPr>
-          <w:p>
-            <w:r>
-              <w:rPr>
-                <w:rFonts w:ascii="Arial" w:cs="Arial" w:eastAsia="Arial" w:hAnsi="Arial"/>
-                <w:b w:val="false"/>
-                <w:bCs w:val="false"/>
-                <w:i w:val="false"/>
-                <w:iCs w:val="false"/>
-                <w:color w:val="1C1C1C"/>
+              <w:top w:type="dxa" w:w="100"/>
+              <w:left w:type="dxa" w:w="160"/>
+              <w:bottom w:type="dxa" w:w="100"/>
+              <w:right w:type="dxa" w:w="160"/>
+            </w:tcMar>
+          </w:tcPr>
+          <w:p>
+            <w:pPr>
+              <w:spacing w:after="120" w:before="60"/>
+            </w:pPr>
+            <w:r>
+              <w:rPr>
+                <w:rFonts w:ascii="Calibri" w:cs="Calibri" w:eastAsia="Calibri" w:hAnsi="Calibri"/>
                 <w:sz w:val="22"/>
                 <w:szCs w:val="22"/>
               </w:rPr>
@@ -823,30 +850,19 @@
     </w:tbl>
     <w:p>
       <w:pPr>
-        <w:pBdr>
-          <w:bottom w:val="single" w:color="EEEEEE" w:sz="4"/>
-        </w:pBdr>
-        <w:spacing w:after="200" w:before="200"/>
-      </w:pPr>
-      <w:r>
-        <w:t xml:space="preserve"/>
-      </w:r>
-    </w:p>
-    <w:p>
-      <w:pPr>
-        <w:spacing w:after="120" w:before="320"/>
-      </w:pPr>
-      <w:r>
-        <w:rPr>
-          <w:rFonts w:ascii="Arial" w:cs="Arial" w:eastAsia="Arial" w:hAnsi="Arial"/>
+        <w:pStyle w:val="Heading2"/>
+        <w:spacing w:after="160" w:before="360"/>
+      </w:pPr>
+      <w:r>
+        <w:rPr>
+          <w:rFonts w:ascii="Calibri" w:cs="Calibri" w:eastAsia="Calibri" w:hAnsi="Calibri"/>
           <w:b/>
           <w:bCs/>
-          <w:color w:val="1C1C1C"/>
+          <w:color w:val="1F4E79"/>
           <w:sz w:val="28"/>
           <w:szCs w:val="28"/>
-          <w:u w:val="single"/>
-        </w:rPr>
-        <w:t xml:space="preserve">3. Създаване на уебстраница с AI</w:t>
+        </w:rPr>
+        <w:t xml:space="preserve">Създаване на уебстраница с AI</w:t>
       </w:r>
     </w:p>
     <w:p>
@@ -855,22 +871,11 @@
       </w:pPr>
       <w:r>
         <w:rPr>
-          <w:rFonts w:ascii="Arial" w:cs="Arial" w:eastAsia="Arial" w:hAnsi="Arial"/>
-          <w:i w:val="false"/>
-          <w:iCs w:val="false"/>
-          <w:color w:val="333333"/>
-          <w:sz w:val="22"/>
-          <w:szCs w:val="22"/>
-        </w:rPr>
-        <w:t xml:space="preserve">Използвах Claude за генериране на HTML страница, представяща решението. Страницата е разбираема за потенциален потребител дори без технически познания.</w:t>
-      </w:r>
-    </w:p>
-    <w:p>
-      <w:pPr>
-        <w:spacing w:after="40" w:before="40"/>
-      </w:pPr>
-      <w:r>
-        <w:t xml:space="preserve"/>
+          <w:rFonts w:ascii="Calibri" w:cs="Calibri" w:eastAsia="Calibri" w:hAnsi="Calibri"/>
+          <w:sz w:val="22"/>
+          <w:szCs w:val="22"/>
+        </w:rPr>
+        <w:t xml:space="preserve">Помолете AI асистента да създаде една HTML страница, която представя решението. Страницата трябва да бъде разбираема за потенциален потребител или клиент, дори ако той не е запознат с контекста.</w:t>
       </w:r>
     </w:p>
     <w:p>
@@ -879,14 +884,13 @@
       </w:pPr>
       <w:r>
         <w:rPr>
-          <w:rFonts w:ascii="Arial" w:cs="Arial" w:eastAsia="Arial" w:hAnsi="Arial"/>
-          <w:i w:val="false"/>
-          <w:iCs w:val="false"/>
-          <w:color w:val="1C1C1C"/>
-          <w:sz w:val="22"/>
-          <w:szCs w:val="22"/>
-        </w:rPr>
-        <w:t xml:space="preserve">Изпълнени минимални изисквания:</w:t>
+          <w:rFonts w:ascii="Calibri" w:cs="Calibri" w:eastAsia="Calibri" w:hAnsi="Calibri"/>
+          <w:b/>
+          <w:bCs/>
+          <w:sz w:val="22"/>
+          <w:szCs w:val="22"/>
+        </w:rPr>
+        <w:t xml:space="preserve">Минимални изисквания към страницата:</w:t>
       </w:r>
     </w:p>
     <w:p>
@@ -896,8 +900,8 @@
       </w:pPr>
       <w:r>
         <w:rPr>
-          <w:rFonts w:ascii="Arial" w:cs="Arial" w:eastAsia="Arial" w:hAnsi="Arial"/>
-          <w:color w:val="F97316"/>
+          <w:rFonts w:ascii="Calibri" w:cs="Calibri" w:eastAsia="Calibri" w:hAnsi="Calibri"/>
+          <w:color w:val="1F4E79"/>
           <w:sz w:val="22"/>
           <w:szCs w:val="22"/>
         </w:rPr>
@@ -905,12 +909,11 @@
       </w:r>
       <w:r>
         <w:rPr>
-          <w:rFonts w:ascii="Arial" w:cs="Arial" w:eastAsia="Arial" w:hAnsi="Arial"/>
-          <w:color w:val="333333"/>
-          <w:sz w:val="22"/>
-          <w:szCs w:val="22"/>
-        </w:rPr>
-        <w:t xml:space="preserve">Заглавие с кратко и ясно послание ("Тренирай без компромис")</w:t>
+          <w:rFonts w:ascii="Calibri" w:cs="Calibri" w:eastAsia="Calibri" w:hAnsi="Calibri"/>
+          <w:sz w:val="22"/>
+          <w:szCs w:val="22"/>
+        </w:rPr>
+        <w:t xml:space="preserve">заглавие с кратко и ясно послание;</w:t>
       </w:r>
     </w:p>
     <w:p>
@@ -920,8 +923,8 @@
       </w:pPr>
       <w:r>
         <w:rPr>
-          <w:rFonts w:ascii="Arial" w:cs="Arial" w:eastAsia="Arial" w:hAnsi="Arial"/>
-          <w:color w:val="F97316"/>
+          <w:rFonts w:ascii="Calibri" w:cs="Calibri" w:eastAsia="Calibri" w:hAnsi="Calibri"/>
+          <w:color w:val="1F4E79"/>
           <w:sz w:val="22"/>
           <w:szCs w:val="22"/>
         </w:rPr>
@@ -929,12 +932,11 @@
       </w:r>
       <w:r>
         <w:rPr>
-          <w:rFonts w:ascii="Arial" w:cs="Arial" w:eastAsia="Arial" w:hAnsi="Arial"/>
-          <w:color w:val="333333"/>
-          <w:sz w:val="22"/>
-          <w:szCs w:val="22"/>
-        </w:rPr>
-        <w:t xml:space="preserve">Кратко обяснение на проблема и решението</w:t>
+          <w:rFonts w:ascii="Calibri" w:cs="Calibri" w:eastAsia="Calibri" w:hAnsi="Calibri"/>
+          <w:sz w:val="22"/>
+          <w:szCs w:val="22"/>
+        </w:rPr>
+        <w:t xml:space="preserve">кратко обяснение на проблема и решението;</w:t>
       </w:r>
     </w:p>
     <w:p>
@@ -944,8 +946,8 @@
       </w:pPr>
       <w:r>
         <w:rPr>
-          <w:rFonts w:ascii="Arial" w:cs="Arial" w:eastAsia="Arial" w:hAnsi="Arial"/>
-          <w:color w:val="F97316"/>
+          <w:rFonts w:ascii="Calibri" w:cs="Calibri" w:eastAsia="Calibri" w:hAnsi="Calibri"/>
+          <w:color w:val="1F4E79"/>
           <w:sz w:val="22"/>
           <w:szCs w:val="22"/>
         </w:rPr>
@@ -953,12 +955,11 @@
       </w:r>
       <w:r>
         <w:rPr>
-          <w:rFonts w:ascii="Arial" w:cs="Arial" w:eastAsia="Arial" w:hAnsi="Arial"/>
-          <w:color w:val="333333"/>
-          <w:sz w:val="22"/>
-          <w:szCs w:val="22"/>
-        </w:rPr>
-        <w:t xml:space="preserve">4 ключови услуги и 4 ценови плана в EUR</w:t>
+          <w:rFonts w:ascii="Calibri" w:cs="Calibri" w:eastAsia="Calibri" w:hAnsi="Calibri"/>
+          <w:sz w:val="22"/>
+          <w:szCs w:val="22"/>
+        </w:rPr>
+        <w:t xml:space="preserve">3 ключови ползи;</w:t>
       </w:r>
     </w:p>
     <w:p>
@@ -968,8 +969,8 @@
       </w:pPr>
       <w:r>
         <w:rPr>
-          <w:rFonts w:ascii="Arial" w:cs="Arial" w:eastAsia="Arial" w:hAnsi="Arial"/>
-          <w:color w:val="F97316"/>
+          <w:rFonts w:ascii="Calibri" w:cs="Calibri" w:eastAsia="Calibri" w:hAnsi="Calibri"/>
+          <w:color w:val="1F4E79"/>
           <w:sz w:val="22"/>
           <w:szCs w:val="22"/>
         </w:rPr>
@@ -977,12 +978,11 @@
       </w:r>
       <w:r>
         <w:rPr>
-          <w:rFonts w:ascii="Arial" w:cs="Arial" w:eastAsia="Arial" w:hAnsi="Arial"/>
-          <w:color w:val="333333"/>
-          <w:sz w:val="22"/>
-          <w:szCs w:val="22"/>
-        </w:rPr>
-        <w:t xml:space="preserve">Форма за запис — призив за действие</w:t>
+          <w:rFonts w:ascii="Calibri" w:cs="Calibri" w:eastAsia="Calibri" w:hAnsi="Calibri"/>
+          <w:sz w:val="22"/>
+          <w:szCs w:val="22"/>
+        </w:rPr>
+        <w:t xml:space="preserve">бутон или текст с призив за действие;</w:t>
       </w:r>
     </w:p>
     <w:p>
@@ -992,8 +992,8 @@
       </w:pPr>
       <w:r>
         <w:rPr>
-          <w:rFonts w:ascii="Arial" w:cs="Arial" w:eastAsia="Arial" w:hAnsi="Arial"/>
-          <w:color w:val="F97316"/>
+          <w:rFonts w:ascii="Calibri" w:cs="Calibri" w:eastAsia="Calibri" w:hAnsi="Calibri"/>
+          <w:color w:val="1F4E79"/>
           <w:sz w:val="22"/>
           <w:szCs w:val="22"/>
         </w:rPr>
@@ -1001,60 +1001,11 @@
       </w:r>
       <w:r>
         <w:rPr>
-          <w:rFonts w:ascii="Arial" w:cs="Arial" w:eastAsia="Arial" w:hAnsi="Arial"/>
-          <w:color w:val="333333"/>
-          <w:sz w:val="22"/>
-          <w:szCs w:val="22"/>
-        </w:rPr>
-        <w:t xml:space="preserve">Четим дизайн: Vibrant &amp; Block-based, тъмен фон, оранжев акцент</w:t>
-      </w:r>
-    </w:p>
-    <w:p>
-      <w:pPr>
-        <w:spacing w:after="40" w:before="40"/>
-        <w:ind w:left="360"/>
-      </w:pPr>
-      <w:r>
-        <w:rPr>
-          <w:rFonts w:ascii="Arial" w:cs="Arial" w:eastAsia="Arial" w:hAnsi="Arial"/>
-          <w:color w:val="F97316"/>
-          <w:sz w:val="22"/>
-          <w:szCs w:val="22"/>
-        </w:rPr>
-        <w:t xml:space="preserve">• </w:t>
-      </w:r>
-      <w:r>
-        <w:rPr>
-          <w:rFonts w:ascii="Arial" w:cs="Arial" w:eastAsia="Arial" w:hAnsi="Arial"/>
-          <w:color w:val="333333"/>
-          <w:sz w:val="22"/>
-          <w:szCs w:val="22"/>
-        </w:rPr>
-        <w:t xml:space="preserve">Мобилна оптимизация с hamburger меню</w:t>
-      </w:r>
-    </w:p>
-    <w:p>
-      <w:pPr>
-        <w:spacing w:after="40" w:before="40"/>
-        <w:ind w:left="360"/>
-      </w:pPr>
-      <w:r>
-        <w:rPr>
-          <w:rFonts w:ascii="Arial" w:cs="Arial" w:eastAsia="Arial" w:hAnsi="Arial"/>
-          <w:color w:val="F97316"/>
-          <w:sz w:val="22"/>
-          <w:szCs w:val="22"/>
-        </w:rPr>
-        <w:t xml:space="preserve">• </w:t>
-      </w:r>
-      <w:r>
-        <w:rPr>
-          <w:rFonts w:ascii="Arial" w:cs="Arial" w:eastAsia="Arial" w:hAnsi="Arial"/>
-          <w:color w:val="333333"/>
-          <w:sz w:val="22"/>
-          <w:szCs w:val="22"/>
-        </w:rPr>
-        <w:t xml:space="preserve">Google Maps embed с реалната локация</w:t>
+          <w:rFonts w:ascii="Calibri" w:cs="Calibri" w:eastAsia="Calibri" w:hAnsi="Calibri"/>
+          <w:sz w:val="22"/>
+          <w:szCs w:val="22"/>
+        </w:rPr>
+        <w:t xml:space="preserve">четим дизайн с подходящи цветове и подредба.</w:t>
       </w:r>
     </w:p>
     <w:p>
@@ -1062,6 +1013,53 @@
         <w:spacing w:after="80" w:before="80"/>
       </w:pPr>
       <w:r>
+        <w:rPr>
+          <w:rFonts w:ascii="Calibri" w:cs="Calibri" w:eastAsia="Calibri" w:hAnsi="Calibri"/>
+          <w:sz w:val="22"/>
+          <w:szCs w:val="22"/>
+        </w:rPr>
+        <w:t xml:space="preserve"/>
+      </w:r>
+    </w:p>
+    <w:p>
+      <w:pPr>
+        <w:spacing w:after="120" w:before="60"/>
+      </w:pPr>
+      <w:r>
+        <w:rPr>
+          <w:rFonts w:ascii="Calibri" w:cs="Calibri" w:eastAsia="Calibri" w:hAnsi="Calibri"/>
+          <w:i/>
+          <w:iCs/>
+          <w:color w:val="555555"/>
+          <w:sz w:val="22"/>
+          <w:szCs w:val="22"/>
+        </w:rPr>
+        <w:t xml:space="preserve">Примерен промпт: „Направи ми проста, красива уебстраница (HTML) за това решение. Секции: заглавие с кратко послание, 3 ключови ползи и бутон с призив за действие."</w:t>
+      </w:r>
+    </w:p>
+    <w:p>
+      <w:pPr>
+        <w:spacing w:after="120" w:before="60"/>
+      </w:pPr>
+      <w:r>
+        <w:rPr>
+          <w:rFonts w:ascii="Calibri" w:cs="Calibri" w:eastAsia="Calibri" w:hAnsi="Calibri"/>
+          <w:sz w:val="22"/>
+          <w:szCs w:val="22"/>
+        </w:rPr>
+        <w:t xml:space="preserve">Попълнете таблицата:</w:t>
+      </w:r>
+    </w:p>
+    <w:p>
+      <w:pPr>
+        <w:spacing w:after="80" w:before="80"/>
+      </w:pPr>
+      <w:r>
+        <w:rPr>
+          <w:rFonts w:ascii="Calibri" w:cs="Calibri" w:eastAsia="Calibri" w:hAnsi="Calibri"/>
+          <w:sz w:val="22"/>
+          <w:szCs w:val="22"/>
+        </w:rPr>
         <w:t xml:space="preserve"/>
       </w:r>
     </w:p>
@@ -1078,36 +1076,36 @@
         </w:tblBorders>
       </w:tblPr>
       <w:tblGrid>
-        <w:gridCol w:w="2268"/>
-        <w:gridCol w:w="7092"/>
+        <w:gridCol w:w="2500"/>
+        <w:gridCol w:w="6860"/>
       </w:tblGrid>
       <w:tr>
         <w:tc>
           <w:tcPr>
-            <w:tcW w:type="dxa" w:w="2268"/>
-            <w:tcBorders>
-              <w:top w:val="single" w:color="CCCCCC" w:sz="4"/>
-              <w:left w:val="single" w:color="CCCCCC" w:sz="4"/>
-              <w:bottom w:val="single" w:color="CCCCCC" w:sz="4"/>
-              <w:right w:val="single" w:color="CCCCCC" w:sz="4"/>
-            </w:tcBorders>
-            <w:shd w:fill="F5F5F5" w:val="clear"/>
-            <w:tcMar>
-              <w:top w:type="dxa" w:w="120"/>
-              <w:left w:type="dxa" w:w="160"/>
-              <w:bottom w:type="dxa" w:w="120"/>
-              <w:right w:type="dxa" w:w="160"/>
-            </w:tcMar>
-          </w:tcPr>
-          <w:p>
-            <w:r>
-              <w:rPr>
-                <w:rFonts w:ascii="Arial" w:cs="Arial" w:eastAsia="Arial" w:hAnsi="Arial"/>
+            <w:tcW w:type="dxa" w:w="2500"/>
+            <w:tcBorders>
+              <w:top w:val="single" w:color="CCCCCC" w:sz="4"/>
+              <w:left w:val="single" w:color="CCCCCC" w:sz="4"/>
+              <w:bottom w:val="single" w:color="CCCCCC" w:sz="4"/>
+              <w:right w:val="single" w:color="CCCCCC" w:sz="4"/>
+            </w:tcBorders>
+            <w:shd w:fill="F2F2F2" w:val="clear"/>
+            <w:tcMar>
+              <w:top w:type="dxa" w:w="100"/>
+              <w:left w:type="dxa" w:w="160"/>
+              <w:bottom w:type="dxa" w:w="100"/>
+              <w:right w:type="dxa" w:w="160"/>
+            </w:tcMar>
+          </w:tcPr>
+          <w:p>
+            <w:pPr>
+              <w:spacing w:after="120" w:before="60"/>
+            </w:pPr>
+            <w:r>
+              <w:rPr>
+                <w:rFonts w:ascii="Calibri" w:cs="Calibri" w:eastAsia="Calibri" w:hAnsi="Calibri"/>
                 <w:b/>
                 <w:bCs/>
-                <w:i w:val="false"/>
-                <w:iCs w:val="false"/>
-                <w:color w:val="333333"/>
                 <w:sz w:val="22"/>
                 <w:szCs w:val="22"/>
               </w:rPr>
@@ -1117,7 +1115,7 @@
         </w:tc>
         <w:tc>
           <w:tcPr>
-            <w:tcW w:type="dxa" w:w="7092"/>
+            <w:tcW w:type="dxa" w:w="6860"/>
             <w:tcBorders>
               <w:top w:val="single" w:color="CCCCCC" w:sz="4"/>
               <w:left w:val="single" w:color="CCCCCC" w:sz="4"/>
@@ -1126,25 +1124,23 @@
             </w:tcBorders>
             <w:shd w:fill="FFFFFF" w:val="clear"/>
             <w:tcMar>
-              <w:top w:type="dxa" w:w="120"/>
-              <w:left w:type="dxa" w:w="160"/>
-              <w:bottom w:type="dxa" w:w="120"/>
-              <w:right w:type="dxa" w:w="160"/>
-            </w:tcMar>
-          </w:tcPr>
-          <w:p>
-            <w:r>
-              <w:rPr>
-                <w:rFonts w:ascii="Arial" w:cs="Arial" w:eastAsia="Arial" w:hAnsi="Arial"/>
-                <w:b w:val="false"/>
-                <w:bCs w:val="false"/>
-                <w:i w:val="false"/>
-                <w:iCs w:val="false"/>
-                <w:color w:val="1C1C1C"/>
-                <w:sz w:val="22"/>
-                <w:szCs w:val="22"/>
-              </w:rPr>
-              <w:t xml:space="preserve">Направи ми красива, responsive едностранична HTML страница за фитнес клуб FitZone. Стил: Vibrant &amp; Block-based, тъмен фон #0F172A, оранжев акцент #F97316, зелен CTA #22C55E. Секции: Hero с H1 "Тренирай без компромис" + статистики, Услуги (4 карти), Цени в EUR (4 абонаментни плана), Групови тренировки (6 занятия), Форма за пробна тренировка, Google Maps embed, Footer. Мобилна оптимизация с hamburger меню. Шрифт: Barlow Condensed + Barlow от Google Fonts.</w:t>
+              <w:top w:type="dxa" w:w="100"/>
+              <w:left w:type="dxa" w:w="160"/>
+              <w:bottom w:type="dxa" w:w="100"/>
+              <w:right w:type="dxa" w:w="160"/>
+            </w:tcMar>
+          </w:tcPr>
+          <w:p>
+            <w:pPr>
+              <w:spacing w:after="120" w:before="60"/>
+            </w:pPr>
+            <w:r>
+              <w:rPr>
+                <w:rFonts w:ascii="Calibri" w:cs="Calibri" w:eastAsia="Calibri" w:hAnsi="Calibri"/>
+                <w:sz w:val="22"/>
+                <w:szCs w:val="22"/>
+              </w:rPr>
+              <w:t xml:space="preserve">Направи ми красива, responsive HTML страница за фитнес клуб FitZone. Тъмен фон #0F172A, оранжев акцент #F97316, зелен CTA #22C55E, шрифт Barlow Condensed. Секции: Hero с "Тренирай без компромис" + статистики, Услуги (4 карти), Цени в EUR (4 плана), Групови тренировки, Форма за пробна тренировка, Google Maps embed, Footer. Мобилна оптимизация с hamburger меню.</w:t>
             </w:r>
           </w:p>
         </w:tc>
@@ -1152,40 +1148,40 @@
       <w:tr>
         <w:tc>
           <w:tcPr>
-            <w:tcW w:type="dxa" w:w="2268"/>
-            <w:tcBorders>
-              <w:top w:val="single" w:color="CCCCCC" w:sz="4"/>
-              <w:left w:val="single" w:color="CCCCCC" w:sz="4"/>
-              <w:bottom w:val="single" w:color="CCCCCC" w:sz="4"/>
-              <w:right w:val="single" w:color="CCCCCC" w:sz="4"/>
-            </w:tcBorders>
-            <w:shd w:fill="F5F5F5" w:val="clear"/>
-            <w:tcMar>
-              <w:top w:type="dxa" w:w="120"/>
-              <w:left w:type="dxa" w:w="160"/>
-              <w:bottom w:type="dxa" w:w="120"/>
-              <w:right w:type="dxa" w:w="160"/>
-            </w:tcMar>
-          </w:tcPr>
-          <w:p>
-            <w:r>
-              <w:rPr>
-                <w:rFonts w:ascii="Arial" w:cs="Arial" w:eastAsia="Arial" w:hAnsi="Arial"/>
+            <w:tcW w:type="dxa" w:w="2500"/>
+            <w:tcBorders>
+              <w:top w:val="single" w:color="CCCCCC" w:sz="4"/>
+              <w:left w:val="single" w:color="CCCCCC" w:sz="4"/>
+              <w:bottom w:val="single" w:color="CCCCCC" w:sz="4"/>
+              <w:right w:val="single" w:color="CCCCCC" w:sz="4"/>
+            </w:tcBorders>
+            <w:shd w:fill="F2F2F2" w:val="clear"/>
+            <w:tcMar>
+              <w:top w:type="dxa" w:w="100"/>
+              <w:left w:type="dxa" w:w="160"/>
+              <w:bottom w:type="dxa" w:w="100"/>
+              <w:right w:type="dxa" w:w="160"/>
+            </w:tcMar>
+          </w:tcPr>
+          <w:p>
+            <w:pPr>
+              <w:spacing w:after="120" w:before="60"/>
+            </w:pPr>
+            <w:r>
+              <w:rPr>
+                <w:rFonts w:ascii="Calibri" w:cs="Calibri" w:eastAsia="Calibri" w:hAnsi="Calibri"/>
                 <w:b/>
                 <w:bCs/>
-                <w:i w:val="false"/>
-                <w:iCs w:val="false"/>
-                <w:color w:val="333333"/>
-                <w:sz w:val="22"/>
-                <w:szCs w:val="22"/>
-              </w:rPr>
-              <w:t xml:space="preserve">Линк към страница</w:t>
-            </w:r>
-          </w:p>
-        </w:tc>
-        <w:tc>
-          <w:tcPr>
-            <w:tcW w:type="dxa" w:w="7092"/>
+                <w:sz w:val="22"/>
+                <w:szCs w:val="22"/>
+              </w:rPr>
+              <w:t xml:space="preserve">Линк към страница / HTML файл / screenshot</w:t>
+            </w:r>
+          </w:p>
+        </w:tc>
+        <w:tc>
+          <w:tcPr>
+            <w:tcW w:type="dxa" w:w="6860"/>
             <w:tcBorders>
               <w:top w:val="single" w:color="CCCCCC" w:sz="4"/>
               <w:left w:val="single" w:color="CCCCCC" w:sz="4"/>
@@ -1194,21 +1190,19 @@
             </w:tcBorders>
             <w:shd w:fill="FFFFFF" w:val="clear"/>
             <w:tcMar>
-              <w:top w:type="dxa" w:w="120"/>
-              <w:left w:type="dxa" w:w="160"/>
-              <w:bottom w:type="dxa" w:w="120"/>
-              <w:right w:type="dxa" w:w="160"/>
-            </w:tcMar>
-          </w:tcPr>
-          <w:p>
-            <w:r>
-              <w:rPr>
-                <w:rFonts w:ascii="Arial" w:cs="Arial" w:eastAsia="Arial" w:hAnsi="Arial"/>
-                <w:b w:val="false"/>
-                <w:bCs w:val="false"/>
-                <w:i w:val="false"/>
-                <w:iCs w:val="false"/>
-                <w:color w:val="1C1C1C"/>
+              <w:top w:type="dxa" w:w="100"/>
+              <w:left w:type="dxa" w:w="160"/>
+              <w:bottom w:type="dxa" w:w="100"/>
+              <w:right w:type="dxa" w:w="160"/>
+            </w:tcMar>
+          </w:tcPr>
+          <w:p>
+            <w:pPr>
+              <w:spacing w:after="120" w:before="60"/>
+            </w:pPr>
+            <w:r>
+              <w:rPr>
+                <w:rFonts w:ascii="Calibri" w:cs="Calibri" w:eastAsia="Calibri" w:hAnsi="Calibri"/>
                 <w:sz w:val="22"/>
                 <w:szCs w:val="22"/>
               </w:rPr>
@@ -1220,9 +1214,14 @@
     </w:tbl>
     <w:p>
       <w:pPr>
-        <w:spacing w:after="80" w:before="40"/>
-      </w:pPr>
-      <w:r>
+        <w:spacing w:after="80" w:before="80"/>
+      </w:pPr>
+      <w:r>
+        <w:rPr>
+          <w:rFonts w:ascii="Calibri" w:cs="Calibri" w:eastAsia="Calibri" w:hAnsi="Calibri"/>
+          <w:sz w:val="22"/>
+          <w:szCs w:val="22"/>
+        </w:rPr>
         <w:t xml:space="preserve"/>
       </w:r>
     </w:p>
@@ -1239,46 +1238,46 @@
         </w:tblBorders>
       </w:tblPr>
       <w:tblGrid>
-        <w:gridCol w:w="2268"/>
-        <w:gridCol w:w="7092"/>
+        <w:gridCol w:w="2500"/>
+        <w:gridCol w:w="6860"/>
       </w:tblGrid>
       <w:tr>
         <w:tc>
           <w:tcPr>
-            <w:tcW w:type="dxa" w:w="2268"/>
-            <w:tcBorders>
-              <w:top w:val="single" w:color="CCCCCC" w:sz="4"/>
-              <w:left w:val="single" w:color="CCCCCC" w:sz="4"/>
-              <w:bottom w:val="single" w:color="CCCCCC" w:sz="4"/>
-              <w:right w:val="single" w:color="CCCCCC" w:sz="4"/>
-            </w:tcBorders>
-            <w:shd w:fill="F5F5F5" w:val="clear"/>
-            <w:tcMar>
-              <w:top w:type="dxa" w:w="120"/>
-              <w:left w:type="dxa" w:w="160"/>
-              <w:bottom w:type="dxa" w:w="120"/>
-              <w:right w:type="dxa" w:w="160"/>
-            </w:tcMar>
-          </w:tcPr>
-          <w:p>
-            <w:r>
-              <w:rPr>
-                <w:rFonts w:ascii="Arial" w:cs="Arial" w:eastAsia="Arial" w:hAnsi="Arial"/>
+            <w:tcW w:type="dxa" w:w="2500"/>
+            <w:tcBorders>
+              <w:top w:val="single" w:color="CCCCCC" w:sz="4"/>
+              <w:left w:val="single" w:color="CCCCCC" w:sz="4"/>
+              <w:bottom w:val="single" w:color="CCCCCC" w:sz="4"/>
+              <w:right w:val="single" w:color="CCCCCC" w:sz="4"/>
+            </w:tcBorders>
+            <w:shd w:fill="F2F2F2" w:val="clear"/>
+            <w:tcMar>
+              <w:top w:type="dxa" w:w="100"/>
+              <w:left w:type="dxa" w:w="160"/>
+              <w:bottom w:type="dxa" w:w="100"/>
+              <w:right w:type="dxa" w:w="160"/>
+            </w:tcMar>
+          </w:tcPr>
+          <w:p>
+            <w:pPr>
+              <w:spacing w:after="120" w:before="60"/>
+            </w:pPr>
+            <w:r>
+              <w:rPr>
+                <w:rFonts w:ascii="Calibri" w:cs="Calibri" w:eastAsia="Calibri" w:hAnsi="Calibri"/>
                 <w:b/>
                 <w:bCs/>
-                <w:i w:val="false"/>
-                <w:iCs w:val="false"/>
-                <w:color w:val="333333"/>
-                <w:sz w:val="22"/>
-                <w:szCs w:val="22"/>
-              </w:rPr>
-              <w:t xml:space="preserve">Технология</w:t>
-            </w:r>
-          </w:p>
-        </w:tc>
-        <w:tc>
-          <w:tcPr>
-            <w:tcW w:type="dxa" w:w="7092"/>
+                <w:sz w:val="22"/>
+                <w:szCs w:val="22"/>
+              </w:rPr>
+              <w:t xml:space="preserve">GitHub репо</w:t>
+            </w:r>
+          </w:p>
+        </w:tc>
+        <w:tc>
+          <w:tcPr>
+            <w:tcW w:type="dxa" w:w="6860"/>
             <w:tcBorders>
               <w:top w:val="single" w:color="CCCCCC" w:sz="4"/>
               <w:left w:val="single" w:color="CCCCCC" w:sz="4"/>
@@ -1287,25 +1286,23 @@
             </w:tcBorders>
             <w:shd w:fill="FFFFFF" w:val="clear"/>
             <w:tcMar>
-              <w:top w:type="dxa" w:w="120"/>
-              <w:left w:type="dxa" w:w="160"/>
-              <w:bottom w:type="dxa" w:w="120"/>
-              <w:right w:type="dxa" w:w="160"/>
-            </w:tcMar>
-          </w:tcPr>
-          <w:p>
-            <w:r>
-              <w:rPr>
-                <w:rFonts w:ascii="Arial" w:cs="Arial" w:eastAsia="Arial" w:hAnsi="Arial"/>
-                <w:b w:val="false"/>
-                <w:bCs w:val="false"/>
-                <w:i w:val="false"/>
-                <w:iCs w:val="false"/>
-                <w:color w:val="1C1C1C"/>
-                <w:sz w:val="22"/>
-                <w:szCs w:val="22"/>
-              </w:rPr>
-              <w:t xml:space="preserve">HTML5 / CSS3 / JavaScript — без фреймуъркове</w:t>
+              <w:top w:type="dxa" w:w="100"/>
+              <w:left w:type="dxa" w:w="160"/>
+              <w:bottom w:type="dxa" w:w="100"/>
+              <w:right w:type="dxa" w:w="160"/>
+            </w:tcMar>
+          </w:tcPr>
+          <w:p>
+            <w:pPr>
+              <w:spacing w:after="120" w:before="60"/>
+            </w:pPr>
+            <w:r>
+              <w:rPr>
+                <w:rFonts w:ascii="Calibri" w:cs="Calibri" w:eastAsia="Calibri" w:hAnsi="Calibri"/>
+                <w:sz w:val="22"/>
+                <w:szCs w:val="22"/>
+              </w:rPr>
+              <w:t xml:space="preserve">https://github.com/badmind/workshop_claude_agents_coursework</w:t>
             </w:r>
           </w:p>
         </w:tc>
@@ -1313,40 +1310,40 @@
       <w:tr>
         <w:tc>
           <w:tcPr>
-            <w:tcW w:type="dxa" w:w="2268"/>
-            <w:tcBorders>
-              <w:top w:val="single" w:color="CCCCCC" w:sz="4"/>
-              <w:left w:val="single" w:color="CCCCCC" w:sz="4"/>
-              <w:bottom w:val="single" w:color="CCCCCC" w:sz="4"/>
-              <w:right w:val="single" w:color="CCCCCC" w:sz="4"/>
-            </w:tcBorders>
-            <w:shd w:fill="F5F5F5" w:val="clear"/>
-            <w:tcMar>
-              <w:top w:type="dxa" w:w="120"/>
-              <w:left w:type="dxa" w:w="160"/>
-              <w:bottom w:type="dxa" w:w="120"/>
-              <w:right w:type="dxa" w:w="160"/>
-            </w:tcMar>
-          </w:tcPr>
-          <w:p>
-            <w:r>
-              <w:rPr>
-                <w:rFonts w:ascii="Arial" w:cs="Arial" w:eastAsia="Arial" w:hAnsi="Arial"/>
+            <w:tcW w:type="dxa" w:w="2500"/>
+            <w:tcBorders>
+              <w:top w:val="single" w:color="CCCCCC" w:sz="4"/>
+              <w:left w:val="single" w:color="CCCCCC" w:sz="4"/>
+              <w:bottom w:val="single" w:color="CCCCCC" w:sz="4"/>
+              <w:right w:val="single" w:color="CCCCCC" w:sz="4"/>
+            </w:tcBorders>
+            <w:shd w:fill="F2F2F2" w:val="clear"/>
+            <w:tcMar>
+              <w:top w:type="dxa" w:w="100"/>
+              <w:left w:type="dxa" w:w="160"/>
+              <w:bottom w:type="dxa" w:w="100"/>
+              <w:right w:type="dxa" w:w="160"/>
+            </w:tcMar>
+          </w:tcPr>
+          <w:p>
+            <w:pPr>
+              <w:spacing w:after="120" w:before="60"/>
+            </w:pPr>
+            <w:r>
+              <w:rPr>
+                <w:rFonts w:ascii="Calibri" w:cs="Calibri" w:eastAsia="Calibri" w:hAnsi="Calibri"/>
                 <w:b/>
                 <w:bCs/>
-                <w:i w:val="false"/>
-                <w:iCs w:val="false"/>
-                <w:color w:val="333333"/>
-                <w:sz w:val="22"/>
-                <w:szCs w:val="22"/>
-              </w:rPr>
-              <w:t xml:space="preserve">Хостинг</w:t>
-            </w:r>
-          </w:p>
-        </w:tc>
-        <w:tc>
-          <w:tcPr>
-            <w:tcW w:type="dxa" w:w="7092"/>
+                <w:sz w:val="22"/>
+                <w:szCs w:val="22"/>
+              </w:rPr>
+              <w:t xml:space="preserve">Технология</w:t>
+            </w:r>
+          </w:p>
+        </w:tc>
+        <w:tc>
+          <w:tcPr>
+            <w:tcW w:type="dxa" w:w="6860"/>
             <w:tcBorders>
               <w:top w:val="single" w:color="CCCCCC" w:sz="4"/>
               <w:left w:val="single" w:color="CCCCCC" w:sz="4"/>
@@ -1355,25 +1352,23 @@
             </w:tcBorders>
             <w:shd w:fill="FFFFFF" w:val="clear"/>
             <w:tcMar>
-              <w:top w:type="dxa" w:w="120"/>
-              <w:left w:type="dxa" w:w="160"/>
-              <w:bottom w:type="dxa" w:w="120"/>
-              <w:right w:type="dxa" w:w="160"/>
-            </w:tcMar>
-          </w:tcPr>
-          <w:p>
-            <w:r>
-              <w:rPr>
-                <w:rFonts w:ascii="Arial" w:cs="Arial" w:eastAsia="Arial" w:hAnsi="Arial"/>
-                <w:b w:val="false"/>
-                <w:bCs w:val="false"/>
-                <w:i w:val="false"/>
-                <w:iCs w:val="false"/>
-                <w:color w:val="1C1C1C"/>
-                <w:sz w:val="22"/>
-                <w:szCs w:val="22"/>
-              </w:rPr>
-              <w:t xml:space="preserve">GitHub Pages (безплатно)</w:t>
+              <w:top w:type="dxa" w:w="100"/>
+              <w:left w:type="dxa" w:w="160"/>
+              <w:bottom w:type="dxa" w:w="100"/>
+              <w:right w:type="dxa" w:w="160"/>
+            </w:tcMar>
+          </w:tcPr>
+          <w:p>
+            <w:pPr>
+              <w:spacing w:after="120" w:before="60"/>
+            </w:pPr>
+            <w:r>
+              <w:rPr>
+                <w:rFonts w:ascii="Calibri" w:cs="Calibri" w:eastAsia="Calibri" w:hAnsi="Calibri"/>
+                <w:sz w:val="22"/>
+                <w:szCs w:val="22"/>
+              </w:rPr>
+              <w:t xml:space="preserve">HTML5 / CSS3 / JavaScript — без фреймуъркове</w:t>
             </w:r>
           </w:p>
         </w:tc>
@@ -1381,40 +1376,40 @@
       <w:tr>
         <w:tc>
           <w:tcPr>
-            <w:tcW w:type="dxa" w:w="2268"/>
-            <w:tcBorders>
-              <w:top w:val="single" w:color="CCCCCC" w:sz="4"/>
-              <w:left w:val="single" w:color="CCCCCC" w:sz="4"/>
-              <w:bottom w:val="single" w:color="CCCCCC" w:sz="4"/>
-              <w:right w:val="single" w:color="CCCCCC" w:sz="4"/>
-            </w:tcBorders>
-            <w:shd w:fill="F5F5F5" w:val="clear"/>
-            <w:tcMar>
-              <w:top w:type="dxa" w:w="120"/>
-              <w:left w:type="dxa" w:w="160"/>
-              <w:bottom w:type="dxa" w:w="120"/>
-              <w:right w:type="dxa" w:w="160"/>
-            </w:tcMar>
-          </w:tcPr>
-          <w:p>
-            <w:r>
-              <w:rPr>
-                <w:rFonts w:ascii="Arial" w:cs="Arial" w:eastAsia="Arial" w:hAnsi="Arial"/>
+            <w:tcW w:type="dxa" w:w="2500"/>
+            <w:tcBorders>
+              <w:top w:val="single" w:color="CCCCCC" w:sz="4"/>
+              <w:left w:val="single" w:color="CCCCCC" w:sz="4"/>
+              <w:bottom w:val="single" w:color="CCCCCC" w:sz="4"/>
+              <w:right w:val="single" w:color="CCCCCC" w:sz="4"/>
+            </w:tcBorders>
+            <w:shd w:fill="F2F2F2" w:val="clear"/>
+            <w:tcMar>
+              <w:top w:type="dxa" w:w="100"/>
+              <w:left w:type="dxa" w:w="160"/>
+              <w:bottom w:type="dxa" w:w="100"/>
+              <w:right w:type="dxa" w:w="160"/>
+            </w:tcMar>
+          </w:tcPr>
+          <w:p>
+            <w:pPr>
+              <w:spacing w:after="120" w:before="60"/>
+            </w:pPr>
+            <w:r>
+              <w:rPr>
+                <w:rFonts w:ascii="Calibri" w:cs="Calibri" w:eastAsia="Calibri" w:hAnsi="Calibri"/>
                 <w:b/>
                 <w:bCs/>
-                <w:i w:val="false"/>
-                <w:iCs w:val="false"/>
-                <w:color w:val="333333"/>
-                <w:sz w:val="22"/>
-                <w:szCs w:val="22"/>
-              </w:rPr>
-              <w:t xml:space="preserve">Дизайн система</w:t>
-            </w:r>
-          </w:p>
-        </w:tc>
-        <w:tc>
-          <w:tcPr>
-            <w:tcW w:type="dxa" w:w="7092"/>
+                <w:sz w:val="22"/>
+                <w:szCs w:val="22"/>
+              </w:rPr>
+              <w:t xml:space="preserve">Хостинг</w:t>
+            </w:r>
+          </w:p>
+        </w:tc>
+        <w:tc>
+          <w:tcPr>
+            <w:tcW w:type="dxa" w:w="6860"/>
             <w:tcBorders>
               <w:top w:val="single" w:color="CCCCCC" w:sz="4"/>
               <w:left w:val="single" w:color="CCCCCC" w:sz="4"/>
@@ -1423,25 +1418,23 @@
             </w:tcBorders>
             <w:shd w:fill="FFFFFF" w:val="clear"/>
             <w:tcMar>
-              <w:top w:type="dxa" w:w="120"/>
-              <w:left w:type="dxa" w:w="160"/>
-              <w:bottom w:type="dxa" w:w="120"/>
-              <w:right w:type="dxa" w:w="160"/>
-            </w:tcMar>
-          </w:tcPr>
-          <w:p>
-            <w:r>
-              <w:rPr>
-                <w:rFonts w:ascii="Arial" w:cs="Arial" w:eastAsia="Arial" w:hAnsi="Arial"/>
-                <w:b w:val="false"/>
-                <w:bCs w:val="false"/>
-                <w:i w:val="false"/>
-                <w:iCs w:val="false"/>
-                <w:color w:val="1C1C1C"/>
-                <w:sz w:val="22"/>
-                <w:szCs w:val="22"/>
-              </w:rPr>
-              <w:t xml:space="preserve">UI/UX Pro Max Skill — Vibrant &amp; Block-based</w:t>
+              <w:top w:type="dxa" w:w="100"/>
+              <w:left w:type="dxa" w:w="160"/>
+              <w:bottom w:type="dxa" w:w="100"/>
+              <w:right w:type="dxa" w:w="160"/>
+            </w:tcMar>
+          </w:tcPr>
+          <w:p>
+            <w:pPr>
+              <w:spacing w:after="120" w:before="60"/>
+            </w:pPr>
+            <w:r>
+              <w:rPr>
+                <w:rFonts w:ascii="Calibri" w:cs="Calibri" w:eastAsia="Calibri" w:hAnsi="Calibri"/>
+                <w:sz w:val="22"/>
+                <w:szCs w:val="22"/>
+              </w:rPr>
+              <w:t xml:space="preserve">GitHub Pages (безплатно)</w:t>
             </w:r>
           </w:p>
         </w:tc>
@@ -1449,40 +1442,40 @@
       <w:tr>
         <w:tc>
           <w:tcPr>
-            <w:tcW w:type="dxa" w:w="2268"/>
-            <w:tcBorders>
-              <w:top w:val="single" w:color="CCCCCC" w:sz="4"/>
-              <w:left w:val="single" w:color="CCCCCC" w:sz="4"/>
-              <w:bottom w:val="single" w:color="CCCCCC" w:sz="4"/>
-              <w:right w:val="single" w:color="CCCCCC" w:sz="4"/>
-            </w:tcBorders>
-            <w:shd w:fill="F5F5F5" w:val="clear"/>
-            <w:tcMar>
-              <w:top w:type="dxa" w:w="120"/>
-              <w:left w:type="dxa" w:w="160"/>
-              <w:bottom w:type="dxa" w:w="120"/>
-              <w:right w:type="dxa" w:w="160"/>
-            </w:tcMar>
-          </w:tcPr>
-          <w:p>
-            <w:r>
-              <w:rPr>
-                <w:rFonts w:ascii="Arial" w:cs="Arial" w:eastAsia="Arial" w:hAnsi="Arial"/>
+            <w:tcW w:type="dxa" w:w="2500"/>
+            <w:tcBorders>
+              <w:top w:val="single" w:color="CCCCCC" w:sz="4"/>
+              <w:left w:val="single" w:color="CCCCCC" w:sz="4"/>
+              <w:bottom w:val="single" w:color="CCCCCC" w:sz="4"/>
+              <w:right w:val="single" w:color="CCCCCC" w:sz="4"/>
+            </w:tcBorders>
+            <w:shd w:fill="F2F2F2" w:val="clear"/>
+            <w:tcMar>
+              <w:top w:type="dxa" w:w="100"/>
+              <w:left w:type="dxa" w:w="160"/>
+              <w:bottom w:type="dxa" w:w="100"/>
+              <w:right w:type="dxa" w:w="160"/>
+            </w:tcMar>
+          </w:tcPr>
+          <w:p>
+            <w:pPr>
+              <w:spacing w:after="120" w:before="60"/>
+            </w:pPr>
+            <w:r>
+              <w:rPr>
+                <w:rFonts w:ascii="Calibri" w:cs="Calibri" w:eastAsia="Calibri" w:hAnsi="Calibri"/>
                 <w:b/>
                 <w:bCs/>
-                <w:i w:val="false"/>
-                <w:iCs w:val="false"/>
-                <w:color w:val="333333"/>
-                <w:sz w:val="22"/>
-                <w:szCs w:val="22"/>
-              </w:rPr>
-              <w:t xml:space="preserve">GitHub репо</w:t>
-            </w:r>
-          </w:p>
-        </w:tc>
-        <w:tc>
-          <w:tcPr>
-            <w:tcW w:type="dxa" w:w="7092"/>
+                <w:sz w:val="22"/>
+                <w:szCs w:val="22"/>
+              </w:rPr>
+              <w:t xml:space="preserve">Дизайн система</w:t>
+            </w:r>
+          </w:p>
+        </w:tc>
+        <w:tc>
+          <w:tcPr>
+            <w:tcW w:type="dxa" w:w="6860"/>
             <w:tcBorders>
               <w:top w:val="single" w:color="CCCCCC" w:sz="4"/>
               <w:left w:val="single" w:color="CCCCCC" w:sz="4"/>
@@ -1491,25 +1484,23 @@
             </w:tcBorders>
             <w:shd w:fill="FFFFFF" w:val="clear"/>
             <w:tcMar>
-              <w:top w:type="dxa" w:w="120"/>
-              <w:left w:type="dxa" w:w="160"/>
-              <w:bottom w:type="dxa" w:w="120"/>
-              <w:right w:type="dxa" w:w="160"/>
-            </w:tcMar>
-          </w:tcPr>
-          <w:p>
-            <w:r>
-              <w:rPr>
-                <w:rFonts w:ascii="Arial" w:cs="Arial" w:eastAsia="Arial" w:hAnsi="Arial"/>
-                <w:b w:val="false"/>
-                <w:bCs w:val="false"/>
-                <w:i w:val="false"/>
-                <w:iCs w:val="false"/>
-                <w:color w:val="1C1C1C"/>
-                <w:sz w:val="22"/>
-                <w:szCs w:val="22"/>
-              </w:rPr>
-              <w:t xml:space="preserve">https://github.com/badmind/workshop_claude_agents_coursework</w:t>
+              <w:top w:type="dxa" w:w="100"/>
+              <w:left w:type="dxa" w:w="160"/>
+              <w:bottom w:type="dxa" w:w="100"/>
+              <w:right w:type="dxa" w:w="160"/>
+            </w:tcMar>
+          </w:tcPr>
+          <w:p>
+            <w:pPr>
+              <w:spacing w:after="120" w:before="60"/>
+            </w:pPr>
+            <w:r>
+              <w:rPr>
+                <w:rFonts w:ascii="Calibri" w:cs="Calibri" w:eastAsia="Calibri" w:hAnsi="Calibri"/>
+                <w:sz w:val="22"/>
+                <w:szCs w:val="22"/>
+              </w:rPr>
+              <w:t xml:space="preserve">UI/UX Pro Max Skill — Vibrant &amp; Block-based</w:t>
             </w:r>
           </w:p>
         </w:tc>
@@ -1517,30 +1508,32 @@
     </w:tbl>
     <w:p>
       <w:pPr>
-        <w:pBdr>
-          <w:bottom w:val="single" w:color="EEEEEE" w:sz="4"/>
-        </w:pBdr>
-        <w:spacing w:after="200" w:before="200"/>
-      </w:pPr>
-      <w:r>
-        <w:t xml:space="preserve"/>
-      </w:r>
-    </w:p>
-    <w:p>
-      <w:pPr>
-        <w:spacing w:after="120" w:before="320"/>
-      </w:pPr>
-      <w:r>
-        <w:rPr>
-          <w:rFonts w:ascii="Arial" w:cs="Arial" w:eastAsia="Arial" w:hAnsi="Arial"/>
+        <w:pStyle w:val="Heading2"/>
+        <w:spacing w:after="160" w:before="360"/>
+      </w:pPr>
+      <w:r>
+        <w:rPr>
+          <w:rFonts w:ascii="Calibri" w:cs="Calibri" w:eastAsia="Calibri" w:hAnsi="Calibri"/>
           <w:b/>
           <w:bCs/>
-          <w:color w:val="1C1C1C"/>
+          <w:color w:val="1F4E79"/>
           <w:sz w:val="28"/>
           <w:szCs w:val="28"/>
-          <w:u w:val="single"/>
-        </w:rPr>
-        <w:t xml:space="preserve">4. Критерии за оценяване</w:t>
+        </w:rPr>
+        <w:t xml:space="preserve">Критерии за оценяване</w:t>
+      </w:r>
+    </w:p>
+    <w:p>
+      <w:pPr>
+        <w:spacing w:after="120" w:before="60"/>
+      </w:pPr>
+      <w:r>
+        <w:rPr>
+          <w:rFonts w:ascii="Calibri" w:cs="Calibri" w:eastAsia="Calibri" w:hAnsi="Calibri"/>
+          <w:sz w:val="22"/>
+          <w:szCs w:val="22"/>
+        </w:rPr>
+        <w:t xml:space="preserve">Задачата ще бъде оценена по следните критерии:</w:t>
       </w:r>
     </w:p>
     <w:p>
@@ -1550,8 +1543,8 @@
       </w:pPr>
       <w:r>
         <w:rPr>
-          <w:rFonts w:ascii="Arial" w:cs="Arial" w:eastAsia="Arial" w:hAnsi="Arial"/>
-          <w:color w:val="F97316"/>
+          <w:rFonts w:ascii="Calibri" w:cs="Calibri" w:eastAsia="Calibri" w:hAnsi="Calibri"/>
+          <w:color w:val="1F4E79"/>
           <w:sz w:val="22"/>
           <w:szCs w:val="22"/>
         </w:rPr>
@@ -1559,12 +1552,11 @@
       </w:r>
       <w:r>
         <w:rPr>
-          <w:rFonts w:ascii="Arial" w:cs="Arial" w:eastAsia="Arial" w:hAnsi="Arial"/>
-          <w:color w:val="333333"/>
-          <w:sz w:val="22"/>
-          <w:szCs w:val="22"/>
-        </w:rPr>
-        <w:t xml:space="preserve">Ясно формулиран реален проблем и целева аудитория</w:t>
+          <w:rFonts w:ascii="Calibri" w:cs="Calibri" w:eastAsia="Calibri" w:hAnsi="Calibri"/>
+          <w:sz w:val="22"/>
+          <w:szCs w:val="22"/>
+        </w:rPr>
+        <w:t xml:space="preserve">ясно формулиран реален проблем и целева аудитория;</w:t>
       </w:r>
     </w:p>
     <w:p>
@@ -1574,8 +1566,8 @@
       </w:pPr>
       <w:r>
         <w:rPr>
-          <w:rFonts w:ascii="Arial" w:cs="Arial" w:eastAsia="Arial" w:hAnsi="Arial"/>
-          <w:color w:val="F97316"/>
+          <w:rFonts w:ascii="Calibri" w:cs="Calibri" w:eastAsia="Calibri" w:hAnsi="Calibri"/>
+          <w:color w:val="1F4E79"/>
           <w:sz w:val="22"/>
           <w:szCs w:val="22"/>
         </w:rPr>
@@ -1583,12 +1575,11 @@
       </w:r>
       <w:r>
         <w:rPr>
-          <w:rFonts w:ascii="Arial" w:cs="Arial" w:eastAsia="Arial" w:hAnsi="Arial"/>
-          <w:color w:val="333333"/>
-          <w:sz w:val="22"/>
-          <w:szCs w:val="22"/>
-        </w:rPr>
-        <w:t xml:space="preserve">Адекватно и приложимо решение, генерирано и доразвито с AI</w:t>
+          <w:rFonts w:ascii="Calibri" w:cs="Calibri" w:eastAsia="Calibri" w:hAnsi="Calibri"/>
+          <w:sz w:val="22"/>
+          <w:szCs w:val="22"/>
+        </w:rPr>
+        <w:t xml:space="preserve">адекватно и приложимо решение, генерирано и доразвито с AI;</w:t>
       </w:r>
     </w:p>
     <w:p>
@@ -1598,8 +1589,8 @@
       </w:pPr>
       <w:r>
         <w:rPr>
-          <w:rFonts w:ascii="Arial" w:cs="Arial" w:eastAsia="Arial" w:hAnsi="Arial"/>
-          <w:color w:val="F97316"/>
+          <w:rFonts w:ascii="Calibri" w:cs="Calibri" w:eastAsia="Calibri" w:hAnsi="Calibri"/>
+          <w:color w:val="1F4E79"/>
           <w:sz w:val="22"/>
           <w:szCs w:val="22"/>
         </w:rPr>
@@ -1607,12 +1598,11 @@
       </w:r>
       <w:r>
         <w:rPr>
-          <w:rFonts w:ascii="Arial" w:cs="Arial" w:eastAsia="Arial" w:hAnsi="Arial"/>
-          <w:color w:val="333333"/>
-          <w:sz w:val="22"/>
-          <w:szCs w:val="22"/>
-        </w:rPr>
-        <w:t xml:space="preserve">Качество на промптовете и видим процес на итерация</w:t>
+          <w:rFonts w:ascii="Calibri" w:cs="Calibri" w:eastAsia="Calibri" w:hAnsi="Calibri"/>
+          <w:sz w:val="22"/>
+          <w:szCs w:val="22"/>
+        </w:rPr>
+        <w:t xml:space="preserve">качество на промптовете и видим процес на итерация;</w:t>
       </w:r>
     </w:p>
     <w:p>
@@ -1622,8 +1612,8 @@
       </w:pPr>
       <w:r>
         <w:rPr>
-          <w:rFonts w:ascii="Arial" w:cs="Arial" w:eastAsia="Arial" w:hAnsi="Arial"/>
-          <w:color w:val="F97316"/>
+          <w:rFonts w:ascii="Calibri" w:cs="Calibri" w:eastAsia="Calibri" w:hAnsi="Calibri"/>
+          <w:color w:val="1F4E79"/>
           <w:sz w:val="22"/>
           <w:szCs w:val="22"/>
         </w:rPr>
@@ -1631,12 +1621,11 @@
       </w:r>
       <w:r>
         <w:rPr>
-          <w:rFonts w:ascii="Arial" w:cs="Arial" w:eastAsia="Arial" w:hAnsi="Arial"/>
-          <w:color w:val="333333"/>
-          <w:sz w:val="22"/>
-          <w:szCs w:val="22"/>
-        </w:rPr>
-        <w:t xml:space="preserve">Завършена HTML страница с нужните секции</w:t>
+          <w:rFonts w:ascii="Calibri" w:cs="Calibri" w:eastAsia="Calibri" w:hAnsi="Calibri"/>
+          <w:sz w:val="22"/>
+          <w:szCs w:val="22"/>
+        </w:rPr>
+        <w:t xml:space="preserve">завършена HTML страница с нужните секции;</w:t>
       </w:r>
     </w:p>
     <w:p>
@@ -1646,8 +1635,8 @@
       </w:pPr>
       <w:r>
         <w:rPr>
-          <w:rFonts w:ascii="Arial" w:cs="Arial" w:eastAsia="Arial" w:hAnsi="Arial"/>
-          <w:color w:val="F97316"/>
+          <w:rFonts w:ascii="Calibri" w:cs="Calibri" w:eastAsia="Calibri" w:hAnsi="Calibri"/>
+          <w:color w:val="1F4E79"/>
           <w:sz w:val="22"/>
           <w:szCs w:val="22"/>
         </w:rPr>
@@ -1655,12 +1644,11 @@
       </w:r>
       <w:r>
         <w:rPr>
-          <w:rFonts w:ascii="Arial" w:cs="Arial" w:eastAsia="Arial" w:hAnsi="Arial"/>
-          <w:color w:val="333333"/>
-          <w:sz w:val="22"/>
-          <w:szCs w:val="22"/>
-        </w:rPr>
-        <w:t xml:space="preserve">Яснота, подреденост и споделен достъп до финалния резултат</w:t>
+          <w:rFonts w:ascii="Calibri" w:cs="Calibri" w:eastAsia="Calibri" w:hAnsi="Calibri"/>
+          <w:sz w:val="22"/>
+          <w:szCs w:val="22"/>
+        </w:rPr>
+        <w:t xml:space="preserve">яснота, подреденост и споделен достъп до финалния резултат.</w:t>
       </w:r>
     </w:p>
     <w:p>
@@ -1668,6 +1656,11 @@
         <w:spacing w:after="80" w:before="80"/>
       </w:pPr>
       <w:r>
+        <w:rPr>
+          <w:rFonts w:ascii="Calibri" w:cs="Calibri" w:eastAsia="Calibri" w:hAnsi="Calibri"/>
+          <w:sz w:val="22"/>
+          <w:szCs w:val="22"/>
+        </w:rPr>
         <w:t xml:space="preserve"/>
       </w:r>
     </w:p>
@@ -1677,10 +1670,10 @@
       </w:pPr>
       <w:r>
         <w:rPr>
-          <w:rFonts w:ascii="Arial" w:cs="Arial" w:eastAsia="Arial" w:hAnsi="Arial"/>
+          <w:rFonts w:ascii="Calibri" w:cs="Calibri" w:eastAsia="Calibri" w:hAnsi="Calibri"/>
           <w:i/>
           <w:iCs/>
-          <w:color w:val="333333"/>
+          <w:color w:val="555555"/>
           <w:sz w:val="22"/>
           <w:szCs w:val="22"/>
         </w:rPr>
@@ -1689,123 +1682,50 @@
     </w:p>
     <w:p>
       <w:pPr>
+        <w:spacing w:after="80" w:before="80"/>
+      </w:pPr>
+      <w:r>
+        <w:rPr>
+          <w:rFonts w:ascii="Calibri" w:cs="Calibri" w:eastAsia="Calibri" w:hAnsi="Calibri"/>
+          <w:sz w:val="22"/>
+          <w:szCs w:val="22"/>
+        </w:rPr>
+        <w:t xml:space="preserve"/>
+      </w:r>
+    </w:p>
+    <w:p>
+      <w:pPr>
         <w:pBdr>
-          <w:bottom w:val="single" w:color="EEEEEE" w:sz="4"/>
+          <w:top w:val="single" w:color="CCCCCC" w:sz="4"/>
         </w:pBdr>
-        <w:spacing w:after="200" w:before="200"/>
-      </w:pPr>
-      <w:r>
-        <w:t xml:space="preserve"/>
-      </w:r>
-    </w:p>
-    <w:p>
-      <w:pPr>
-        <w:spacing w:after="120" w:before="320"/>
-      </w:pPr>
-      <w:r>
-        <w:rPr>
-          <w:rFonts w:ascii="Arial" w:cs="Arial" w:eastAsia="Arial" w:hAnsi="Arial"/>
-          <w:b/>
-          <w:bCs/>
-          <w:color w:val="1C1C1C"/>
-          <w:sz w:val="28"/>
-          <w:szCs w:val="28"/>
-          <w:u w:val="single"/>
-        </w:rPr>
-        <w:t xml:space="preserve">Предаване</w:t>
-      </w:r>
-    </w:p>
-    <w:p>
-      <w:pPr>
-        <w:spacing w:after="120" w:before="60"/>
-      </w:pPr>
-      <w:r>
-        <w:rPr>
-          <w:rFonts w:ascii="Arial" w:cs="Arial" w:eastAsia="Arial" w:hAnsi="Arial"/>
-          <w:i w:val="false"/>
-          <w:iCs w:val="false"/>
-          <w:color w:val="333333"/>
-          <w:sz w:val="22"/>
-          <w:szCs w:val="22"/>
-        </w:rPr>
-        <w:t xml:space="preserve">Проектът се качва като PDF или DOCX в Google Drive и се споделя линк в сайта, секция Редовен / Поправителен изпит.</w:t>
-      </w:r>
-    </w:p>
-    <w:p>
-      <w:pPr>
-        <w:spacing w:after="40" w:before="60"/>
-      </w:pPr>
-      <w:r>
-        <w:t xml:space="preserve"/>
-      </w:r>
-    </w:p>
-    <w:p>
-      <w:pPr>
-        <w:spacing w:after="40" w:before="60"/>
-      </w:pPr>
-      <w:r>
-        <w:rPr>
-          <w:rFonts w:ascii="Arial" w:cs="Arial" w:eastAsia="Arial" w:hAnsi="Arial"/>
-          <w:b/>
-          <w:bCs/>
-          <w:sz w:val="22"/>
-          <w:szCs w:val="22"/>
-        </w:rPr>
-        <w:t xml:space="preserve">Редовен изпит: </w:t>
-      </w:r>
-      <w:r>
-        <w:rPr>
-          <w:rFonts w:ascii="Arial" w:cs="Arial" w:eastAsia="Arial" w:hAnsi="Arial"/>
-          <w:sz w:val="22"/>
-          <w:szCs w:val="22"/>
-        </w:rPr>
-        <w:t xml:space="preserve">до 14 юни 2026 г., 21:59 ч.</w:t>
-      </w:r>
-    </w:p>
-    <w:p>
-      <w:pPr>
-        <w:spacing w:after="80" w:before="40"/>
-      </w:pPr>
-      <w:r>
-        <w:rPr>
-          <w:rFonts w:ascii="Arial" w:cs="Arial" w:eastAsia="Arial" w:hAnsi="Arial"/>
-          <w:b/>
-          <w:bCs/>
-          <w:sz w:val="22"/>
-          <w:szCs w:val="22"/>
-        </w:rPr>
-        <w:t xml:space="preserve">Поправителен изпит: </w:t>
-      </w:r>
-      <w:r>
-        <w:rPr>
-          <w:rFonts w:ascii="Arial" w:cs="Arial" w:eastAsia="Arial" w:hAnsi="Arial"/>
-          <w:sz w:val="22"/>
-          <w:szCs w:val="22"/>
-        </w:rPr>
-        <w:t xml:space="preserve">до 21 юни 2026 г., 21:59 ч.</w:t>
-      </w:r>
-    </w:p>
-    <w:p>
-      <w:pPr>
-        <w:spacing w:after="80" w:before="160"/>
-      </w:pPr>
-      <w:r>
-        <w:t xml:space="preserve"/>
-      </w:r>
-    </w:p>
-    <w:p>
-      <w:pPr>
-        <w:spacing w:after="0" w:before="80"/>
-        <w:jc w:val="center"/>
-      </w:pPr>
-      <w:r>
-        <w:rPr>
-          <w:rFonts w:ascii="Arial" w:cs="Arial" w:eastAsia="Arial" w:hAnsi="Arial"/>
+        <w:spacing w:after="0" w:before="400"/>
+      </w:pPr>
+      <w:r>
+        <w:rPr>
+          <w:rFonts w:ascii="Calibri" w:cs="Calibri" w:eastAsia="Calibri" w:hAnsi="Calibri"/>
+          <w:color w:val="888888"/>
+          <w:sz w:val="20"/>
+          <w:szCs w:val="20"/>
+        </w:rPr>
+        <w:t xml:space="preserve">Последвайте ни: </w:t>
+      </w:r>
+      <w:r>
+        <w:rPr>
+          <w:rFonts w:ascii="Calibri" w:cs="Calibri" w:eastAsia="Calibri" w:hAnsi="Calibri"/>
+          <w:color w:val="888888"/>
+          <w:sz w:val="20"/>
+          <w:szCs w:val="20"/>
+        </w:rPr>
+        <w:t xml:space="preserve">© SoftUni – https://softuni.bg</w:t>
+      </w:r>
+      <w:r>
+        <w:rPr>
+          <w:rFonts w:ascii="Calibri" w:cs="Calibri" w:eastAsia="Calibri" w:hAnsi="Calibri"/>
           <w:color w:val="AAAAAA"/>
           <w:sz w:val="18"/>
           <w:szCs w:val="18"/>
         </w:rPr>
-        <w:t xml:space="preserve">© SoftUni – https://softuni.bg</w:t>
+        <w:t xml:space="preserve">  |  Защитен документ. Моля, не копирайте без разрешение.</w:t>
       </w:r>
     </w:p>
     <w:sectPr>
@@ -1996,8 +1916,7 @@
   <w:docDefaults>
     <w:rPrDefault>
       <w:rPr>
-        <w:rFonts w:ascii="Arial" w:cs="Arial" w:eastAsia="Arial" w:hAnsi="Arial"/>
-        <w:color w:val="1C1C1C"/>
+        <w:rFonts w:ascii="Calibri" w:cs="Calibri" w:eastAsia="Calibri" w:hAnsi="Calibri"/>
         <w:sz w:val="22"/>
         <w:szCs w:val="22"/>
       </w:rPr>
@@ -2175,5 +2094,22 @@
       <w:szCs w:val="20"/>
     </w:rPr>
   </w:style>
+  <w:style w:type="paragraph" w:styleId="Heading2">
+    <w:name w:val="Heading 2"/>
+    <w:basedOn w:val="Normal"/>
+    <w:next w:val="Normal"/>
+    <w:pPr>
+      <w:spacing w:after="160" w:before="360"/>
+      <w:outlineLvl w:val="1"/>
+    </w:pPr>
+    <w:rPr>
+      <w:rFonts w:ascii="Calibri" w:cs="Calibri" w:eastAsia="Calibri" w:hAnsi="Calibri"/>
+      <w:b/>
+      <w:bCs/>
+      <w:color w:val="1F4E79"/>
+      <w:sz w:val="28"/>
+      <w:szCs w:val="28"/>
+    </w:rPr>
+  </w:style>
 </w:styles>
 </file>
--- a/Exam-Claude-Webpage.docx
+++ b/Exam-Claude-Webpage.docx
@@ -149,6 +149,8 @@
             <w:r>
               <w:rPr>
                 <w:rFonts w:ascii="Calibri" w:cs="Calibri" w:eastAsia="Calibri" w:hAnsi="Calibri"/>
+                <w:b w:val="false"/>
+                <w:bCs w:val="false"/>
                 <w:sz w:val="22"/>
                 <w:szCs w:val="22"/>
               </w:rPr>
@@ -215,6 +217,8 @@
             <w:r>
               <w:rPr>
                 <w:rFonts w:ascii="Calibri" w:cs="Calibri" w:eastAsia="Calibri" w:hAnsi="Calibri"/>
+                <w:b w:val="false"/>
+                <w:bCs w:val="false"/>
                 <w:sz w:val="22"/>
                 <w:szCs w:val="22"/>
               </w:rPr>
@@ -281,6 +285,8 @@
             <w:r>
               <w:rPr>
                 <w:rFonts w:ascii="Calibri" w:cs="Calibri" w:eastAsia="Calibri" w:hAnsi="Calibri"/>
+                <w:b w:val="false"/>
+                <w:bCs w:val="false"/>
                 <w:sz w:val="22"/>
                 <w:szCs w:val="22"/>
               </w:rPr>
@@ -357,7 +363,7 @@
           <w:sz w:val="28"/>
           <w:szCs w:val="28"/>
         </w:rPr>
-        <w:t xml:space="preserve">Избор на сфера и формулиране на проблем</w:t>
+        <w:t xml:space="preserve">1. Избор на сфера и формулиране на проблем</w:t>
       </w:r>
     </w:p>
     <w:p>
@@ -486,6 +492,8 @@
             <w:r>
               <w:rPr>
                 <w:rFonts w:ascii="Calibri" w:cs="Calibri" w:eastAsia="Calibri" w:hAnsi="Calibri"/>
+                <w:b w:val="false"/>
+                <w:bCs w:val="false"/>
                 <w:sz w:val="22"/>
                 <w:szCs w:val="22"/>
               </w:rPr>
@@ -552,6 +560,8 @@
             <w:r>
               <w:rPr>
                 <w:rFonts w:ascii="Calibri" w:cs="Calibri" w:eastAsia="Calibri" w:hAnsi="Calibri"/>
+                <w:b w:val="false"/>
+                <w:bCs w:val="false"/>
                 <w:sz w:val="22"/>
                 <w:szCs w:val="22"/>
               </w:rPr>
@@ -575,7 +585,7 @@
           <w:sz w:val="28"/>
           <w:szCs w:val="28"/>
         </w:rPr>
-        <w:t xml:space="preserve">Генериране на решение с AI асистент</w:t>
+        <w:t xml:space="preserve">2. Генериране на решение с AI асистент</w:t>
       </w:r>
     </w:p>
     <w:p>
@@ -588,7 +598,7 @@
           <w:sz w:val="22"/>
           <w:szCs w:val="22"/>
         </w:rPr>
-        <w:t xml:space="preserve">Опишете проблема на AI асистента и поискайте предложение за просто, приложимо решение. В промпта включете кой има проблема, какво му пречи и какъв тип резултат очаквате.</w:t>
+        <w:t xml:space="preserve">Описах проблема на Claude и поисках предложение за просто, приложимо решение.</w:t>
       </w:r>
     </w:p>
     <w:p>
@@ -604,7 +614,7 @@
           <w:sz w:val="22"/>
           <w:szCs w:val="22"/>
         </w:rPr>
-        <w:t xml:space="preserve">Примерен промпт: „Работя по проблем в сферата на [сфера]. Проблемът е: [описание]. Предложи ми просто решение, обясни на кого помага и дай идеята в 5-6 изречения."</w:t>
+        <w:t xml:space="preserve">Промпт формат: „Работя по проблем в сферата на [сфера]. Проблемът е: [описание]. Предложи ми просто решение, обясни на кого помага и дай идеята в 5-6 изречения."</w:t>
       </w:r>
     </w:p>
     <w:p>
@@ -707,6 +717,8 @@
             <w:r>
               <w:rPr>
                 <w:rFonts w:ascii="Calibri" w:cs="Calibri" w:eastAsia="Calibri" w:hAnsi="Calibri"/>
+                <w:b w:val="false"/>
+                <w:bCs w:val="false"/>
                 <w:sz w:val="22"/>
                 <w:szCs w:val="22"/>
               </w:rPr>
@@ -773,10 +785,12 @@
             <w:r>
               <w:rPr>
                 <w:rFonts w:ascii="Calibri" w:cs="Calibri" w:eastAsia="Calibri" w:hAnsi="Calibri"/>
-                <w:sz w:val="22"/>
-                <w:szCs w:val="22"/>
-              </w:rPr>
-              <w:t xml:space="preserve">Решението е едностранична уебстраница (landing page) за FitZone с ясна структура: Hero секция с ключово послание, блок с 4 услуги, ценоразпис в EUR (4 плана), седмична програма на груповите тренировки, форма за безплатна пробна тренировка и Google Maps с реалната локация. Страницата помага на хора от квартала, търсещи фитнес клуб в Google — виждат всичко необходимо и се записват без обаждане. Дизайнът следва UI/UX Pro Max Skill (Vibrant &amp; Block-based: #F97316 / #22C55E) с пълна мобилна оптимизация и hamburger меню. Хоствана безплатно в GitHub Pages — без месечен разход.</w:t>
+                <w:b w:val="false"/>
+                <w:bCs w:val="false"/>
+                <w:sz w:val="22"/>
+                <w:szCs w:val="22"/>
+              </w:rPr>
+              <w:t xml:space="preserve">Решението е едностранична уебстраница (landing page) за FitZone. Страницата съдържа: Hero секция с послание "Тренирай без компромис" и 4 статистики, блок с 4 услуги, ценоразпис в EUR (4 плана: 5 EUR/посещение до 306 EUR/год.), седмична програма на груповите тренировки, форма за безплатна пробна тренировка, Google Maps embed с реалната локация и контакти. Страницата помага на хора от квартала, търсещи фитнес клуб в Google — виждат всичко необходимо и се записват без да се налага да се обаждат. Хоствана безплатно в GitHub Pages — без месечен разход.</w:t>
             </w:r>
           </w:p>
         </w:tc>
@@ -839,6 +853,8 @@
             <w:r>
               <w:rPr>
                 <w:rFonts w:ascii="Calibri" w:cs="Calibri" w:eastAsia="Calibri" w:hAnsi="Calibri"/>
+                <w:b w:val="false"/>
+                <w:bCs w:val="false"/>
                 <w:sz w:val="22"/>
                 <w:szCs w:val="22"/>
               </w:rPr>
@@ -862,7 +878,7 @@
           <w:sz w:val="28"/>
           <w:szCs w:val="28"/>
         </w:rPr>
-        <w:t xml:space="preserve">Създаване на уебстраница с AI</w:t>
+        <w:t xml:space="preserve">3. Създаване на уебстраница с AI</w:t>
       </w:r>
     </w:p>
     <w:p>
@@ -875,7 +891,7 @@
           <w:sz w:val="22"/>
           <w:szCs w:val="22"/>
         </w:rPr>
-        <w:t xml:space="preserve">Помолете AI асистента да създаде една HTML страница, която представя решението. Страницата трябва да бъде разбираема за потенциален потребител или клиент, дори ако той не е запознат с контекста.</w:t>
+        <w:t xml:space="preserve">Използвах Claude за итеративно генериране и подобряване на HTML страница. Процесът включваше множество промпта и подобрения.</w:t>
       </w:r>
     </w:p>
     <w:p>
@@ -1006,6 +1022,264 @@
           <w:szCs w:val="22"/>
         </w:rPr>
         <w:t xml:space="preserve">четим дизайн с подходящи цветове и подредба.</w:t>
+      </w:r>
+    </w:p>
+    <w:p>
+      <w:pPr>
+        <w:spacing w:after="80" w:before="80"/>
+      </w:pPr>
+      <w:r>
+        <w:rPr>
+          <w:rFonts w:ascii="Calibri" w:cs="Calibri" w:eastAsia="Calibri" w:hAnsi="Calibri"/>
+          <w:sz w:val="22"/>
+          <w:szCs w:val="22"/>
+        </w:rPr>
+        <w:t xml:space="preserve"/>
+      </w:r>
+    </w:p>
+    <w:p>
+      <w:pPr>
+        <w:spacing w:after="120" w:before="60"/>
+      </w:pPr>
+      <w:r>
+        <w:rPr>
+          <w:rFonts w:ascii="Calibri" w:cs="Calibri" w:eastAsia="Calibri" w:hAnsi="Calibri"/>
+          <w:b/>
+          <w:bCs/>
+          <w:sz w:val="22"/>
+          <w:szCs w:val="22"/>
+        </w:rPr>
+        <w:t xml:space="preserve">Изпълнени изисквания и допълнителни функционалности:</w:t>
+      </w:r>
+    </w:p>
+    <w:p>
+      <w:pPr>
+        <w:spacing w:after="40" w:before="40"/>
+        <w:ind w:left="360"/>
+      </w:pPr>
+      <w:r>
+        <w:rPr>
+          <w:rFonts w:ascii="Calibri" w:cs="Calibri" w:eastAsia="Calibri" w:hAnsi="Calibri"/>
+          <w:color w:val="1F4E79"/>
+          <w:sz w:val="22"/>
+          <w:szCs w:val="22"/>
+        </w:rPr>
+        <w:t xml:space="preserve">• </w:t>
+      </w:r>
+      <w:r>
+        <w:rPr>
+          <w:rFonts w:ascii="Calibri" w:cs="Calibri" w:eastAsia="Calibri" w:hAnsi="Calibri"/>
+          <w:sz w:val="22"/>
+          <w:szCs w:val="22"/>
+        </w:rPr>
+        <w:t xml:space="preserve">Hero секция: "Тренирай без компромис" + 4 статистики (7г, 340+ члена, 06:00, 4 треньора)</w:t>
+      </w:r>
+    </w:p>
+    <w:p>
+      <w:pPr>
+        <w:spacing w:after="40" w:before="40"/>
+        <w:ind w:left="360"/>
+      </w:pPr>
+      <w:r>
+        <w:rPr>
+          <w:rFonts w:ascii="Calibri" w:cs="Calibri" w:eastAsia="Calibri" w:hAnsi="Calibri"/>
+          <w:color w:val="1F4E79"/>
+          <w:sz w:val="22"/>
+          <w:szCs w:val="22"/>
+        </w:rPr>
+        <w:t xml:space="preserve">• </w:t>
+      </w:r>
+      <w:r>
+        <w:rPr>
+          <w:rFonts w:ascii="Calibri" w:cs="Calibri" w:eastAsia="Calibri" w:hAnsi="Calibri"/>
+          <w:sz w:val="22"/>
+          <w:szCs w:val="22"/>
+        </w:rPr>
+        <w:t xml:space="preserve">4 услуги (тежести, кардио, групови, личен треньор) + 4 ценови плана в EUR</w:t>
+      </w:r>
+    </w:p>
+    <w:p>
+      <w:pPr>
+        <w:spacing w:after="40" w:before="40"/>
+        <w:ind w:left="360"/>
+      </w:pPr>
+      <w:r>
+        <w:rPr>
+          <w:rFonts w:ascii="Calibri" w:cs="Calibri" w:eastAsia="Calibri" w:hAnsi="Calibri"/>
+          <w:color w:val="1F4E79"/>
+          <w:sz w:val="22"/>
+          <w:szCs w:val="22"/>
+        </w:rPr>
+        <w:t xml:space="preserve">• </w:t>
+      </w:r>
+      <w:r>
+        <w:rPr>
+          <w:rFonts w:ascii="Calibri" w:cs="Calibri" w:eastAsia="Calibri" w:hAnsi="Calibri"/>
+          <w:sz w:val="22"/>
+          <w:szCs w:val="22"/>
+        </w:rPr>
+        <w:t xml:space="preserve">Седмична програма на групови тренировки (6 занятия)</w:t>
+      </w:r>
+    </w:p>
+    <w:p>
+      <w:pPr>
+        <w:spacing w:after="40" w:before="40"/>
+        <w:ind w:left="360"/>
+      </w:pPr>
+      <w:r>
+        <w:rPr>
+          <w:rFonts w:ascii="Calibri" w:cs="Calibri" w:eastAsia="Calibri" w:hAnsi="Calibri"/>
+          <w:color w:val="1F4E79"/>
+          <w:sz w:val="22"/>
+          <w:szCs w:val="22"/>
+        </w:rPr>
+        <w:t xml:space="preserve">• </w:t>
+      </w:r>
+      <w:r>
+        <w:rPr>
+          <w:rFonts w:ascii="Calibri" w:cs="Calibri" w:eastAsia="Calibri" w:hAnsi="Calibri"/>
+          <w:sz w:val="22"/>
+          <w:szCs w:val="22"/>
+        </w:rPr>
+        <w:t xml:space="preserve">Форма за безплатна пробна тренировка с validation и success state</w:t>
+      </w:r>
+    </w:p>
+    <w:p>
+      <w:pPr>
+        <w:spacing w:after="40" w:before="40"/>
+        <w:ind w:left="360"/>
+      </w:pPr>
+      <w:r>
+        <w:rPr>
+          <w:rFonts w:ascii="Calibri" w:cs="Calibri" w:eastAsia="Calibri" w:hAnsi="Calibri"/>
+          <w:color w:val="1F4E79"/>
+          <w:sz w:val="22"/>
+          <w:szCs w:val="22"/>
+        </w:rPr>
+        <w:t xml:space="preserve">• </w:t>
+      </w:r>
+      <w:r>
+        <w:rPr>
+          <w:rFonts w:ascii="Calibri" w:cs="Calibri" w:eastAsia="Calibri" w:hAnsi="Calibri"/>
+          <w:sz w:val="22"/>
+          <w:szCs w:val="22"/>
+        </w:rPr>
+        <w:t xml:space="preserve">Google Maps embed с реалната локация (бул. Царица Йоанна 47, Люлин)</w:t>
+      </w:r>
+    </w:p>
+    <w:p>
+      <w:pPr>
+        <w:spacing w:after="40" w:before="40"/>
+        <w:ind w:left="360"/>
+      </w:pPr>
+      <w:r>
+        <w:rPr>
+          <w:rFonts w:ascii="Calibri" w:cs="Calibri" w:eastAsia="Calibri" w:hAnsi="Calibri"/>
+          <w:color w:val="1F4E79"/>
+          <w:sz w:val="22"/>
+          <w:szCs w:val="22"/>
+        </w:rPr>
+        <w:t xml:space="preserve">• </w:t>
+      </w:r>
+      <w:r>
+        <w:rPr>
+          <w:rFonts w:ascii="Calibri" w:cs="Calibri" w:eastAsia="Calibri" w:hAnsi="Calibri"/>
+          <w:sz w:val="22"/>
+          <w:szCs w:val="22"/>
+        </w:rPr>
+        <w:t xml:space="preserve">Редизайн по UI/UX Pro Max Skill (Vibrant &amp; Block-based) с оценка от скила</w:t>
+      </w:r>
+    </w:p>
+    <w:p>
+      <w:pPr>
+        <w:spacing w:after="40" w:before="40"/>
+        <w:ind w:left="360"/>
+      </w:pPr>
+      <w:r>
+        <w:rPr>
+          <w:rFonts w:ascii="Calibri" w:cs="Calibri" w:eastAsia="Calibri" w:hAnsi="Calibri"/>
+          <w:color w:val="1F4E79"/>
+          <w:sz w:val="22"/>
+          <w:szCs w:val="22"/>
+        </w:rPr>
+        <w:t xml:space="preserve">• </w:t>
+      </w:r>
+      <w:r>
+        <w:rPr>
+          <w:rFonts w:ascii="Calibri" w:cs="Calibri" w:eastAsia="Calibri" w:hAnsi="Calibri"/>
+          <w:sz w:val="22"/>
+          <w:szCs w:val="22"/>
+        </w:rPr>
+        <w:t xml:space="preserve">Пълна мобилна оптимизация: hamburger меню, breakpoints 375/480/768/1024px</w:t>
+      </w:r>
+    </w:p>
+    <w:p>
+      <w:pPr>
+        <w:spacing w:after="40" w:before="40"/>
+        <w:ind w:left="360"/>
+      </w:pPr>
+      <w:r>
+        <w:rPr>
+          <w:rFonts w:ascii="Calibri" w:cs="Calibri" w:eastAsia="Calibri" w:hAnsi="Calibri"/>
+          <w:color w:val="1F4E79"/>
+          <w:sz w:val="22"/>
+          <w:szCs w:val="22"/>
+        </w:rPr>
+        <w:t xml:space="preserve">• </w:t>
+      </w:r>
+      <w:r>
+        <w:rPr>
+          <w:rFonts w:ascii="Calibri" w:cs="Calibri" w:eastAsia="Calibri" w:hAnsi="Calibri"/>
+          <w:sz w:val="22"/>
+          <w:szCs w:val="22"/>
+        </w:rPr>
+        <w:t xml:space="preserve">Бутон "Оцени" с modal по SoftUни скала (2.00-6.00), cert badge за &gt;=5.00</w:t>
+      </w:r>
+    </w:p>
+    <w:p>
+      <w:pPr>
+        <w:spacing w:after="40" w:before="40"/>
+        <w:ind w:left="360"/>
+      </w:pPr>
+      <w:r>
+        <w:rPr>
+          <w:rFonts w:ascii="Calibri" w:cs="Calibri" w:eastAsia="Calibri" w:hAnsi="Calibri"/>
+          <w:color w:val="1F4E79"/>
+          <w:sz w:val="22"/>
+          <w:szCs w:val="22"/>
+        </w:rPr>
+        <w:t xml:space="preserve">• </w:t>
+      </w:r>
+      <w:r>
+        <w:rPr>
+          <w:rFonts w:ascii="Calibri" w:cs="Calibri" w:eastAsia="Calibri" w:hAnsi="Calibri"/>
+          <w:sz w:val="22"/>
+          <w:szCs w:val="22"/>
+        </w:rPr>
+        <w:t xml:space="preserve">EmailJS интеграция за реални имейли с HTML темплейт в дизайна на страницата</w:t>
+      </w:r>
+    </w:p>
+    <w:p>
+      <w:pPr>
+        <w:spacing w:after="40" w:before="40"/>
+        <w:ind w:left="360"/>
+      </w:pPr>
+      <w:r>
+        <w:rPr>
+          <w:rFonts w:ascii="Calibri" w:cs="Calibri" w:eastAsia="Calibri" w:hAnsi="Calibri"/>
+          <w:color w:val="1F4E79"/>
+          <w:sz w:val="22"/>
+          <w:szCs w:val="22"/>
+        </w:rPr>
+        <w:t xml:space="preserve">• </w:t>
+      </w:r>
+      <w:r>
+        <w:rPr>
+          <w:rFonts w:ascii="Calibri" w:cs="Calibri" w:eastAsia="Calibri" w:hAnsi="Calibri"/>
+          <w:sz w:val="22"/>
+          <w:szCs w:val="22"/>
+        </w:rPr>
+        <w:t xml:space="preserve">Изпитен документ достъпен директно от страницата (Свали DOCX / Виж в GitHub)</w:t>
       </w:r>
     </w:p>
     <w:p>
@@ -1034,7 +1308,107 @@
           <w:sz w:val="22"/>
           <w:szCs w:val="22"/>
         </w:rPr>
-        <w:t xml:space="preserve">Примерен промпт: „Направи ми проста, красива уебстраница (HTML) за това решение. Секции: заглавие с кратко послание, 3 ключови ползи и бутон с призив за действие."</w:t>
+        <w:t xml:space="preserve">Промпт за HTML: „Направи ми красива, responsive едностранична HTML страница за фитнес клуб FitZone. Тъмен фон #0F172A, оранжев акцент #F97316, зелен CTA #22C55E, шрифт Barlow Condensed + Barlow от Google Fonts. Секции: Hero с "Тренирай без компромис" + статистики, Услуги (4 карти), Цени в EUR (4 плана), Групови тренировки (6 занятия), Форма за пробна тренировка, Google Maps embed, Footer. Мобилна оптимизация с hamburger меню. Следвай UI/UX Pro Max Skill — стил Vibrant &amp; Block-based."</w:t>
+      </w:r>
+    </w:p>
+    <w:p>
+      <w:pPr>
+        <w:spacing w:after="80" w:before="80"/>
+      </w:pPr>
+      <w:r>
+        <w:rPr>
+          <w:rFonts w:ascii="Calibri" w:cs="Calibri" w:eastAsia="Calibri" w:hAnsi="Calibri"/>
+          <w:sz w:val="22"/>
+          <w:szCs w:val="22"/>
+        </w:rPr>
+        <w:t xml:space="preserve"/>
+      </w:r>
+    </w:p>
+    <w:p>
+      <w:pPr>
+        <w:spacing w:after="120" w:before="60"/>
+      </w:pPr>
+      <w:r>
+        <w:rPr>
+          <w:rFonts w:ascii="Calibri" w:cs="Calibri" w:eastAsia="Calibri" w:hAnsi="Calibri"/>
+          <w:i/>
+          <w:iCs/>
+          <w:color w:val="555555"/>
+          <w:sz w:val="22"/>
+          <w:szCs w:val="22"/>
+        </w:rPr>
+        <w:t xml:space="preserve">Промпт за редизайн: „Направи редизайн на страницата спрямо UI/UX Pro Max Skill (https://github.com/nextlevelbuilder/ui-ux-pro-max-skill). Скилът препоръча за фитнес продукт: Vibrant &amp; Block-based стил, цветова схема Energy Orange #F97316 + Success Green #22C55E на тъмен фон, шрифт Barlow Condensed (потвърден best-for: sports, fitness, gyms), 48px+ block gaps, animated diagonal pattern, bold hover color-shift. Приложи всички правила за accessibility (WCAG AA), touch targets 44px, prefers-reduced-motion, aria-labels, видими focus states."</w:t>
+      </w:r>
+    </w:p>
+    <w:p>
+      <w:pPr>
+        <w:spacing w:after="80" w:before="80"/>
+      </w:pPr>
+      <w:r>
+        <w:rPr>
+          <w:rFonts w:ascii="Calibri" w:cs="Calibri" w:eastAsia="Calibri" w:hAnsi="Calibri"/>
+          <w:sz w:val="22"/>
+          <w:szCs w:val="22"/>
+        </w:rPr>
+        <w:t xml:space="preserve"/>
+      </w:r>
+    </w:p>
+    <w:p>
+      <w:pPr>
+        <w:spacing w:after="120" w:before="60"/>
+      </w:pPr>
+      <w:r>
+        <w:rPr>
+          <w:rFonts w:ascii="Calibri" w:cs="Calibri" w:eastAsia="Calibri" w:hAnsi="Calibri"/>
+          <w:i/>
+          <w:iCs/>
+          <w:color w:val="555555"/>
+          <w:sz w:val="22"/>
+          <w:szCs w:val="22"/>
+        </w:rPr>
+        <w:t xml:space="preserve">Промпт за мобилна оптимизация: „Оптимизирай страницата за мобилни устройства: добави hamburger меню с animated drawer, поправи overflow на heading текстове (word-break), направи всички бутони full-width на мобилен, добави breakpoints 375/480/768/1024px, exam banner да се наредва вертикално на мобилен."</w:t>
+      </w:r>
+    </w:p>
+    <w:p>
+      <w:pPr>
+        <w:spacing w:after="80" w:before="80"/>
+      </w:pPr>
+      <w:r>
+        <w:rPr>
+          <w:rFonts w:ascii="Calibri" w:cs="Calibri" w:eastAsia="Calibri" w:hAnsi="Calibri"/>
+          <w:sz w:val="22"/>
+          <w:szCs w:val="22"/>
+        </w:rPr>
+        <w:t xml:space="preserve"/>
+      </w:r>
+    </w:p>
+    <w:p>
+      <w:pPr>
+        <w:spacing w:after="120" w:before="60"/>
+      </w:pPr>
+      <w:r>
+        <w:rPr>
+          <w:rFonts w:ascii="Calibri" w:cs="Calibri" w:eastAsia="Calibri" w:hAnsi="Calibri"/>
+          <w:i/>
+          <w:iCs/>
+          <w:color w:val="555555"/>
+          <w:sz w:val="22"/>
+          <w:szCs w:val="22"/>
+        </w:rPr>
+        <w:t xml:space="preserve">Промпт за оценъчен бутон: „Добави бутон "Оцени" до бутоните за документа. При клик отваря modal с: оценки по SoftUni скала (2.00/3.00/4.00/5.00/5.50/6.00), оценки &gt;= 5.00 маркирани в зелено (дават право на сертификат), поле за коментар, поле за CC имейл, анимация с хвърчащи писма при изпращане, прогрес бар и success съобщение. Свържи с EmailJS (service_0bdu17s / template_i7idtwm) за реални имейли до pachovski@gmail.com. Темплейтът да е с дизайна на страницата: тъмен фон, оранжево/зелено, описание на оценката, критерии за оценяване, cert badge."</w:t>
+      </w:r>
+    </w:p>
+    <w:p>
+      <w:pPr>
+        <w:spacing w:after="80" w:before="80"/>
+      </w:pPr>
+      <w:r>
+        <w:rPr>
+          <w:rFonts w:ascii="Calibri" w:cs="Calibri" w:eastAsia="Calibri" w:hAnsi="Calibri"/>
+          <w:sz w:val="22"/>
+          <w:szCs w:val="22"/>
+        </w:rPr>
+        <w:t xml:space="preserve"/>
       </w:r>
     </w:p>
     <w:p>
@@ -1137,10 +1511,12 @@
             <w:r>
               <w:rPr>
                 <w:rFonts w:ascii="Calibri" w:cs="Calibri" w:eastAsia="Calibri" w:hAnsi="Calibri"/>
-                <w:sz w:val="22"/>
-                <w:szCs w:val="22"/>
-              </w:rPr>
-              <w:t xml:space="preserve">Направи ми красива, responsive HTML страница за фитнес клуб FitZone. Тъмен фон #0F172A, оранжев акцент #F97316, зелен CTA #22C55E, шрифт Barlow Condensed. Секции: Hero с "Тренирай без компромис" + статистики, Услуги (4 карти), Цени в EUR (4 плана), Групови тренировки, Форма за пробна тренировка, Google Maps embed, Footer. Мобилна оптимизация с hamburger меню.</w:t>
+                <w:b w:val="false"/>
+                <w:bCs w:val="false"/>
+                <w:sz w:val="22"/>
+                <w:szCs w:val="22"/>
+              </w:rPr>
+              <w:t xml:space="preserve">Направи ми красива, responsive едностранична HTML страница за фитнес клуб FitZone. Тъмен фон #0F172A, оранжев акцент #F97316, зелен CTA #22C55E, шрифт Barlow Condensed + Barlow от Google Fonts. Секции: Hero с "Тренирай без компромис" + статистики, Услуги (4 карти), Цени в EUR (4 плана), Групови тренировки (6 занятия), Форма за пробна тренировка, Google Maps embed, Footer. Мобилна оптимизация с hamburger меню. Следвай UI/UX Pro Max Skill — стил Vibrant &amp; Block-based.</w:t>
             </w:r>
           </w:p>
         </w:tc>
@@ -1203,6 +1579,8 @@
             <w:r>
               <w:rPr>
                 <w:rFonts w:ascii="Calibri" w:cs="Calibri" w:eastAsia="Calibri" w:hAnsi="Calibri"/>
+                <w:b w:val="false"/>
+                <w:bCs w:val="false"/>
                 <w:sz w:val="22"/>
                 <w:szCs w:val="22"/>
               </w:rPr>
@@ -1299,6 +1677,8 @@
             <w:r>
               <w:rPr>
                 <w:rFonts w:ascii="Calibri" w:cs="Calibri" w:eastAsia="Calibri" w:hAnsi="Calibri"/>
+                <w:b w:val="false"/>
+                <w:bCs w:val="false"/>
                 <w:sz w:val="22"/>
                 <w:szCs w:val="22"/>
               </w:rPr>
@@ -1365,10 +1745,12 @@
             <w:r>
               <w:rPr>
                 <w:rFonts w:ascii="Calibri" w:cs="Calibri" w:eastAsia="Calibri" w:hAnsi="Calibri"/>
-                <w:sz w:val="22"/>
-                <w:szCs w:val="22"/>
-              </w:rPr>
-              <w:t xml:space="preserve">HTML5 / CSS3 / JavaScript — без фреймуъркове</w:t>
+                <w:b w:val="false"/>
+                <w:bCs w:val="false"/>
+                <w:sz w:val="22"/>
+                <w:szCs w:val="22"/>
+              </w:rPr>
+              <w:t xml:space="preserve">HTML5 / CSS3 / JavaScript — без фреймуъркове, single-file</w:t>
             </w:r>
           </w:p>
         </w:tc>
@@ -1431,10 +1813,12 @@
             <w:r>
               <w:rPr>
                 <w:rFonts w:ascii="Calibri" w:cs="Calibri" w:eastAsia="Calibri" w:hAnsi="Calibri"/>
-                <w:sz w:val="22"/>
-                <w:szCs w:val="22"/>
-              </w:rPr>
-              <w:t xml:space="preserve">GitHub Pages (безплатно)</w:t>
+                <w:b w:val="false"/>
+                <w:bCs w:val="false"/>
+                <w:sz w:val="22"/>
+                <w:szCs w:val="22"/>
+              </w:rPr>
+              <w:t xml:space="preserve">GitHub Pages (безплатно, автоматично при push към main)</w:t>
             </w:r>
           </w:p>
         </w:tc>
@@ -1497,10 +1881,216 @@
             <w:r>
               <w:rPr>
                 <w:rFonts w:ascii="Calibri" w:cs="Calibri" w:eastAsia="Calibri" w:hAnsi="Calibri"/>
-                <w:sz w:val="22"/>
-                <w:szCs w:val="22"/>
-              </w:rPr>
-              <w:t xml:space="preserve">UI/UX Pro Max Skill — Vibrant &amp; Block-based</w:t>
+                <w:b w:val="false"/>
+                <w:bCs w:val="false"/>
+                <w:sz w:val="22"/>
+                <w:szCs w:val="22"/>
+              </w:rPr>
+              <w:t xml:space="preserve">UI/UX Pro Max Skill — Vibrant &amp; Block-based (nextlevelbuilder/ui-ux-pro-max-skill)</w:t>
+            </w:r>
+          </w:p>
+        </w:tc>
+      </w:tr>
+      <w:tr>
+        <w:tc>
+          <w:tcPr>
+            <w:tcW w:type="dxa" w:w="2500"/>
+            <w:tcBorders>
+              <w:top w:val="single" w:color="CCCCCC" w:sz="4"/>
+              <w:left w:val="single" w:color="CCCCCC" w:sz="4"/>
+              <w:bottom w:val="single" w:color="CCCCCC" w:sz="4"/>
+              <w:right w:val="single" w:color="CCCCCC" w:sz="4"/>
+            </w:tcBorders>
+            <w:shd w:fill="F2F2F2" w:val="clear"/>
+            <w:tcMar>
+              <w:top w:type="dxa" w:w="100"/>
+              <w:left w:type="dxa" w:w="160"/>
+              <w:bottom w:type="dxa" w:w="100"/>
+              <w:right w:type="dxa" w:w="160"/>
+            </w:tcMar>
+          </w:tcPr>
+          <w:p>
+            <w:pPr>
+              <w:spacing w:after="120" w:before="60"/>
+            </w:pPr>
+            <w:r>
+              <w:rPr>
+                <w:rFonts w:ascii="Calibri" w:cs="Calibri" w:eastAsia="Calibri" w:hAnsi="Calibri"/>
+                <w:b/>
+                <w:bCs/>
+                <w:sz w:val="22"/>
+                <w:szCs w:val="22"/>
+              </w:rPr>
+              <w:t xml:space="preserve">Цени</w:t>
+            </w:r>
+          </w:p>
+        </w:tc>
+        <w:tc>
+          <w:tcPr>
+            <w:tcW w:type="dxa" w:w="6860"/>
+            <w:tcBorders>
+              <w:top w:val="single" w:color="CCCCCC" w:sz="4"/>
+              <w:left w:val="single" w:color="CCCCCC" w:sz="4"/>
+              <w:bottom w:val="single" w:color="CCCCCC" w:sz="4"/>
+              <w:right w:val="single" w:color="CCCCCC" w:sz="4"/>
+            </w:tcBorders>
+            <w:shd w:fill="FFFFFF" w:val="clear"/>
+            <w:tcMar>
+              <w:top w:type="dxa" w:w="100"/>
+              <w:left w:type="dxa" w:w="160"/>
+              <w:bottom w:type="dxa" w:w="100"/>
+              <w:right w:type="dxa" w:w="160"/>
+            </w:tcMar>
+          </w:tcPr>
+          <w:p>
+            <w:pPr>
+              <w:spacing w:after="120" w:before="60"/>
+            </w:pPr>
+            <w:r>
+              <w:rPr>
+                <w:rFonts w:ascii="Calibri" w:cs="Calibri" w:eastAsia="Calibri" w:hAnsi="Calibri"/>
+                <w:b w:val="false"/>
+                <w:bCs w:val="false"/>
+                <w:sz w:val="22"/>
+                <w:szCs w:val="22"/>
+              </w:rPr>
+              <w:t xml:space="preserve">EUR — еднократно €5, месечен €28, месечен Plus €40, годишен €306</w:t>
+            </w:r>
+          </w:p>
+        </w:tc>
+      </w:tr>
+      <w:tr>
+        <w:tc>
+          <w:tcPr>
+            <w:tcW w:type="dxa" w:w="2500"/>
+            <w:tcBorders>
+              <w:top w:val="single" w:color="CCCCCC" w:sz="4"/>
+              <w:left w:val="single" w:color="CCCCCC" w:sz="4"/>
+              <w:bottom w:val="single" w:color="CCCCCC" w:sz="4"/>
+              <w:right w:val="single" w:color="CCCCCC" w:sz="4"/>
+            </w:tcBorders>
+            <w:shd w:fill="F2F2F2" w:val="clear"/>
+            <w:tcMar>
+              <w:top w:type="dxa" w:w="100"/>
+              <w:left w:type="dxa" w:w="160"/>
+              <w:bottom w:type="dxa" w:w="100"/>
+              <w:right w:type="dxa" w:w="160"/>
+            </w:tcMar>
+          </w:tcPr>
+          <w:p>
+            <w:pPr>
+              <w:spacing w:after="120" w:before="60"/>
+            </w:pPr>
+            <w:r>
+              <w:rPr>
+                <w:rFonts w:ascii="Calibri" w:cs="Calibri" w:eastAsia="Calibri" w:hAnsi="Calibri"/>
+                <w:b/>
+                <w:bCs/>
+                <w:sz w:val="22"/>
+                <w:szCs w:val="22"/>
+              </w:rPr>
+              <w:t xml:space="preserve">Имейл интеграция</w:t>
+            </w:r>
+          </w:p>
+        </w:tc>
+        <w:tc>
+          <w:tcPr>
+            <w:tcW w:type="dxa" w:w="6860"/>
+            <w:tcBorders>
+              <w:top w:val="single" w:color="CCCCCC" w:sz="4"/>
+              <w:left w:val="single" w:color="CCCCCC" w:sz="4"/>
+              <w:bottom w:val="single" w:color="CCCCCC" w:sz="4"/>
+              <w:right w:val="single" w:color="CCCCCC" w:sz="4"/>
+            </w:tcBorders>
+            <w:shd w:fill="FFFFFF" w:val="clear"/>
+            <w:tcMar>
+              <w:top w:type="dxa" w:w="100"/>
+              <w:left w:type="dxa" w:w="160"/>
+              <w:bottom w:type="dxa" w:w="100"/>
+              <w:right w:type="dxa" w:w="160"/>
+            </w:tcMar>
+          </w:tcPr>
+          <w:p>
+            <w:pPr>
+              <w:spacing w:after="120" w:before="60"/>
+            </w:pPr>
+            <w:r>
+              <w:rPr>
+                <w:rFonts w:ascii="Calibri" w:cs="Calibri" w:eastAsia="Calibri" w:hAnsi="Calibri"/>
+                <w:b w:val="false"/>
+                <w:bCs w:val="false"/>
+                <w:sz w:val="22"/>
+                <w:szCs w:val="22"/>
+              </w:rPr>
+              <w:t xml:space="preserve">EmailJS (service_0bdu17s) — реални имейли при оценяване</w:t>
+            </w:r>
+          </w:p>
+        </w:tc>
+      </w:tr>
+      <w:tr>
+        <w:tc>
+          <w:tcPr>
+            <w:tcW w:type="dxa" w:w="2500"/>
+            <w:tcBorders>
+              <w:top w:val="single" w:color="CCCCCC" w:sz="4"/>
+              <w:left w:val="single" w:color="CCCCCC" w:sz="4"/>
+              <w:bottom w:val="single" w:color="CCCCCC" w:sz="4"/>
+              <w:right w:val="single" w:color="CCCCCC" w:sz="4"/>
+            </w:tcBorders>
+            <w:shd w:fill="F2F2F2" w:val="clear"/>
+            <w:tcMar>
+              <w:top w:type="dxa" w:w="100"/>
+              <w:left w:type="dxa" w:w="160"/>
+              <w:bottom w:type="dxa" w:w="100"/>
+              <w:right w:type="dxa" w:w="160"/>
+            </w:tcMar>
+          </w:tcPr>
+          <w:p>
+            <w:pPr>
+              <w:spacing w:after="120" w:before="60"/>
+            </w:pPr>
+            <w:r>
+              <w:rPr>
+                <w:rFonts w:ascii="Calibri" w:cs="Calibri" w:eastAsia="Calibri" w:hAnsi="Calibri"/>
+                <w:b/>
+                <w:bCs/>
+                <w:sz w:val="22"/>
+                <w:szCs w:val="22"/>
+              </w:rPr>
+              <w:t xml:space="preserve">Оценъчна система</w:t>
+            </w:r>
+          </w:p>
+        </w:tc>
+        <w:tc>
+          <w:tcPr>
+            <w:tcW w:type="dxa" w:w="6860"/>
+            <w:tcBorders>
+              <w:top w:val="single" w:color="CCCCCC" w:sz="4"/>
+              <w:left w:val="single" w:color="CCCCCC" w:sz="4"/>
+              <w:bottom w:val="single" w:color="CCCCCC" w:sz="4"/>
+              <w:right w:val="single" w:color="CCCCCC" w:sz="4"/>
+            </w:tcBorders>
+            <w:shd w:fill="FFFFFF" w:val="clear"/>
+            <w:tcMar>
+              <w:top w:type="dxa" w:w="100"/>
+              <w:left w:type="dxa" w:w="160"/>
+              <w:bottom w:type="dxa" w:w="100"/>
+              <w:right w:type="dxa" w:w="160"/>
+            </w:tcMar>
+          </w:tcPr>
+          <w:p>
+            <w:pPr>
+              <w:spacing w:after="120" w:before="60"/>
+            </w:pPr>
+            <w:r>
+              <w:rPr>
+                <w:rFonts w:ascii="Calibri" w:cs="Calibri" w:eastAsia="Calibri" w:hAnsi="Calibri"/>
+                <w:b w:val="false"/>
+                <w:bCs w:val="false"/>
+                <w:sz w:val="22"/>
+                <w:szCs w:val="22"/>
+              </w:rPr>
+              <w:t xml:space="preserve">SoftUni скала 2.00-6.00, cert badge за &gt;=5.00, HTML email темплейт</w:t>
             </w:r>
           </w:p>
         </w:tc>
@@ -1520,7 +2110,7 @@
           <w:sz w:val="28"/>
           <w:szCs w:val="28"/>
         </w:rPr>
-        <w:t xml:space="preserve">Критерии за оценяване</w:t>
+        <w:t xml:space="preserve">4. Критерии за оценяване</w:t>
       </w:r>
     </w:p>
     <w:p>
